--- a/docs/requirements_progress_lot_revision_20260802.docx
+++ b/docs/requirements_progress_lot_revision_20260802.docx
@@ -4,13 +4,14 @@
   <w:body>
     <w:p>
       <w:pPr>
-        <w:spacing w:after="60"/>
-        <w:jc w:val="left"/>
+        <w:spacing w:after="80"/>
+        <w:jc w:val="center"/>
       </w:pPr>
       <w:r>
         <w:rPr>
+          <w:rFonts w:ascii="Yu Gothic" w:hAnsi="Yu Gothic"/>
           <w:b/>
-          <w:color w:val="111827"/>
+          <w:color w:val="0B2545"/>
           <w:sz w:val="40"/>
         </w:rPr>
         <w:t>進捗・ロット・在庫管理 改修要件定義書</w:t>
@@ -19,57 +20,46 @@
     <w:p>
       <w:pPr>
         <w:spacing w:after="240"/>
+        <w:jc w:val="center"/>
       </w:pPr>
       <w:r>
         <w:rPr>
-          <w:b w:val="0"/>
-          <w:color w:val="4B5563"/>
+          <w:rFonts w:ascii="Yu Gothic" w:hAnsi="Yu Gothic"/>
+          <w:color w:val="555555"/>
           <w:sz w:val="21"/>
         </w:rPr>
-        <w:t>実績登録完了時のロット自動工程移動を含む改修要件</w:t>
+        <w:t>進捗管理を工程別累計からロット別仕掛品移動へ変更するための要件</w:t>
       </w:r>
     </w:p>
     <w:tbl>
       <w:tblPr>
         <w:tblW w:type="auto" w:w="0"/>
+        <w:jc w:val="center"/>
         <w:tblLayout w:type="fixed"/>
         <w:tblLook w:firstColumn="1" w:firstRow="1" w:lastColumn="0" w:lastRow="0" w:noHBand="0" w:noVBand="1" w:val="04A0"/>
-        <w:jc w:val="left"/>
-        <w:tblBorders>
-          <w:top w:val="single" w:sz="4" w:space="0" w:color="D9E2EC"/>
-          <w:left w:val="single" w:sz="4" w:space="0" w:color="D9E2EC"/>
-          <w:bottom w:val="single" w:sz="4" w:space="0" w:color="D9E2EC"/>
-          <w:right w:val="single" w:sz="4" w:space="0" w:color="D9E2EC"/>
-          <w:insideH w:val="single" w:sz="4" w:space="0" w:color="D9E2EC"/>
-          <w:insideV w:val="single" w:sz="4" w:space="0" w:color="D9E2EC"/>
-        </w:tblBorders>
       </w:tblPr>
       <w:tblGrid>
-        <w:gridCol w:w="4680"/>
-        <w:gridCol w:w="4680"/>
+        <w:gridCol w:w="4896"/>
+        <w:gridCol w:w="4896"/>
       </w:tblGrid>
       <w:tr>
         <w:tc>
           <w:tcPr>
-            <w:tcW w:type="dxa" w:w="2304"/>
+            <w:tcW w:type="dxa" w:w="1800"/>
+            <w:shd w:fill="E8EEF5"/>
             <w:vAlign w:val="center"/>
-            <w:tcMar>
-              <w:top w:w="80" w:type="dxa"/>
-              <w:start w:w="120" w:type="dxa"/>
-              <w:bottom w:w="80" w:type="dxa"/>
-              <w:end w:w="120" w:type="dxa"/>
-            </w:tcMar>
-            <w:shd w:fill="F2F4F7"/>
           </w:tcPr>
           <w:p>
             <w:pPr>
-              <w:spacing w:after="0"/>
+              <w:jc w:val="left"/>
             </w:pPr>
+            <w:r/>
             <w:r>
               <w:rPr>
-                <w:rFonts w:ascii="Calibri" w:hAnsi="Calibri" w:eastAsia="Yu Gothic"/>
+                <w:rFonts w:ascii="Yu Gothic" w:hAnsi="Yu Gothic"/>
                 <w:b/>
-                <w:sz w:val="20"/>
+                <w:color w:val="0B2545"/>
+                <w:sz w:val="21"/>
               </w:rPr>
               <w:t>作成日</w:t>
             </w:r>
@@ -77,23 +67,19 @@
         </w:tc>
         <w:tc>
           <w:tcPr>
-            <w:tcW w:type="dxa" w:w="6912"/>
+            <w:tcW w:type="dxa" w:w="7344"/>
             <w:vAlign w:val="center"/>
-            <w:tcMar>
-              <w:top w:w="80" w:type="dxa"/>
-              <w:start w:w="120" w:type="dxa"/>
-              <w:bottom w:w="80" w:type="dxa"/>
-              <w:end w:w="120" w:type="dxa"/>
-            </w:tcMar>
           </w:tcPr>
           <w:p>
             <w:pPr>
-              <w:spacing w:after="0"/>
+              <w:jc w:val="left"/>
             </w:pPr>
+            <w:r/>
             <w:r>
               <w:rPr>
-                <w:rFonts w:ascii="Calibri" w:hAnsi="Calibri" w:eastAsia="Yu Gothic"/>
-                <w:sz w:val="20"/>
+                <w:rFonts w:ascii="Yu Gothic" w:hAnsi="Yu Gothic"/>
+                <w:b w:val="0"/>
+                <w:sz w:val="21"/>
               </w:rPr>
               <w:t>2026年8月2日</w:t>
             </w:r>
@@ -103,25 +89,21 @@
       <w:tr>
         <w:tc>
           <w:tcPr>
-            <w:tcW w:type="dxa" w:w="2304"/>
+            <w:tcW w:type="dxa" w:w="1800"/>
+            <w:shd w:fill="E8EEF5"/>
             <w:vAlign w:val="center"/>
-            <w:tcMar>
-              <w:top w:w="80" w:type="dxa"/>
-              <w:start w:w="120" w:type="dxa"/>
-              <w:bottom w:w="80" w:type="dxa"/>
-              <w:end w:w="120" w:type="dxa"/>
-            </w:tcMar>
-            <w:shd w:fill="F2F4F7"/>
           </w:tcPr>
           <w:p>
             <w:pPr>
-              <w:spacing w:after="0"/>
+              <w:jc w:val="left"/>
             </w:pPr>
+            <w:r/>
             <w:r>
               <w:rPr>
-                <w:rFonts w:ascii="Calibri" w:hAnsi="Calibri" w:eastAsia="Yu Gothic"/>
+                <w:rFonts w:ascii="Yu Gothic" w:hAnsi="Yu Gothic"/>
                 <w:b/>
-                <w:sz w:val="20"/>
+                <w:color w:val="0B2545"/>
+                <w:sz w:val="21"/>
               </w:rPr>
               <w:t>対象システム</w:t>
             </w:r>
@@ -129,23 +111,19 @@
         </w:tc>
         <w:tc>
           <w:tcPr>
-            <w:tcW w:type="dxa" w:w="6912"/>
+            <w:tcW w:type="dxa" w:w="7344"/>
             <w:vAlign w:val="center"/>
-            <w:tcMar>
-              <w:top w:w="80" w:type="dxa"/>
-              <w:start w:w="120" w:type="dxa"/>
-              <w:bottom w:w="80" w:type="dxa"/>
-              <w:end w:w="120" w:type="dxa"/>
-            </w:tcMar>
           </w:tcPr>
           <w:p>
             <w:pPr>
-              <w:spacing w:after="0"/>
+              <w:jc w:val="left"/>
             </w:pPr>
+            <w:r/>
             <w:r>
               <w:rPr>
-                <w:rFonts w:ascii="Calibri" w:hAnsi="Calibri" w:eastAsia="Yu Gothic"/>
-                <w:sz w:val="20"/>
+                <w:rFonts w:ascii="Yu Gothic" w:hAnsi="Yu Gothic"/>
+                <w:b w:val="0"/>
+                <w:sz w:val="21"/>
               </w:rPr>
               <w:t>kawane-app</w:t>
             </w:r>
@@ -155,25 +133,21 @@
       <w:tr>
         <w:tc>
           <w:tcPr>
-            <w:tcW w:type="dxa" w:w="2304"/>
+            <w:tcW w:type="dxa" w:w="1800"/>
+            <w:shd w:fill="E8EEF5"/>
             <w:vAlign w:val="center"/>
-            <w:tcMar>
-              <w:top w:w="80" w:type="dxa"/>
-              <w:start w:w="120" w:type="dxa"/>
-              <w:bottom w:w="80" w:type="dxa"/>
-              <w:end w:w="120" w:type="dxa"/>
-            </w:tcMar>
-            <w:shd w:fill="F2F4F7"/>
           </w:tcPr>
           <w:p>
             <w:pPr>
-              <w:spacing w:after="0"/>
+              <w:jc w:val="left"/>
             </w:pPr>
+            <w:r/>
             <w:r>
               <w:rPr>
-                <w:rFonts w:ascii="Calibri" w:hAnsi="Calibri" w:eastAsia="Yu Gothic"/>
+                <w:rFonts w:ascii="Yu Gothic" w:hAnsi="Yu Gothic"/>
                 <w:b/>
-                <w:sz w:val="20"/>
+                <w:color w:val="0B2545"/>
+                <w:sz w:val="21"/>
               </w:rPr>
               <w:t>対象範囲</w:t>
             </w:r>
@@ -181,25 +155,21 @@
         </w:tc>
         <w:tc>
           <w:tcPr>
-            <w:tcW w:type="dxa" w:w="6912"/>
+            <w:tcW w:type="dxa" w:w="7344"/>
             <w:vAlign w:val="center"/>
-            <w:tcMar>
-              <w:top w:w="80" w:type="dxa"/>
-              <w:start w:w="120" w:type="dxa"/>
-              <w:bottom w:w="80" w:type="dxa"/>
-              <w:end w:w="120" w:type="dxa"/>
-            </w:tcMar>
           </w:tcPr>
           <w:p>
             <w:pPr>
-              <w:spacing w:after="0"/>
+              <w:jc w:val="left"/>
             </w:pPr>
+            <w:r/>
             <w:r>
               <w:rPr>
-                <w:rFonts w:ascii="Calibri" w:hAnsi="Calibri" w:eastAsia="Yu Gothic"/>
-                <w:sz w:val="20"/>
+                <w:rFonts w:ascii="Yu Gothic" w:hAnsi="Yu Gothic"/>
+                <w:b w:val="0"/>
+                <w:sz w:val="21"/>
               </w:rPr>
-              <w:t>進捗管理、実績登録、在庫マスタ、ロット管理、計量登録</w:t>
+              <w:t>進捗管理、実績登録、在庫マスタ、注番管理、計量登録</w:t>
             </w:r>
           </w:p>
         </w:tc>
@@ -207,25 +177,21 @@
       <w:tr>
         <w:tc>
           <w:tcPr>
-            <w:tcW w:type="dxa" w:w="2304"/>
+            <w:tcW w:type="dxa" w:w="1800"/>
+            <w:shd w:fill="E8EEF5"/>
             <w:vAlign w:val="center"/>
-            <w:tcMar>
-              <w:top w:w="80" w:type="dxa"/>
-              <w:start w:w="120" w:type="dxa"/>
-              <w:bottom w:w="80" w:type="dxa"/>
-              <w:end w:w="120" w:type="dxa"/>
-            </w:tcMar>
-            <w:shd w:fill="F2F4F7"/>
           </w:tcPr>
           <w:p>
             <w:pPr>
-              <w:spacing w:after="0"/>
+              <w:jc w:val="left"/>
             </w:pPr>
+            <w:r/>
             <w:r>
               <w:rPr>
-                <w:rFonts w:ascii="Calibri" w:hAnsi="Calibri" w:eastAsia="Yu Gothic"/>
+                <w:rFonts w:ascii="Yu Gothic" w:hAnsi="Yu Gothic"/>
                 <w:b/>
-                <w:sz w:val="20"/>
+                <w:color w:val="0B2545"/>
+                <w:sz w:val="21"/>
               </w:rPr>
               <w:t>文書種別</w:t>
             </w:r>
@@ -233,25 +199,21 @@
         </w:tc>
         <w:tc>
           <w:tcPr>
-            <w:tcW w:type="dxa" w:w="6912"/>
+            <w:tcW w:type="dxa" w:w="7344"/>
             <w:vAlign w:val="center"/>
-            <w:tcMar>
-              <w:top w:w="80" w:type="dxa"/>
-              <w:start w:w="120" w:type="dxa"/>
-              <w:bottom w:w="80" w:type="dxa"/>
-              <w:end w:w="120" w:type="dxa"/>
-            </w:tcMar>
           </w:tcPr>
           <w:p>
             <w:pPr>
-              <w:spacing w:after="0"/>
+              <w:jc w:val="left"/>
             </w:pPr>
+            <w:r/>
             <w:r>
               <w:rPr>
-                <w:rFonts w:ascii="Calibri" w:hAnsi="Calibri" w:eastAsia="Yu Gothic"/>
-                <w:sz w:val="20"/>
+                <w:rFonts w:ascii="Yu Gothic" w:hAnsi="Yu Gothic"/>
+                <w:b w:val="0"/>
+                <w:sz w:val="21"/>
               </w:rPr>
-              <w:t>改修要件定義書</w:t>
+              <w:t>要件定義書</w:t>
             </w:r>
           </w:p>
         </w:tc>
@@ -261,49 +223,54 @@
     <w:tbl>
       <w:tblPr>
         <w:tblW w:type="auto" w:w="0"/>
-        <w:jc w:val="left"/>
+        <w:jc w:val="center"/>
+        <w:tblLayout w:type="fixed"/>
         <w:tblLook w:firstColumn="1" w:firstRow="1" w:lastColumn="0" w:lastRow="0" w:noHBand="0" w:noVBand="1" w:val="04A0"/>
-        <w:tblBorders>
-          <w:top w:val="single" w:sz="4" w:space="0" w:color="E5E7EB"/>
-          <w:left w:val="single" w:sz="4" w:space="0" w:color="E5E7EB"/>
-          <w:bottom w:val="single" w:sz="4" w:space="0" w:color="E5E7EB"/>
-          <w:right w:val="single" w:sz="4" w:space="0" w:color="E5E7EB"/>
-          <w:insideH w:val="single" w:sz="4" w:space="0" w:color="E5E7EB"/>
-          <w:insideV w:val="single" w:sz="4" w:space="0" w:color="E5E7EB"/>
-        </w:tblBorders>
       </w:tblPr>
       <w:tblGrid>
-        <w:gridCol w:w="9360"/>
+        <w:gridCol w:w="4896"/>
+        <w:gridCol w:w="4896"/>
       </w:tblGrid>
       <w:tr>
         <w:tc>
           <w:tcPr>
-            <w:tcW w:type="dxa" w:w="9360"/>
-            <w:shd w:fill="F4F6F9"/>
-            <w:tcMar>
-              <w:top w:w="120" w:type="dxa"/>
-              <w:start w:w="180" w:type="dxa"/>
-              <w:bottom w:w="120" w:type="dxa"/>
-              <w:end w:w="180" w:type="dxa"/>
-            </w:tcMar>
+            <w:tcW w:type="dxa" w:w="1800"/>
+            <w:shd w:fill="F2F4F7"/>
+            <w:vAlign w:val="center"/>
           </w:tcPr>
           <w:p>
             <w:pPr>
-              <w:spacing w:after="0"/>
+              <w:jc w:val="left"/>
             </w:pPr>
+            <w:r/>
             <w:r>
               <w:rPr>
+                <w:rFonts w:ascii="Yu Gothic" w:hAnsi="Yu Gothic"/>
                 <w:b/>
-                <w:color w:val="1F4D78"/>
+                <w:color w:val="0B2545"/>
+                <w:sz w:val="21"/>
               </w:rPr>
-              <w:t xml:space="preserve">重要方針: </w:t>
+              <w:t>要点</w:t>
             </w:r>
+          </w:p>
+        </w:tc>
+        <w:tc>
+          <w:tcPr>
+            <w:tcW w:type="dxa" w:w="7344"/>
+            <w:vAlign w:val="center"/>
+          </w:tcPr>
+          <w:p>
+            <w:pPr>
+              <w:jc w:val="left"/>
+            </w:pPr>
+            <w:r/>
             <w:r>
               <w:rPr>
+                <w:rFonts w:ascii="Yu Gothic" w:hAnsi="Yu Gothic"/>
                 <w:b w:val="0"/>
-                <w:color w:val="111827"/>
+                <w:sz w:val="21"/>
               </w:rPr>
-              <w:t>進捗管理は工程別累計ではなく、ロット単位の現在数量と工程間の自動移動を中心に再設計する。</w:t>
+              <w:t>進捗管理をロット別仕掛品移動へ変更し、実績登録完了時に生産数量のみを次工程へ自動移動する。計量登録の自動個数計算は廃止し、数量は手入力とする。</w:t>
             </w:r>
           </w:p>
         </w:tc>
@@ -315,105 +282,1630 @@
         <w:pStyle w:val="Heading1"/>
       </w:pPr>
       <w:r>
-        <w:t>要求事項サマリー</w:t>
+        <w:t>1. 背景</w:t>
+      </w:r>
+    </w:p>
+    <w:p>
+      <w:pPr>
+        <w:pStyle w:val="ListBullet"/>
+        <w:spacing w:after="60"/>
+      </w:pPr>
+      <w:r>
+        <w:rPr>
+          <w:rFonts w:ascii="Yu Gothic" w:hAnsi="Yu Gothic"/>
+          <w:sz w:val="21"/>
+        </w:rPr>
+        <w:t>現在の進捗管理は、工程ごとの実績数や累計を中心に表示している。しかし実際の生産現場では、製造したロットと数量が次工程へ順次移動し、複数ロットが同一注番内で並行して流れることがある。</w:t>
+      </w:r>
+    </w:p>
+    <w:p>
+      <w:pPr>
+        <w:pStyle w:val="ListBullet"/>
+        <w:spacing w:after="60"/>
+      </w:pPr>
+      <w:r>
+        <w:rPr>
+          <w:rFonts w:ascii="Yu Gothic" w:hAnsi="Yu Gothic"/>
+          <w:sz w:val="21"/>
+        </w:rPr>
+        <w:t>特に材料切替などにより1注番から複数ロットが発生する場合、注番単位の累計だけでは、どのロットがどの工程に、どれだけ残っているかを把握しにくい。</w:t>
+      </w:r>
+    </w:p>
+    <w:p>
+      <w:pPr>
+        <w:pStyle w:val="ListBullet"/>
+        <w:spacing w:after="60"/>
+      </w:pPr>
+      <w:r>
+        <w:rPr>
+          <w:rFonts w:ascii="Yu Gothic" w:hAnsi="Yu Gothic"/>
+          <w:sz w:val="21"/>
+        </w:rPr>
+        <w:t>本改修では、進捗管理を「工程別の累計実績」ではなく、「ロット別の現在位置と数量」を把握する画面へ変更する。</w:t>
+      </w:r>
+    </w:p>
+    <w:p>
+      <w:pPr>
+        <w:pStyle w:val="Heading1"/>
+      </w:pPr>
+      <w:r>
+        <w:t>2. 目的</w:t>
+      </w:r>
+    </w:p>
+    <w:p>
+      <w:pPr>
+        <w:pStyle w:val="ListBullet"/>
+        <w:spacing w:after="60"/>
+      </w:pPr>
+      <w:r>
+        <w:rPr>
+          <w:rFonts w:ascii="Yu Gothic" w:hAnsi="Yu Gothic"/>
+          <w:sz w:val="21"/>
+        </w:rPr>
+        <w:t>注番単位で、仕掛品・在庫・引当・残数を正確に把握できるようにする。</w:t>
+      </w:r>
+    </w:p>
+    <w:p>
+      <w:pPr>
+        <w:pStyle w:val="ListBullet"/>
+        <w:spacing w:after="60"/>
+      </w:pPr>
+      <w:r>
+        <w:rPr>
+          <w:rFonts w:ascii="Yu Gothic" w:hAnsi="Yu Gothic"/>
+          <w:sz w:val="21"/>
+        </w:rPr>
+        <w:t>製造工程でロットを確定し、以降の工程ではロット単位で数量を移動できるようにする。</w:t>
+      </w:r>
+    </w:p>
+    <w:p>
+      <w:pPr>
+        <w:pStyle w:val="ListBullet"/>
+        <w:spacing w:after="60"/>
+      </w:pPr>
+      <w:r>
+        <w:rPr>
+          <w:rFonts w:ascii="Yu Gothic" w:hAnsi="Yu Gothic"/>
+          <w:sz w:val="21"/>
+        </w:rPr>
+        <w:t>実績登録完了時に、生産数量だけを自動で次工程へ移動させる。</w:t>
+      </w:r>
+    </w:p>
+    <w:p>
+      <w:pPr>
+        <w:pStyle w:val="ListBullet"/>
+        <w:spacing w:after="60"/>
+      </w:pPr>
+      <w:r>
+        <w:rPr>
+          <w:rFonts w:ascii="Yu Gothic" w:hAnsi="Yu Gothic"/>
+          <w:sz w:val="21"/>
+        </w:rPr>
+        <w:t>現場担当者が、進捗管理画面から対象注番の納期を起点に実績登録へ移動し、登録後に進捗管理へ戻って最新状態を確認できるようにする。</w:t>
+      </w:r>
+    </w:p>
+    <w:p>
+      <w:pPr>
+        <w:pStyle w:val="ListBullet"/>
+        <w:spacing w:after="60"/>
+      </w:pPr>
+      <w:r>
+        <w:rPr>
+          <w:rFonts w:ascii="Yu Gothic" w:hAnsi="Yu Gothic"/>
+          <w:sz w:val="21"/>
+        </w:rPr>
+        <w:t>計量登録では自動計算を廃止し、数量を手入力できるようにする。</w:t>
+      </w:r>
+    </w:p>
+    <w:p>
+      <w:pPr>
+        <w:pStyle w:val="Heading1"/>
+      </w:pPr>
+      <w:r>
+        <w:t>3. 対象ユーザー</w:t>
+      </w:r>
+    </w:p>
+    <w:p>
+      <w:pPr>
+        <w:pStyle w:val="ListBullet"/>
+        <w:spacing w:after="60"/>
+      </w:pPr>
+      <w:r>
+        <w:rPr>
+          <w:rFonts w:ascii="Yu Gothic" w:hAnsi="Yu Gothic"/>
+          <w:sz w:val="21"/>
+        </w:rPr>
+        <w:t>現場作業者</w:t>
+      </w:r>
+    </w:p>
+    <w:p>
+      <w:pPr>
+        <w:pStyle w:val="ListBullet"/>
+        <w:spacing w:after="60"/>
+      </w:pPr>
+      <w:r>
+        <w:rPr>
+          <w:rFonts w:ascii="Yu Gothic" w:hAnsi="Yu Gothic"/>
+          <w:sz w:val="21"/>
+        </w:rPr>
+        <w:t>生産管理担当者</w:t>
+      </w:r>
+    </w:p>
+    <w:p>
+      <w:pPr>
+        <w:pStyle w:val="ListBullet"/>
+        <w:spacing w:after="60"/>
+      </w:pPr>
+      <w:r>
+        <w:rPr>
+          <w:rFonts w:ascii="Yu Gothic" w:hAnsi="Yu Gothic"/>
+          <w:sz w:val="21"/>
+        </w:rPr>
+        <w:t>在庫・出荷管理担当者</w:t>
+      </w:r>
+    </w:p>
+    <w:p>
+      <w:pPr>
+        <w:pStyle w:val="ListBullet"/>
+        <w:spacing w:after="60"/>
+      </w:pPr>
+      <w:r>
+        <w:rPr>
+          <w:rFonts w:ascii="Yu Gothic" w:hAnsi="Yu Gothic"/>
+          <w:sz w:val="21"/>
+        </w:rPr>
+        <w:t>管理者</w:t>
+      </w:r>
+    </w:p>
+    <w:p>
+      <w:pPr>
+        <w:pStyle w:val="Heading1"/>
+      </w:pPr>
+      <w:r>
+        <w:t>4. 対象機能</w:t>
+      </w:r>
+    </w:p>
+    <w:p>
+      <w:pPr>
+        <w:pStyle w:val="ListBullet"/>
+        <w:spacing w:after="60"/>
+      </w:pPr>
+      <w:r>
+        <w:rPr>
+          <w:rFonts w:ascii="Yu Gothic" w:hAnsi="Yu Gothic"/>
+          <w:sz w:val="21"/>
+        </w:rPr>
+        <w:t>進捗管理</w:t>
+      </w:r>
+    </w:p>
+    <w:p>
+      <w:pPr>
+        <w:pStyle w:val="ListBullet"/>
+        <w:spacing w:after="60"/>
+      </w:pPr>
+      <w:r>
+        <w:rPr>
+          <w:rFonts w:ascii="Yu Gothic" w:hAnsi="Yu Gothic"/>
+          <w:sz w:val="21"/>
+        </w:rPr>
+        <w:t>実績登録</w:t>
+      </w:r>
+    </w:p>
+    <w:p>
+      <w:pPr>
+        <w:pStyle w:val="ListBullet"/>
+        <w:spacing w:after="60"/>
+      </w:pPr>
+      <w:r>
+        <w:rPr>
+          <w:rFonts w:ascii="Yu Gothic" w:hAnsi="Yu Gothic"/>
+          <w:sz w:val="21"/>
+        </w:rPr>
+        <w:t>在庫マスタ</w:t>
+      </w:r>
+    </w:p>
+    <w:p>
+      <w:pPr>
+        <w:pStyle w:val="ListBullet"/>
+        <w:spacing w:after="60"/>
+      </w:pPr>
+      <w:r>
+        <w:rPr>
+          <w:rFonts w:ascii="Yu Gothic" w:hAnsi="Yu Gothic"/>
+          <w:sz w:val="21"/>
+        </w:rPr>
+        <w:t>注番管理（旧ロット管理）</w:t>
+      </w:r>
+    </w:p>
+    <w:p>
+      <w:pPr>
+        <w:pStyle w:val="ListBullet"/>
+        <w:spacing w:after="60"/>
+      </w:pPr>
+      <w:r>
+        <w:rPr>
+          <w:rFonts w:ascii="Yu Gothic" w:hAnsi="Yu Gothic"/>
+          <w:sz w:val="21"/>
+        </w:rPr>
+        <w:t>計量登録</w:t>
+      </w:r>
+    </w:p>
+    <w:p>
+      <w:pPr>
+        <w:pStyle w:val="Heading1"/>
+      </w:pPr>
+      <w:r>
+        <w:t>5. 業務ルール</w:t>
+      </w:r>
+    </w:p>
+    <w:p>
+      <w:pPr>
+        <w:pStyle w:val="ListBullet"/>
+        <w:spacing w:after="60"/>
+      </w:pPr>
+      <w:r>
+        <w:rPr>
+          <w:rFonts w:ascii="Yu Gothic" w:hAnsi="Yu Gothic"/>
+          <w:sz w:val="21"/>
+        </w:rPr>
+        <w:t>注番は受注を管理する単位とする。</w:t>
+      </w:r>
+    </w:p>
+    <w:p>
+      <w:pPr>
+        <w:pStyle w:val="ListBullet"/>
+        <w:spacing w:after="60"/>
+      </w:pPr>
+      <w:r>
+        <w:rPr>
+          <w:rFonts w:ascii="Yu Gothic" w:hAnsi="Yu Gothic"/>
+          <w:sz w:val="21"/>
+        </w:rPr>
+        <w:t>ロットは製造工程で確定する。</w:t>
+      </w:r>
+    </w:p>
+    <w:p>
+      <w:pPr>
+        <w:pStyle w:val="ListBullet"/>
+        <w:spacing w:after="60"/>
+      </w:pPr>
+      <w:r>
+        <w:rPr>
+          <w:rFonts w:ascii="Yu Gothic" w:hAnsi="Yu Gothic"/>
+          <w:sz w:val="21"/>
+        </w:rPr>
+        <w:t>1つの注番から複数ロットが発生することを許可する。</w:t>
+      </w:r>
+    </w:p>
+    <w:p>
+      <w:pPr>
+        <w:pStyle w:val="ListBullet"/>
+        <w:spacing w:after="60"/>
+      </w:pPr>
+      <w:r>
+        <w:rPr>
+          <w:rFonts w:ascii="Yu Gothic" w:hAnsi="Yu Gothic"/>
+          <w:sz w:val="21"/>
+        </w:rPr>
+        <w:t>工程移動の対象は、生産数量のみとする。重量、参考値、単重からの換算値は工程移動の対象にしない。</w:t>
+      </w:r>
+    </w:p>
+    <w:p>
+      <w:pPr>
+        <w:pStyle w:val="ListBullet"/>
+        <w:spacing w:after="60"/>
+      </w:pPr>
+      <w:r>
+        <w:rPr>
+          <w:rFonts w:ascii="Yu Gothic" w:hAnsi="Yu Gothic"/>
+          <w:sz w:val="21"/>
+        </w:rPr>
+        <w:t>実績登録が完了した時点で、登録した生産数量を対象工程から次工程へ自動移動する。</w:t>
+      </w:r>
+    </w:p>
+    <w:p>
+      <w:pPr>
+        <w:pStyle w:val="ListBullet"/>
+        <w:spacing w:after="60"/>
+      </w:pPr>
+      <w:r>
+        <w:rPr>
+          <w:rFonts w:ascii="Yu Gothic" w:hAnsi="Yu Gothic"/>
+          <w:sz w:val="21"/>
+        </w:rPr>
+        <w:t>次工程へ移動した数量は次工程欄に表示し、元工程の数量は減算する。</w:t>
+      </w:r>
+    </w:p>
+    <w:p>
+      <w:pPr>
+        <w:pStyle w:val="ListBullet"/>
+        <w:spacing w:after="60"/>
+      </w:pPr>
+      <w:r>
+        <w:rPr>
+          <w:rFonts w:ascii="Yu Gothic" w:hAnsi="Yu Gothic"/>
+          <w:sz w:val="21"/>
+        </w:rPr>
+        <w:t>元工程の残数量が0になった場合、元工程欄は「-」を表示する。</w:t>
+      </w:r>
+    </w:p>
+    <w:p>
+      <w:pPr>
+        <w:pStyle w:val="ListBullet"/>
+        <w:spacing w:after="60"/>
+      </w:pPr>
+      <w:r>
+        <w:rPr>
+          <w:rFonts w:ascii="Yu Gothic" w:hAnsi="Yu Gothic"/>
+          <w:sz w:val="21"/>
+        </w:rPr>
+        <w:t>複数ロットがある場合、ロットごとに仕掛品を移動できるようにする。</w:t>
+      </w:r>
+    </w:p>
+    <w:p>
+      <w:pPr>
+        <w:pStyle w:val="ListBullet"/>
+        <w:spacing w:after="60"/>
+      </w:pPr>
+      <w:r>
+        <w:rPr>
+          <w:rFonts w:ascii="Yu Gothic" w:hAnsi="Yu Gothic"/>
+          <w:sz w:val="21"/>
+        </w:rPr>
+        <w:t>製造工程と洗浄工程は、運用上は「製造・洗浄」として一体管理できる前提とする。</w:t>
+      </w:r>
+    </w:p>
+    <w:p>
+      <w:pPr>
+        <w:pStyle w:val="Heading1"/>
+      </w:pPr>
+      <w:r>
+        <w:t>6. 機能要件</w:t>
+      </w:r>
+    </w:p>
+    <w:p>
+      <w:pPr>
+        <w:pStyle w:val="Heading1"/>
+      </w:pPr>
+      <w:r>
+        <w:t>6.1 進捗管理</w:t>
+      </w:r>
+    </w:p>
+    <w:p>
+      <w:pPr>
+        <w:pStyle w:val="ListBullet"/>
+        <w:spacing w:after="60"/>
+      </w:pPr>
+      <w:r>
+        <w:rPr>
+          <w:rFonts w:ascii="Yu Gothic" w:hAnsi="Yu Gothic"/>
+          <w:sz w:val="21"/>
+        </w:rPr>
+        <w:t>進捗管理画面では、注番を起点に一覧表示する。</w:t>
+      </w:r>
+    </w:p>
+    <w:p>
+      <w:pPr>
+        <w:pStyle w:val="ListBullet"/>
+        <w:spacing w:after="60"/>
+      </w:pPr>
+      <w:r>
+        <w:rPr>
+          <w:rFonts w:ascii="Yu Gothic" w:hAnsi="Yu Gothic"/>
+          <w:sz w:val="21"/>
+        </w:rPr>
+        <w:t>表示項目は、注番、得意先、製品名、受注数量、納期、在庫数、引当数、残数、在庫差引数量、各工程の現在数量、合計を基本とする。</w:t>
+      </w:r>
+    </w:p>
+    <w:p>
+      <w:pPr>
+        <w:pStyle w:val="ListBullet"/>
+        <w:spacing w:after="60"/>
+      </w:pPr>
+      <w:r>
+        <w:rPr>
+          <w:rFonts w:ascii="Yu Gothic" w:hAnsi="Yu Gothic"/>
+          <w:sz w:val="21"/>
+        </w:rPr>
+        <w:t>納期は、従来の表示位置ではなく、受注数量の右側に表示する。</w:t>
+      </w:r>
+    </w:p>
+    <w:p>
+      <w:pPr>
+        <w:pStyle w:val="ListBullet"/>
+        <w:spacing w:after="60"/>
+      </w:pPr>
+      <w:r>
+        <w:rPr>
+          <w:rFonts w:ascii="Yu Gothic" w:hAnsi="Yu Gothic"/>
+          <w:sz w:val="21"/>
+        </w:rPr>
+        <w:t>ステータス表示は廃止し、在庫数、引当数、残数を表示する。</w:t>
+      </w:r>
+    </w:p>
+    <w:p>
+      <w:pPr>
+        <w:pStyle w:val="ListBullet"/>
+        <w:spacing w:after="60"/>
+      </w:pPr>
+      <w:r>
+        <w:rPr>
+          <w:rFonts w:ascii="Yu Gothic" w:hAnsi="Yu Gothic"/>
+          <w:sz w:val="21"/>
+        </w:rPr>
+        <w:t>在庫差引数量として、在庫合計から受注数を引いた数量を表示する。</w:t>
+      </w:r>
+    </w:p>
+    <w:p>
+      <w:pPr>
+        <w:pStyle w:val="ListBullet"/>
+        <w:spacing w:after="60"/>
+      </w:pPr>
+      <w:r>
+        <w:rPr>
+          <w:rFonts w:ascii="Yu Gothic" w:hAnsi="Yu Gothic"/>
+          <w:sz w:val="21"/>
+        </w:rPr>
+        <w:t>工程ごとの累計表示は行わない。</w:t>
+      </w:r>
+    </w:p>
+    <w:p>
+      <w:pPr>
+        <w:pStyle w:val="ListBullet"/>
+        <w:spacing w:after="60"/>
+      </w:pPr>
+      <w:r>
+        <w:rPr>
+          <w:rFonts w:ascii="Yu Gothic" w:hAnsi="Yu Gothic"/>
+          <w:sz w:val="21"/>
+        </w:rPr>
+        <w:t>梱包と工程進捗の間に合計欄を追加し、合計欄には全工程を対象にした現在数量の合計を表示する。</w:t>
+      </w:r>
+    </w:p>
+    <w:p>
+      <w:pPr>
+        <w:pStyle w:val="ListBullet"/>
+        <w:spacing w:after="60"/>
+      </w:pPr>
+      <w:r>
+        <w:rPr>
+          <w:rFonts w:ascii="Yu Gothic" w:hAnsi="Yu Gothic"/>
+          <w:sz w:val="21"/>
+        </w:rPr>
+        <w:t>移動済みの数量は次工程に表示し、元工程は「-」を表示する。</w:t>
+      </w:r>
+    </w:p>
+    <w:p>
+      <w:pPr>
+        <w:pStyle w:val="ListBullet"/>
+        <w:spacing w:after="60"/>
+      </w:pPr>
+      <w:r>
+        <w:rPr>
+          <w:rFonts w:ascii="Yu Gothic" w:hAnsi="Yu Gothic"/>
+          <w:sz w:val="21"/>
+        </w:rPr>
+        <w:t>数値は進捗管理画面上で編集できるようにする。ただし、注番・ロット・工程の整合性を崩さないようにする。</w:t>
+      </w:r>
+    </w:p>
+    <w:p>
+      <w:pPr>
+        <w:pStyle w:val="ListBullet"/>
+        <w:spacing w:after="60"/>
+      </w:pPr>
+      <w:r>
+        <w:rPr>
+          <w:rFonts w:ascii="Yu Gothic" w:hAnsi="Yu Gothic"/>
+          <w:sz w:val="21"/>
+        </w:rPr>
+        <w:t>検索対象には、注番、得意先、製品名、製品コード、ロットNoを含める。</w:t>
+      </w:r>
+    </w:p>
+    <w:p>
+      <w:pPr>
+        <w:pStyle w:val="ListBullet"/>
+        <w:spacing w:after="60"/>
+      </w:pPr>
+      <w:r>
+        <w:rPr>
+          <w:rFonts w:ascii="Yu Gothic" w:hAnsi="Yu Gothic"/>
+          <w:sz w:val="21"/>
+        </w:rPr>
+        <w:t>実績登録から進捗管理へ戻った際は、登録した実績を反映した最新状態に更新する。</w:t>
+      </w:r>
+    </w:p>
+    <w:p>
+      <w:pPr>
+        <w:pStyle w:val="Heading1"/>
+      </w:pPr>
+      <w:r>
+        <w:t>6.2 実績登録</w:t>
+      </w:r>
+    </w:p>
+    <w:p>
+      <w:pPr>
+        <w:pStyle w:val="ListBullet"/>
+        <w:spacing w:after="60"/>
+      </w:pPr>
+      <w:r>
+        <w:rPr>
+          <w:rFonts w:ascii="Yu Gothic" w:hAnsi="Yu Gothic"/>
+          <w:sz w:val="21"/>
+        </w:rPr>
+        <w:t>製造実績で登録する項目は、数量とロットを基本とする。</w:t>
+      </w:r>
+    </w:p>
+    <w:p>
+      <w:pPr>
+        <w:pStyle w:val="ListBullet"/>
+        <w:spacing w:after="60"/>
+      </w:pPr>
+      <w:r>
+        <w:rPr>
+          <w:rFonts w:ascii="Yu Gothic" w:hAnsi="Yu Gothic"/>
+          <w:sz w:val="21"/>
+        </w:rPr>
+        <w:t>実績登録は納期と紐づけて行えるようにする。</w:t>
+      </w:r>
+    </w:p>
+    <w:p>
+      <w:pPr>
+        <w:pStyle w:val="ListBullet"/>
+        <w:spacing w:after="60"/>
+      </w:pPr>
+      <w:r>
+        <w:rPr>
+          <w:rFonts w:ascii="Yu Gothic" w:hAnsi="Yu Gothic"/>
+          <w:sz w:val="21"/>
+        </w:rPr>
+        <w:t>進捗管理画面の納期をクリックすると、対象注番・対象納期の実績登録画面へ遷移する。</w:t>
+      </w:r>
+    </w:p>
+    <w:p>
+      <w:pPr>
+        <w:pStyle w:val="ListBullet"/>
+        <w:spacing w:after="60"/>
+      </w:pPr>
+      <w:r>
+        <w:rPr>
+          <w:rFonts w:ascii="Yu Gothic" w:hAnsi="Yu Gothic"/>
+          <w:sz w:val="21"/>
+        </w:rPr>
+        <w:t>実績登録完了後は、進捗管理画面へ戻る。</w:t>
+      </w:r>
+    </w:p>
+    <w:p>
+      <w:pPr>
+        <w:pStyle w:val="ListBullet"/>
+        <w:spacing w:after="60"/>
+      </w:pPr>
+      <w:r>
+        <w:rPr>
+          <w:rFonts w:ascii="Yu Gothic" w:hAnsi="Yu Gothic"/>
+          <w:sz w:val="21"/>
+        </w:rPr>
+        <w:t>登録完了時には、登録した生産数量だけを対象工程から次工程へ自動移動する。</w:t>
+      </w:r>
+    </w:p>
+    <w:p>
+      <w:pPr>
+        <w:pStyle w:val="ListBullet"/>
+        <w:spacing w:after="60"/>
+      </w:pPr>
+      <w:r>
+        <w:rPr>
+          <w:rFonts w:ascii="Yu Gothic" w:hAnsi="Yu Gothic"/>
+          <w:sz w:val="21"/>
+        </w:rPr>
+        <w:t>数量以外の情報は工程移動の数量計算には使用しない。</w:t>
+      </w:r>
+    </w:p>
+    <w:p>
+      <w:pPr>
+        <w:pStyle w:val="Heading1"/>
+      </w:pPr>
+      <w:r>
+        <w:t>6.3 在庫マスタ</w:t>
+      </w:r>
+    </w:p>
+    <w:p>
+      <w:pPr>
+        <w:pStyle w:val="ListBullet"/>
+        <w:spacing w:after="60"/>
+      </w:pPr>
+      <w:r>
+        <w:rPr>
+          <w:rFonts w:ascii="Yu Gothic" w:hAnsi="Yu Gothic"/>
+          <w:sz w:val="21"/>
+        </w:rPr>
+        <w:t>在庫マスタに得意先項目を追加する。</w:t>
+      </w:r>
+    </w:p>
+    <w:p>
+      <w:pPr>
+        <w:pStyle w:val="ListBullet"/>
+        <w:spacing w:after="60"/>
+      </w:pPr>
+      <w:r>
+        <w:rPr>
+          <w:rFonts w:ascii="Yu Gothic" w:hAnsi="Yu Gothic"/>
+          <w:sz w:val="21"/>
+        </w:rPr>
+        <w:t>在庫は製品、ロット、得意先の観点で確認できるようにする。</w:t>
+      </w:r>
+    </w:p>
+    <w:p>
+      <w:pPr>
+        <w:pStyle w:val="ListBullet"/>
+        <w:spacing w:after="60"/>
+      </w:pPr>
+      <w:r>
+        <w:rPr>
+          <w:rFonts w:ascii="Yu Gothic" w:hAnsi="Yu Gothic"/>
+          <w:sz w:val="21"/>
+        </w:rPr>
+        <w:t>進捗管理画面では、対象注番に関係する在庫合計、引当数、残数、在庫差引数量を表示できるようにする。</w:t>
+      </w:r>
+    </w:p>
+    <w:p>
+      <w:pPr>
+        <w:pStyle w:val="Heading1"/>
+      </w:pPr>
+      <w:r>
+        <w:t>6.4 注番管理（旧ロット管理）</w:t>
+      </w:r>
+    </w:p>
+    <w:p>
+      <w:pPr>
+        <w:pStyle w:val="ListBullet"/>
+        <w:spacing w:after="60"/>
+      </w:pPr>
+      <w:r>
+        <w:rPr>
+          <w:rFonts w:ascii="Yu Gothic" w:hAnsi="Yu Gothic"/>
+          <w:sz w:val="21"/>
+        </w:rPr>
+        <w:t>旧ロット管理画面は、注番管理へ名称変更する。</w:t>
+      </w:r>
+    </w:p>
+    <w:p>
+      <w:pPr>
+        <w:pStyle w:val="ListBullet"/>
+        <w:spacing w:after="60"/>
+      </w:pPr>
+      <w:r>
+        <w:rPr>
+          <w:rFonts w:ascii="Yu Gothic" w:hAnsi="Yu Gothic"/>
+          <w:sz w:val="21"/>
+        </w:rPr>
+        <w:t>注番管理では、注番を中心に、関連ロット、工程間移動、在庫、出荷履歴を確認できるようにする。</w:t>
+      </w:r>
+    </w:p>
+    <w:p>
+      <w:pPr>
+        <w:pStyle w:val="ListBullet"/>
+        <w:spacing w:after="60"/>
+      </w:pPr>
+      <w:r>
+        <w:rPr>
+          <w:rFonts w:ascii="Yu Gothic" w:hAnsi="Yu Gothic"/>
+          <w:sz w:val="21"/>
+        </w:rPr>
+        <w:t>ロット単位の動きは、注番管理の詳細機能として扱う。</w:t>
+      </w:r>
+    </w:p>
+    <w:p>
+      <w:pPr>
+        <w:pStyle w:val="ListBullet"/>
+        <w:spacing w:after="60"/>
+      </w:pPr>
+      <w:r>
+        <w:rPr>
+          <w:rFonts w:ascii="Yu Gothic" w:hAnsi="Yu Gothic"/>
+          <w:sz w:val="21"/>
+        </w:rPr>
+        <w:t>削除済みロットは削除済み一覧で管理し、管理者が画面から任意に完全削除できるようにする。</w:t>
+      </w:r>
+    </w:p>
+    <w:p>
+      <w:pPr>
+        <w:pStyle w:val="Heading1"/>
+      </w:pPr>
+      <w:r>
+        <w:t>6.5 計量登録</w:t>
+      </w:r>
+    </w:p>
+    <w:p>
+      <w:pPr>
+        <w:pStyle w:val="ListBullet"/>
+        <w:spacing w:after="60"/>
+      </w:pPr>
+      <w:r>
+        <w:rPr>
+          <w:rFonts w:ascii="Yu Gothic" w:hAnsi="Yu Gothic"/>
+          <w:sz w:val="21"/>
+        </w:rPr>
+        <w:t>計量登録画面の個数自動計算は廃止する。</w:t>
+      </w:r>
+    </w:p>
+    <w:p>
+      <w:pPr>
+        <w:pStyle w:val="ListBullet"/>
+        <w:spacing w:after="60"/>
+      </w:pPr>
+      <w:r>
+        <w:rPr>
+          <w:rFonts w:ascii="Yu Gothic" w:hAnsi="Yu Gothic"/>
+          <w:sz w:val="21"/>
+        </w:rPr>
+        <w:t>計量登録画面では、数量を手入力する。</w:t>
+      </w:r>
+    </w:p>
+    <w:p>
+      <w:pPr>
+        <w:pStyle w:val="ListBullet"/>
+        <w:spacing w:after="60"/>
+      </w:pPr>
+      <w:r>
+        <w:rPr>
+          <w:rFonts w:ascii="Yu Gothic" w:hAnsi="Yu Gothic"/>
+          <w:sz w:val="21"/>
+        </w:rPr>
+        <w:t>単重や重量は参考情報として残す場合があるが、確定数量はユーザーが入力した数量とする。</w:t>
+      </w:r>
+    </w:p>
+    <w:p>
+      <w:pPr>
+        <w:pStyle w:val="ListBullet"/>
+        <w:spacing w:after="60"/>
+      </w:pPr>
+      <w:r>
+        <w:rPr>
+          <w:rFonts w:ascii="Yu Gothic" w:hAnsi="Yu Gothic"/>
+          <w:sz w:val="21"/>
+        </w:rPr>
+        <w:t>計量登録で入力した数量は、計量工程における生産数量として扱う。</w:t>
+      </w:r>
+    </w:p>
+    <w:p>
+      <w:pPr>
+        <w:pStyle w:val="Heading1"/>
+      </w:pPr>
+      <w:r>
+        <w:t>7. データ要件</w:t>
+      </w:r>
+    </w:p>
+    <w:p>
+      <w:pPr>
+        <w:pStyle w:val="ListBullet"/>
+        <w:spacing w:after="60"/>
+      </w:pPr>
+      <w:r>
+        <w:rPr>
+          <w:rFonts w:ascii="Yu Gothic" w:hAnsi="Yu Gothic"/>
+          <w:sz w:val="21"/>
+        </w:rPr>
+        <w:t>注番</w:t>
+      </w:r>
+    </w:p>
+    <w:p>
+      <w:pPr>
+        <w:pStyle w:val="ListBullet"/>
+        <w:spacing w:after="60"/>
+      </w:pPr>
+      <w:r>
+        <w:rPr>
+          <w:rFonts w:ascii="Yu Gothic" w:hAnsi="Yu Gothic"/>
+          <w:sz w:val="21"/>
+        </w:rPr>
+        <w:t>得意先</w:t>
+      </w:r>
+    </w:p>
+    <w:p>
+      <w:pPr>
+        <w:pStyle w:val="ListBullet"/>
+        <w:spacing w:after="60"/>
+      </w:pPr>
+      <w:r>
+        <w:rPr>
+          <w:rFonts w:ascii="Yu Gothic" w:hAnsi="Yu Gothic"/>
+          <w:sz w:val="21"/>
+        </w:rPr>
+        <w:t>製品名</w:t>
+      </w:r>
+    </w:p>
+    <w:p>
+      <w:pPr>
+        <w:pStyle w:val="ListBullet"/>
+        <w:spacing w:after="60"/>
+      </w:pPr>
+      <w:r>
+        <w:rPr>
+          <w:rFonts w:ascii="Yu Gothic" w:hAnsi="Yu Gothic"/>
+          <w:sz w:val="21"/>
+        </w:rPr>
+        <w:t>納期</w:t>
+      </w:r>
+    </w:p>
+    <w:p>
+      <w:pPr>
+        <w:pStyle w:val="ListBullet"/>
+        <w:spacing w:after="60"/>
+      </w:pPr>
+      <w:r>
+        <w:rPr>
+          <w:rFonts w:ascii="Yu Gothic" w:hAnsi="Yu Gothic"/>
+          <w:sz w:val="21"/>
+        </w:rPr>
+        <w:t>受注数量</w:t>
+      </w:r>
+    </w:p>
+    <w:p>
+      <w:pPr>
+        <w:pStyle w:val="ListBullet"/>
+        <w:spacing w:after="60"/>
+      </w:pPr>
+      <w:r>
+        <w:rPr>
+          <w:rFonts w:ascii="Yu Gothic" w:hAnsi="Yu Gothic"/>
+          <w:sz w:val="21"/>
+        </w:rPr>
+        <w:t>ロットNo</w:t>
+      </w:r>
+    </w:p>
+    <w:p>
+      <w:pPr>
+        <w:pStyle w:val="ListBullet"/>
+        <w:spacing w:after="60"/>
+      </w:pPr>
+      <w:r>
+        <w:rPr>
+          <w:rFonts w:ascii="Yu Gothic" w:hAnsi="Yu Gothic"/>
+          <w:sz w:val="21"/>
+        </w:rPr>
+        <w:t>ロット別数量</w:t>
+      </w:r>
+    </w:p>
+    <w:p>
+      <w:pPr>
+        <w:pStyle w:val="ListBullet"/>
+        <w:spacing w:after="60"/>
+      </w:pPr>
+      <w:r>
+        <w:rPr>
+          <w:rFonts w:ascii="Yu Gothic" w:hAnsi="Yu Gothic"/>
+          <w:sz w:val="21"/>
+        </w:rPr>
+        <w:t>現在工程</w:t>
+      </w:r>
+    </w:p>
+    <w:p>
+      <w:pPr>
+        <w:pStyle w:val="ListBullet"/>
+        <w:spacing w:after="60"/>
+      </w:pPr>
+      <w:r>
+        <w:rPr>
+          <w:rFonts w:ascii="Yu Gothic" w:hAnsi="Yu Gothic"/>
+          <w:sz w:val="21"/>
+        </w:rPr>
+        <w:t>工程別現在数量</w:t>
+      </w:r>
+    </w:p>
+    <w:p>
+      <w:pPr>
+        <w:pStyle w:val="ListBullet"/>
+        <w:spacing w:after="60"/>
+      </w:pPr>
+      <w:r>
+        <w:rPr>
+          <w:rFonts w:ascii="Yu Gothic" w:hAnsi="Yu Gothic"/>
+          <w:sz w:val="21"/>
+        </w:rPr>
+        <w:t>在庫数</w:t>
+      </w:r>
+    </w:p>
+    <w:p>
+      <w:pPr>
+        <w:pStyle w:val="ListBullet"/>
+        <w:spacing w:after="60"/>
+      </w:pPr>
+      <w:r>
+        <w:rPr>
+          <w:rFonts w:ascii="Yu Gothic" w:hAnsi="Yu Gothic"/>
+          <w:sz w:val="21"/>
+        </w:rPr>
+        <w:t>引当数</w:t>
+      </w:r>
+    </w:p>
+    <w:p>
+      <w:pPr>
+        <w:pStyle w:val="ListBullet"/>
+        <w:spacing w:after="60"/>
+      </w:pPr>
+      <w:r>
+        <w:rPr>
+          <w:rFonts w:ascii="Yu Gothic" w:hAnsi="Yu Gothic"/>
+          <w:sz w:val="21"/>
+        </w:rPr>
+        <w:t>残数</w:t>
+      </w:r>
+    </w:p>
+    <w:p>
+      <w:pPr>
+        <w:pStyle w:val="ListBullet"/>
+        <w:spacing w:after="60"/>
+      </w:pPr>
+      <w:r>
+        <w:rPr>
+          <w:rFonts w:ascii="Yu Gothic" w:hAnsi="Yu Gothic"/>
+          <w:sz w:val="21"/>
+        </w:rPr>
+        <w:t>在庫差引数量</w:t>
+      </w:r>
+    </w:p>
+    <w:p>
+      <w:pPr>
+        <w:pStyle w:val="ListBullet"/>
+        <w:spacing w:after="60"/>
+      </w:pPr>
+      <w:r>
+        <w:rPr>
+          <w:rFonts w:ascii="Yu Gothic" w:hAnsi="Yu Gothic"/>
+          <w:sz w:val="21"/>
+        </w:rPr>
+        <w:t>工程移動履歴</w:t>
+      </w:r>
+    </w:p>
+    <w:p>
+      <w:pPr>
+        <w:pStyle w:val="ListBullet"/>
+        <w:spacing w:after="60"/>
+      </w:pPr>
+      <w:r>
+        <w:rPr>
+          <w:rFonts w:ascii="Yu Gothic" w:hAnsi="Yu Gothic"/>
+          <w:sz w:val="21"/>
+        </w:rPr>
+        <w:t>実績登録履歴</w:t>
+      </w:r>
+    </w:p>
+    <w:p>
+      <w:pPr>
+        <w:pStyle w:val="Heading1"/>
+      </w:pPr>
+      <w:r>
+        <w:t>8. 画面要件</w:t>
+      </w:r>
+    </w:p>
+    <w:p>
+      <w:pPr>
+        <w:pStyle w:val="ListBullet"/>
+        <w:spacing w:after="60"/>
+      </w:pPr>
+      <w:r>
+        <w:rPr>
+          <w:rFonts w:ascii="Yu Gothic" w:hAnsi="Yu Gothic"/>
+          <w:sz w:val="21"/>
+        </w:rPr>
+        <w:t>進捗管理画面は、現場で見やすい一覧画面とする。</w:t>
+      </w:r>
+    </w:p>
+    <w:p>
+      <w:pPr>
+        <w:pStyle w:val="ListBullet"/>
+        <w:spacing w:after="60"/>
+      </w:pPr>
+      <w:r>
+        <w:rPr>
+          <w:rFonts w:ascii="Yu Gothic" w:hAnsi="Yu Gothic"/>
+          <w:sz w:val="21"/>
+        </w:rPr>
+        <w:t>工程欄には累計ではなく、その工程に現在存在する数量を表示する。</w:t>
+      </w:r>
+    </w:p>
+    <w:p>
+      <w:pPr>
+        <w:pStyle w:val="ListBullet"/>
+        <w:spacing w:after="60"/>
+      </w:pPr>
+      <w:r>
+        <w:rPr>
+          <w:rFonts w:ascii="Yu Gothic" w:hAnsi="Yu Gothic"/>
+          <w:sz w:val="21"/>
+        </w:rPr>
+        <w:t>数量がない工程は「-」を表示する。</w:t>
+      </w:r>
+    </w:p>
+    <w:p>
+      <w:pPr>
+        <w:pStyle w:val="ListBullet"/>
+        <w:spacing w:after="60"/>
+      </w:pPr>
+      <w:r>
+        <w:rPr>
+          <w:rFonts w:ascii="Yu Gothic" w:hAnsi="Yu Gothic"/>
+          <w:sz w:val="21"/>
+        </w:rPr>
+        <w:t>納期クリックで実績登録へ遷移できることを、UI上で分かりやすくする。</w:t>
+      </w:r>
+    </w:p>
+    <w:p>
+      <w:pPr>
+        <w:pStyle w:val="ListBullet"/>
+        <w:spacing w:after="60"/>
+      </w:pPr>
+      <w:r>
+        <w:rPr>
+          <w:rFonts w:ascii="Yu Gothic" w:hAnsi="Yu Gothic"/>
+          <w:sz w:val="21"/>
+        </w:rPr>
+        <w:t>実績登録完了後に戻った進捗管理画面では、自動で最新データを再取得する。</w:t>
+      </w:r>
+    </w:p>
+    <w:p>
+      <w:pPr>
+        <w:pStyle w:val="ListBullet"/>
+        <w:spacing w:after="60"/>
+      </w:pPr>
+      <w:r>
+        <w:rPr>
+          <w:rFonts w:ascii="Yu Gothic" w:hAnsi="Yu Gothic"/>
+          <w:sz w:val="21"/>
+        </w:rPr>
+        <w:t>計量登録画面では、数量手入力であることが分かるラベルを表示する。</w:t>
+      </w:r>
+    </w:p>
+    <w:p>
+      <w:pPr>
+        <w:pStyle w:val="Heading1"/>
+      </w:pPr>
+      <w:r>
+        <w:t>9. 非機能要件</w:t>
+      </w:r>
+    </w:p>
+    <w:p>
+      <w:pPr>
+        <w:pStyle w:val="ListBullet"/>
+        <w:spacing w:after="60"/>
+      </w:pPr>
+      <w:r>
+        <w:rPr>
+          <w:rFonts w:ascii="Yu Gothic" w:hAnsi="Yu Gothic"/>
+          <w:sz w:val="21"/>
+        </w:rPr>
+        <w:t>現場での入力ミスを防ぐため、数量編集や工程移動時には必要に応じて確認操作を入れる。</w:t>
+      </w:r>
+    </w:p>
+    <w:p>
+      <w:pPr>
+        <w:pStyle w:val="ListBullet"/>
+        <w:spacing w:after="60"/>
+      </w:pPr>
+      <w:r>
+        <w:rPr>
+          <w:rFonts w:ascii="Yu Gothic" w:hAnsi="Yu Gothic"/>
+          <w:sz w:val="21"/>
+        </w:rPr>
+        <w:t>ロット移動履歴を後から追跡できるようにする。</w:t>
+      </w:r>
+    </w:p>
+    <w:p>
+      <w:pPr>
+        <w:pStyle w:val="ListBullet"/>
+        <w:spacing w:after="60"/>
+      </w:pPr>
+      <w:r>
+        <w:rPr>
+          <w:rFonts w:ascii="Yu Gothic" w:hAnsi="Yu Gothic"/>
+          <w:sz w:val="21"/>
+        </w:rPr>
+        <w:t>既存データとの互換性を考慮し、段階的に移行できる設計にする。</w:t>
+      </w:r>
+    </w:p>
+    <w:p>
+      <w:pPr>
+        <w:pStyle w:val="ListBullet"/>
+        <w:spacing w:after="60"/>
+      </w:pPr>
+      <w:r>
+        <w:rPr>
+          <w:rFonts w:ascii="Yu Gothic" w:hAnsi="Yu Gothic"/>
+          <w:sz w:val="21"/>
+        </w:rPr>
+        <w:t>進捗管理画面は、横スクロールや検索操作を含め、現場利用で支障がない応答速度を維持する。</w:t>
+      </w:r>
+    </w:p>
+    <w:p>
+      <w:pPr>
+        <w:pStyle w:val="Heading1"/>
+      </w:pPr>
+      <w:r>
+        <w:t>10. 受け入れ条件</w:t>
+      </w:r>
+    </w:p>
+    <w:p>
+      <w:pPr>
+        <w:pStyle w:val="ListBullet"/>
+        <w:spacing w:after="60"/>
+      </w:pPr>
+      <w:r>
+        <w:rPr>
+          <w:rFonts w:ascii="Yu Gothic" w:hAnsi="Yu Gothic"/>
+          <w:sz w:val="21"/>
+        </w:rPr>
+        <w:t>製造実績登録時に、ロットと数量を登録できる。</w:t>
+      </w:r>
+    </w:p>
+    <w:p>
+      <w:pPr>
+        <w:pStyle w:val="ListBullet"/>
+        <w:spacing w:after="60"/>
+      </w:pPr>
+      <w:r>
+        <w:rPr>
+          <w:rFonts w:ascii="Yu Gothic" w:hAnsi="Yu Gothic"/>
+          <w:sz w:val="21"/>
+        </w:rPr>
+        <w:t>実績登録完了時に、生産数量だけが次工程へ自動移動する。</w:t>
+      </w:r>
+    </w:p>
+    <w:p>
+      <w:pPr>
+        <w:pStyle w:val="ListBullet"/>
+        <w:spacing w:after="60"/>
+      </w:pPr>
+      <w:r>
+        <w:rPr>
+          <w:rFonts w:ascii="Yu Gothic" w:hAnsi="Yu Gothic"/>
+          <w:sz w:val="21"/>
+        </w:rPr>
+        <w:t>次工程へ移動した数量が進捗管理画面の次工程欄に表示される。</w:t>
+      </w:r>
+    </w:p>
+    <w:p>
+      <w:pPr>
+        <w:pStyle w:val="ListBullet"/>
+        <w:spacing w:after="60"/>
+      </w:pPr>
+      <w:r>
+        <w:rPr>
+          <w:rFonts w:ascii="Yu Gothic" w:hAnsi="Yu Gothic"/>
+          <w:sz w:val="21"/>
+        </w:rPr>
+        <w:t>元工程の残数量が0の場合、元工程欄が「-」表示になる。</w:t>
+      </w:r>
+    </w:p>
+    <w:p>
+      <w:pPr>
+        <w:pStyle w:val="ListBullet"/>
+        <w:spacing w:after="60"/>
+      </w:pPr>
+      <w:r>
+        <w:rPr>
+          <w:rFonts w:ascii="Yu Gothic" w:hAnsi="Yu Gothic"/>
+          <w:sz w:val="21"/>
+        </w:rPr>
+        <w:t>複数ロットがある注番で、ロットごとの仕掛品移動ができる。</w:t>
+      </w:r>
+    </w:p>
+    <w:p>
+      <w:pPr>
+        <w:pStyle w:val="ListBullet"/>
+        <w:spacing w:after="60"/>
+      </w:pPr>
+      <w:r>
+        <w:rPr>
+          <w:rFonts w:ascii="Yu Gothic" w:hAnsi="Yu Gothic"/>
+          <w:sz w:val="21"/>
+        </w:rPr>
+        <w:t>納期クリックで実績登録へ遷移し、登録完了後に進捗管理へ戻る。</w:t>
+      </w:r>
+    </w:p>
+    <w:p>
+      <w:pPr>
+        <w:pStyle w:val="ListBullet"/>
+        <w:spacing w:after="60"/>
+      </w:pPr>
+      <w:r>
+        <w:rPr>
+          <w:rFonts w:ascii="Yu Gothic" w:hAnsi="Yu Gothic"/>
+          <w:sz w:val="21"/>
+        </w:rPr>
+        <w:t>戻った進捗管理画面に、登録した実績が反映される。</w:t>
+      </w:r>
+    </w:p>
+    <w:p>
+      <w:pPr>
+        <w:pStyle w:val="ListBullet"/>
+        <w:spacing w:after="60"/>
+      </w:pPr>
+      <w:r>
+        <w:rPr>
+          <w:rFonts w:ascii="Yu Gothic" w:hAnsi="Yu Gothic"/>
+          <w:sz w:val="21"/>
+        </w:rPr>
+        <w:t>進捗管理画面に、在庫合計から受注数を引いた数量が表示される。</w:t>
+      </w:r>
+    </w:p>
+    <w:p>
+      <w:pPr>
+        <w:pStyle w:val="ListBullet"/>
+        <w:spacing w:after="60"/>
+      </w:pPr>
+      <w:r>
+        <w:rPr>
+          <w:rFonts w:ascii="Yu Gothic" w:hAnsi="Yu Gothic"/>
+          <w:sz w:val="21"/>
+        </w:rPr>
+        <w:t>計量登録画面で、個数自動計算が行われず、数量を手入力できる。</w:t>
+      </w:r>
+    </w:p>
+    <w:p>
+      <w:pPr>
+        <w:pStyle w:val="ListBullet"/>
+        <w:spacing w:after="60"/>
+      </w:pPr>
+      <w:r>
+        <w:rPr>
+          <w:rFonts w:ascii="Yu Gothic" w:hAnsi="Yu Gothic"/>
+          <w:sz w:val="21"/>
+        </w:rPr>
+        <w:t>在庫マスタで得意先を確認できる。</w:t>
+      </w:r>
+    </w:p>
+    <w:p>
+      <w:pPr>
+        <w:pStyle w:val="ListBullet"/>
+        <w:spacing w:after="60"/>
+      </w:pPr>
+      <w:r>
+        <w:rPr>
+          <w:rFonts w:ascii="Yu Gothic" w:hAnsi="Yu Gothic"/>
+          <w:sz w:val="21"/>
+        </w:rPr>
+        <w:t>旧ロット管理が注番管理として表示される。</w:t>
+      </w:r>
+    </w:p>
+    <w:p>
+      <w:pPr>
+        <w:pStyle w:val="Heading1"/>
+      </w:pPr>
+      <w:r>
+        <w:t>11. 未確定事項</w:t>
+      </w:r>
+    </w:p>
+    <w:p>
+      <w:pPr>
+        <w:pStyle w:val="ListBullet"/>
+        <w:spacing w:after="60"/>
+      </w:pPr>
+      <w:r>
+        <w:rPr>
+          <w:rFonts w:ascii="Yu Gothic" w:hAnsi="Yu Gothic"/>
+          <w:sz w:val="21"/>
+        </w:rPr>
+        <w:t>合計欄に含める数量の厳密な定義。現在工程に存在する数量のみか、在庫・引当を含めた総量かを設計時に確定する。</w:t>
+      </w:r>
+    </w:p>
+    <w:p>
+      <w:pPr>
+        <w:pStyle w:val="ListBullet"/>
+        <w:spacing w:after="60"/>
+      </w:pPr>
+      <w:r>
+        <w:rPr>
+          <w:rFonts w:ascii="Yu Gothic" w:hAnsi="Yu Gothic"/>
+          <w:sz w:val="21"/>
+        </w:rPr>
+        <w:t>納期と実績登録の紐づけ単位。注番に複数納期が存在する場合の扱いを設計時に確定する。</w:t>
+      </w:r>
+    </w:p>
+    <w:p>
+      <w:pPr>
+        <w:pStyle w:val="ListBullet"/>
+        <w:spacing w:after="60"/>
+      </w:pPr>
+      <w:r>
+        <w:rPr>
+          <w:rFonts w:ascii="Yu Gothic" w:hAnsi="Yu Gothic"/>
+          <w:sz w:val="21"/>
+        </w:rPr>
+        <w:t>進捗管理画面で直接数値編集した場合の履歴保存方法。</w:t>
+      </w:r>
+    </w:p>
+    <w:p>
+      <w:pPr>
+        <w:pStyle w:val="ListBullet"/>
+        <w:spacing w:after="60"/>
+      </w:pPr>
+      <w:r>
+        <w:rPr>
+          <w:rFonts w:ascii="Yu Gothic" w:hAnsi="Yu Gothic"/>
+          <w:sz w:val="21"/>
+        </w:rPr>
+        <w:t>製造・洗浄を工程マスタ上で統合するか、表示上のみ統合するか。</w:t>
+      </w:r>
+    </w:p>
+    <w:p>
+      <w:pPr>
+        <w:pStyle w:val="ListBullet"/>
+        <w:spacing w:after="60"/>
+      </w:pPr>
+      <w:r>
+        <w:rPr>
+          <w:rFonts w:ascii="Yu Gothic" w:hAnsi="Yu Gothic"/>
+          <w:sz w:val="21"/>
+        </w:rPr>
+        <w:t>注番数量を超える生産をどこまで許可するか、および超過分の在庫・引当の扱い。</w:t>
+      </w:r>
+    </w:p>
+    <w:p>
+      <w:pPr>
+        <w:pStyle w:val="Heading1"/>
+      </w:pPr>
+      <w:r>
+        <w:t>12. 実装前の確認事項</w:t>
+      </w:r>
+    </w:p>
+    <w:p>
+      <w:pPr>
+        <w:pStyle w:val="ListBullet"/>
+        <w:spacing w:after="60"/>
+      </w:pPr>
+      <w:r>
+        <w:rPr>
+          <w:rFonts w:ascii="Yu Gothic" w:hAnsi="Yu Gothic"/>
+          <w:sz w:val="21"/>
+        </w:rPr>
+        <w:t>進捗管理の合計欄は、全工程の現在数量合計で問題ないか。</w:t>
+      </w:r>
+    </w:p>
+    <w:p>
+      <w:pPr>
+        <w:pStyle w:val="ListBullet"/>
+        <w:spacing w:after="60"/>
+      </w:pPr>
+      <w:r>
+        <w:rPr>
+          <w:rFonts w:ascii="Yu Gothic" w:hAnsi="Yu Gothic"/>
+          <w:sz w:val="21"/>
+        </w:rPr>
+        <w:t>納期クリック時に実績登録へ渡すキーは、post_id、order_no、due_dateのどれを主キーにするか。</w:t>
+      </w:r>
+    </w:p>
+    <w:p>
+      <w:pPr>
+        <w:pStyle w:val="ListBullet"/>
+        <w:spacing w:after="60"/>
+      </w:pPr>
+      <w:r>
+        <w:rPr>
+          <w:rFonts w:ascii="Yu Gothic" w:hAnsi="Yu Gothic"/>
+          <w:sz w:val="21"/>
+        </w:rPr>
+        <w:t>直接編集された数量を工程移動履歴に残すか。</w:t>
+      </w:r>
+    </w:p>
+    <w:p>
+      <w:pPr>
+        <w:pStyle w:val="ListBullet"/>
+        <w:spacing w:after="60"/>
+      </w:pPr>
+      <w:r>
+        <w:rPr>
+          <w:rFonts w:ascii="Yu Gothic" w:hAnsi="Yu Gothic"/>
+          <w:sz w:val="21"/>
+        </w:rPr>
+        <w:t>計量登録で重量入力欄を完全に廃止するか、参考値として残すか。</w:t>
+      </w:r>
+    </w:p>
+    <w:p>
+      <w:pPr>
+        <w:pStyle w:val="Heading1"/>
+      </w:pPr>
+      <w:r>
+        <w:t>13. 次工程</w:t>
+      </w:r>
+    </w:p>
+    <w:p>
+      <w:pPr>
+        <w:pStyle w:val="ListBullet"/>
+        <w:spacing w:after="60"/>
+      </w:pPr>
+      <w:r>
+        <w:rPr>
+          <w:rFonts w:ascii="Yu Gothic" w:hAnsi="Yu Gothic"/>
+          <w:sz w:val="21"/>
+        </w:rPr>
+        <w:t>本要件定義書の確認</w:t>
+      </w:r>
+    </w:p>
+    <w:p>
+      <w:pPr>
+        <w:pStyle w:val="ListBullet"/>
+        <w:spacing w:after="60"/>
+      </w:pPr>
+      <w:r>
+        <w:rPr>
+          <w:rFonts w:ascii="Yu Gothic" w:hAnsi="Yu Gothic"/>
+          <w:sz w:val="21"/>
+        </w:rPr>
+        <w:t>システム設計書の作成</w:t>
+      </w:r>
+    </w:p>
+    <w:p>
+      <w:pPr>
+        <w:pStyle w:val="ListBullet"/>
+        <w:spacing w:after="60"/>
+      </w:pPr>
+      <w:r>
+        <w:rPr>
+          <w:rFonts w:ascii="Yu Gothic" w:hAnsi="Yu Gothic"/>
+          <w:sz w:val="21"/>
+        </w:rPr>
+        <w:t>DB設計・移行方針の確定</w:t>
+      </w:r>
+    </w:p>
+    <w:p>
+      <w:pPr>
+        <w:pStyle w:val="ListBullet"/>
+        <w:spacing w:after="60"/>
+      </w:pPr>
+      <w:r>
+        <w:rPr>
+          <w:rFonts w:ascii="Yu Gothic" w:hAnsi="Yu Gothic"/>
+          <w:sz w:val="21"/>
+        </w:rPr>
+        <w:t>画面設計</w:t>
+      </w:r>
+    </w:p>
+    <w:p>
+      <w:pPr>
+        <w:pStyle w:val="ListBullet"/>
+        <w:spacing w:after="60"/>
+      </w:pPr>
+      <w:r>
+        <w:rPr>
+          <w:rFonts w:ascii="Yu Gothic" w:hAnsi="Yu Gothic"/>
+          <w:sz w:val="21"/>
+        </w:rPr>
+        <w:t>実装</w:t>
+      </w:r>
+    </w:p>
+    <w:p>
+      <w:pPr>
+        <w:pStyle w:val="ListBullet"/>
+        <w:spacing w:after="60"/>
+      </w:pPr>
+      <w:r>
+        <w:rPr>
+          <w:rFonts w:ascii="Yu Gothic" w:hAnsi="Yu Gothic"/>
+          <w:sz w:val="21"/>
+        </w:rPr>
+        <w:t>単体テスト</w:t>
+      </w:r>
+    </w:p>
+    <w:p>
+      <w:pPr>
+        <w:pStyle w:val="ListBullet"/>
+        <w:spacing w:after="60"/>
+      </w:pPr>
+      <w:r>
+        <w:rPr>
+          <w:rFonts w:ascii="Yu Gothic" w:hAnsi="Yu Gothic"/>
+          <w:sz w:val="21"/>
+        </w:rPr>
+        <w:t>結合テスト</w:t>
+      </w:r>
+    </w:p>
+    <w:p>
+      <w:pPr>
+        <w:pStyle w:val="Heading1"/>
+      </w:pPr>
+      <w:r>
+        <w:t>14. 要件対応表</w:t>
       </w:r>
     </w:p>
     <w:tbl>
       <w:tblPr>
         <w:tblW w:type="auto" w:w="0"/>
+        <w:jc w:val="center"/>
         <w:tblLayout w:type="fixed"/>
         <w:tblLook w:firstColumn="1" w:firstRow="1" w:lastColumn="0" w:lastRow="0" w:noHBand="0" w:noVBand="1" w:val="04A0"/>
-        <w:jc w:val="left"/>
-        <w:tblBorders>
-          <w:top w:val="single" w:sz="4" w:space="0" w:color="D9E2EC"/>
-          <w:left w:val="single" w:sz="4" w:space="0" w:color="D9E2EC"/>
-          <w:bottom w:val="single" w:sz="4" w:space="0" w:color="D9E2EC"/>
-          <w:right w:val="single" w:sz="4" w:space="0" w:color="D9E2EC"/>
-          <w:insideH w:val="single" w:sz="4" w:space="0" w:color="D9E2EC"/>
-          <w:insideV w:val="single" w:sz="4" w:space="0" w:color="D9E2EC"/>
-        </w:tblBorders>
       </w:tblPr>
       <w:tblGrid>
-        <w:gridCol w:w="3120"/>
-        <w:gridCol w:w="3120"/>
-        <w:gridCol w:w="3120"/>
+        <w:gridCol w:w="2448"/>
+        <w:gridCol w:w="2448"/>
+        <w:gridCol w:w="2448"/>
+        <w:gridCol w:w="2448"/>
       </w:tblGrid>
       <w:tr>
         <w:tc>
           <w:tcPr>
-            <w:tcW w:type="dxa" w:w="2232"/>
+            <w:tcW w:type="dxa" w:w="1512"/>
+            <w:shd w:fill="1F4D78"/>
             <w:vAlign w:val="center"/>
-            <w:tcMar>
-              <w:top w:w="80" w:type="dxa"/>
-              <w:start w:w="120" w:type="dxa"/>
-              <w:bottom w:w="80" w:type="dxa"/>
-              <w:end w:w="120" w:type="dxa"/>
-            </w:tcMar>
-            <w:shd w:fill="F2F4F7"/>
           </w:tcPr>
           <w:p>
             <w:pPr>
-              <w:spacing w:after="0"/>
+              <w:jc w:val="left"/>
             </w:pPr>
+            <w:r/>
             <w:r>
               <w:rPr>
-                <w:rFonts w:ascii="Calibri" w:hAnsi="Calibri" w:eastAsia="Yu Gothic"/>
+                <w:rFonts w:ascii="Yu Gothic" w:hAnsi="Yu Gothic"/>
                 <w:b/>
-                <w:sz w:val="19"/>
+                <w:color w:val="FFFFFF"/>
+                <w:sz w:val="21"/>
               </w:rPr>
-              <w:t>領域</w:t>
+              <w:t>区分</w:t>
             </w:r>
           </w:p>
         </w:tc>
         <w:tc>
           <w:tcPr>
-            <w:tcW w:type="dxa" w:w="3312"/>
+            <w:tcW w:type="dxa" w:w="2880"/>
+            <w:shd w:fill="1F4D78"/>
             <w:vAlign w:val="center"/>
-            <w:tcMar>
-              <w:top w:w="80" w:type="dxa"/>
-              <w:start w:w="120" w:type="dxa"/>
-              <w:bottom w:w="80" w:type="dxa"/>
-              <w:end w:w="120" w:type="dxa"/>
-            </w:tcMar>
-            <w:shd w:fill="F2F4F7"/>
           </w:tcPr>
           <w:p>
             <w:pPr>
-              <w:spacing w:after="0"/>
+              <w:jc w:val="left"/>
             </w:pPr>
+            <w:r/>
             <w:r>
               <w:rPr>
-                <w:rFonts w:ascii="Calibri" w:hAnsi="Calibri" w:eastAsia="Yu Gothic"/>
+                <w:rFonts w:ascii="Yu Gothic" w:hAnsi="Yu Gothic"/>
                 <w:b/>
-                <w:sz w:val="19"/>
+                <w:color w:val="FFFFFF"/>
+                <w:sz w:val="21"/>
               </w:rPr>
-              <w:t>主な変更</w:t>
+              <w:t>要件</w:t>
             </w:r>
           </w:p>
         </w:tc>
         <w:tc>
           <w:tcPr>
-            <w:tcW w:type="dxa" w:w="3672"/>
+            <w:tcW w:type="dxa" w:w="1872"/>
+            <w:shd w:fill="1F4D78"/>
             <w:vAlign w:val="center"/>
-            <w:tcMar>
-              <w:top w:w="80" w:type="dxa"/>
-              <w:start w:w="120" w:type="dxa"/>
-              <w:bottom w:w="80" w:type="dxa"/>
-              <w:end w:w="120" w:type="dxa"/>
-            </w:tcMar>
-            <w:shd w:fill="F2F4F7"/>
           </w:tcPr>
           <w:p>
             <w:pPr>
-              <w:spacing w:after="0"/>
+              <w:jc w:val="left"/>
             </w:pPr>
+            <w:r/>
             <w:r>
               <w:rPr>
-                <w:rFonts w:ascii="Calibri" w:hAnsi="Calibri" w:eastAsia="Yu Gothic"/>
+                <w:rFonts w:ascii="Yu Gothic" w:hAnsi="Yu Gothic"/>
                 <w:b/>
-                <w:sz w:val="19"/>
+                <w:color w:val="FFFFFF"/>
+                <w:sz w:val="21"/>
               </w:rPr>
-              <w:t>狙い</w:t>
+              <w:t>優先度</w:t>
+            </w:r>
+          </w:p>
+        </w:tc>
+        <w:tc>
+          <w:tcPr>
+            <w:tcW w:type="dxa" w:w="3096"/>
+            <w:shd w:fill="1F4D78"/>
+            <w:vAlign w:val="center"/>
+          </w:tcPr>
+          <w:p>
+            <w:pPr>
+              <w:jc w:val="left"/>
+            </w:pPr>
+            <w:r/>
+            <w:r>
+              <w:rPr>
+                <w:rFonts w:ascii="Yu Gothic" w:hAnsi="Yu Gothic"/>
+                <w:b/>
+                <w:color w:val="FFFFFF"/>
+                <w:sz w:val="21"/>
+              </w:rPr>
+              <w:t>備考</w:t>
             </w:r>
           </w:p>
         </w:tc>
@@ -421,22 +1913,19 @@
       <w:tr>
         <w:tc>
           <w:tcPr>
-            <w:tcW w:type="dxa" w:w="3120"/>
-            <w:tcMar>
-              <w:top w:w="80" w:type="dxa"/>
-              <w:start w:w="120" w:type="dxa"/>
-              <w:bottom w:w="80" w:type="dxa"/>
-              <w:end w:w="120" w:type="dxa"/>
-            </w:tcMar>
+            <w:tcW w:type="dxa" w:w="1512"/>
+            <w:vAlign w:val="center"/>
           </w:tcPr>
           <w:p>
             <w:pPr>
-              <w:spacing w:after="0"/>
+              <w:jc w:val="left"/>
             </w:pPr>
+            <w:r/>
             <w:r>
               <w:rPr>
-                <w:rFonts w:ascii="Calibri" w:hAnsi="Calibri" w:eastAsia="Yu Gothic"/>
-                <w:sz w:val="19"/>
+                <w:rFonts w:ascii="Yu Gothic" w:hAnsi="Yu Gothic"/>
+                <w:b w:val="0"/>
+                <w:sz w:val="21"/>
               </w:rPr>
               <w:t>進捗管理</w:t>
             </w:r>
@@ -444,47 +1933,61 @@
         </w:tc>
         <w:tc>
           <w:tcPr>
-            <w:tcW w:type="dxa" w:w="3120"/>
-            <w:tcMar>
-              <w:top w:w="80" w:type="dxa"/>
-              <w:start w:w="120" w:type="dxa"/>
-              <w:bottom w:w="80" w:type="dxa"/>
-              <w:end w:w="120" w:type="dxa"/>
-            </w:tcMar>
+            <w:tcW w:type="dxa" w:w="2880"/>
+            <w:vAlign w:val="center"/>
           </w:tcPr>
           <w:p>
             <w:pPr>
-              <w:spacing w:after="0"/>
+              <w:jc w:val="left"/>
             </w:pPr>
+            <w:r/>
             <w:r>
               <w:rPr>
-                <w:rFonts w:ascii="Calibri" w:hAnsi="Calibri" w:eastAsia="Yu Gothic"/>
-                <w:sz w:val="19"/>
+                <w:rFonts w:ascii="Yu Gothic" w:hAnsi="Yu Gothic"/>
+                <w:b w:val="0"/>
+                <w:sz w:val="21"/>
               </w:rPr>
-              <w:t>ロット別の現在数量管理、自動工程移動、ステータス廃止</w:t>
+              <w:t>次工程へ移動済みの数量を表示し、元工程は「-」表示にする</w:t>
             </w:r>
           </w:p>
         </w:tc>
         <w:tc>
           <w:tcPr>
-            <w:tcW w:type="dxa" w:w="3120"/>
-            <w:tcMar>
-              <w:top w:w="80" w:type="dxa"/>
-              <w:start w:w="120" w:type="dxa"/>
-              <w:bottom w:w="80" w:type="dxa"/>
-              <w:end w:w="120" w:type="dxa"/>
-            </w:tcMar>
+            <w:tcW w:type="dxa" w:w="1872"/>
+            <w:vAlign w:val="center"/>
           </w:tcPr>
           <w:p>
             <w:pPr>
-              <w:spacing w:after="0"/>
+              <w:jc w:val="left"/>
             </w:pPr>
+            <w:r/>
             <w:r>
               <w:rPr>
-                <w:rFonts w:ascii="Calibri" w:hAnsi="Calibri" w:eastAsia="Yu Gothic"/>
-                <w:sz w:val="19"/>
+                <w:rFonts w:ascii="Yu Gothic" w:hAnsi="Yu Gothic"/>
+                <w:b w:val="0"/>
+                <w:sz w:val="21"/>
               </w:rPr>
-              <w:t>仕掛品の現在位置と数量を正確に把握する</w:t>
+              <w:t>Must</w:t>
+            </w:r>
+          </w:p>
+        </w:tc>
+        <w:tc>
+          <w:tcPr>
+            <w:tcW w:type="dxa" w:w="3096"/>
+            <w:vAlign w:val="center"/>
+          </w:tcPr>
+          <w:p>
+            <w:pPr>
+              <w:jc w:val="left"/>
+            </w:pPr>
+            <w:r/>
+            <w:r>
+              <w:rPr>
+                <w:rFonts w:ascii="Yu Gothic" w:hAnsi="Yu Gothic"/>
+                <w:b w:val="0"/>
+                <w:sz w:val="21"/>
+              </w:rPr>
+              <w:t>ロット別現在数量を基準にする</w:t>
             </w:r>
           </w:p>
         </w:tc>
@@ -492,22 +1995,183 @@
       <w:tr>
         <w:tc>
           <w:tcPr>
-            <w:tcW w:type="dxa" w:w="3120"/>
-            <w:tcMar>
-              <w:top w:w="80" w:type="dxa"/>
-              <w:start w:w="120" w:type="dxa"/>
-              <w:bottom w:w="80" w:type="dxa"/>
-              <w:end w:w="120" w:type="dxa"/>
-            </w:tcMar>
+            <w:tcW w:type="dxa" w:w="1512"/>
+            <w:vAlign w:val="center"/>
           </w:tcPr>
           <w:p>
             <w:pPr>
-              <w:spacing w:after="0"/>
+              <w:jc w:val="left"/>
             </w:pPr>
+            <w:r/>
             <w:r>
               <w:rPr>
-                <w:rFonts w:ascii="Calibri" w:hAnsi="Calibri" w:eastAsia="Yu Gothic"/>
-                <w:sz w:val="19"/>
+                <w:rFonts w:ascii="Yu Gothic" w:hAnsi="Yu Gothic"/>
+                <w:b w:val="0"/>
+                <w:sz w:val="21"/>
+              </w:rPr>
+              <w:t>進捗管理</w:t>
+            </w:r>
+          </w:p>
+        </w:tc>
+        <w:tc>
+          <w:tcPr>
+            <w:tcW w:type="dxa" w:w="2880"/>
+            <w:vAlign w:val="center"/>
+          </w:tcPr>
+          <w:p>
+            <w:pPr>
+              <w:jc w:val="left"/>
+            </w:pPr>
+            <w:r/>
+            <w:r>
+              <w:rPr>
+                <w:rFonts w:ascii="Yu Gothic" w:hAnsi="Yu Gothic"/>
+                <w:b w:val="0"/>
+                <w:sz w:val="21"/>
+              </w:rPr>
+              <w:t>受注数量の右に納期を表示する</w:t>
+            </w:r>
+          </w:p>
+        </w:tc>
+        <w:tc>
+          <w:tcPr>
+            <w:tcW w:type="dxa" w:w="1872"/>
+            <w:vAlign w:val="center"/>
+          </w:tcPr>
+          <w:p>
+            <w:pPr>
+              <w:jc w:val="left"/>
+            </w:pPr>
+            <w:r/>
+            <w:r>
+              <w:rPr>
+                <w:rFonts w:ascii="Yu Gothic" w:hAnsi="Yu Gothic"/>
+                <w:b w:val="0"/>
+                <w:sz w:val="21"/>
+              </w:rPr>
+              <w:t>Must</w:t>
+            </w:r>
+          </w:p>
+        </w:tc>
+        <w:tc>
+          <w:tcPr>
+            <w:tcW w:type="dxa" w:w="3096"/>
+            <w:vAlign w:val="center"/>
+          </w:tcPr>
+          <w:p>
+            <w:pPr>
+              <w:jc w:val="left"/>
+            </w:pPr>
+            <w:r/>
+            <w:r>
+              <w:rPr>
+                <w:rFonts w:ascii="Yu Gothic" w:hAnsi="Yu Gothic"/>
+                <w:b w:val="0"/>
+                <w:sz w:val="21"/>
+              </w:rPr>
+              <w:t>納期クリックで実績登録へ遷移</w:t>
+            </w:r>
+          </w:p>
+        </w:tc>
+      </w:tr>
+      <w:tr>
+        <w:tc>
+          <w:tcPr>
+            <w:tcW w:type="dxa" w:w="1512"/>
+            <w:vAlign w:val="center"/>
+          </w:tcPr>
+          <w:p>
+            <w:pPr>
+              <w:jc w:val="left"/>
+            </w:pPr>
+            <w:r/>
+            <w:r>
+              <w:rPr>
+                <w:rFonts w:ascii="Yu Gothic" w:hAnsi="Yu Gothic"/>
+                <w:b w:val="0"/>
+                <w:sz w:val="21"/>
+              </w:rPr>
+              <w:t>進捗管理</w:t>
+            </w:r>
+          </w:p>
+        </w:tc>
+        <w:tc>
+          <w:tcPr>
+            <w:tcW w:type="dxa" w:w="2880"/>
+            <w:vAlign w:val="center"/>
+          </w:tcPr>
+          <w:p>
+            <w:pPr>
+              <w:jc w:val="left"/>
+            </w:pPr>
+            <w:r/>
+            <w:r>
+              <w:rPr>
+                <w:rFonts w:ascii="Yu Gothic" w:hAnsi="Yu Gothic"/>
+                <w:b w:val="0"/>
+                <w:sz w:val="21"/>
+              </w:rPr>
+              <w:t>在庫合計から受注数を引いた数量を表示する</w:t>
+            </w:r>
+          </w:p>
+        </w:tc>
+        <w:tc>
+          <w:tcPr>
+            <w:tcW w:type="dxa" w:w="1872"/>
+            <w:vAlign w:val="center"/>
+          </w:tcPr>
+          <w:p>
+            <w:pPr>
+              <w:jc w:val="left"/>
+            </w:pPr>
+            <w:r/>
+            <w:r>
+              <w:rPr>
+                <w:rFonts w:ascii="Yu Gothic" w:hAnsi="Yu Gothic"/>
+                <w:b w:val="0"/>
+                <w:sz w:val="21"/>
+              </w:rPr>
+              <w:t>Must</w:t>
+            </w:r>
+          </w:p>
+        </w:tc>
+        <w:tc>
+          <w:tcPr>
+            <w:tcW w:type="dxa" w:w="3096"/>
+            <w:vAlign w:val="center"/>
+          </w:tcPr>
+          <w:p>
+            <w:pPr>
+              <w:jc w:val="left"/>
+            </w:pPr>
+            <w:r/>
+            <w:r>
+              <w:rPr>
+                <w:rFonts w:ascii="Yu Gothic" w:hAnsi="Yu Gothic"/>
+                <w:b w:val="0"/>
+                <w:sz w:val="21"/>
+              </w:rPr>
+              <w:t>項目名は設計時に確定</w:t>
+            </w:r>
+          </w:p>
+        </w:tc>
+      </w:tr>
+      <w:tr>
+        <w:tc>
+          <w:tcPr>
+            <w:tcW w:type="dxa" w:w="1512"/>
+            <w:vAlign w:val="center"/>
+          </w:tcPr>
+          <w:p>
+            <w:pPr>
+              <w:jc w:val="left"/>
+            </w:pPr>
+            <w:r/>
+            <w:r>
+              <w:rPr>
+                <w:rFonts w:ascii="Yu Gothic" w:hAnsi="Yu Gothic"/>
+                <w:b w:val="0"/>
+                <w:sz w:val="21"/>
               </w:rPr>
               <w:t>実績登録</w:t>
             </w:r>
@@ -515,47 +2179,61 @@
         </w:tc>
         <w:tc>
           <w:tcPr>
-            <w:tcW w:type="dxa" w:w="3120"/>
-            <w:tcMar>
-              <w:top w:w="80" w:type="dxa"/>
-              <w:start w:w="120" w:type="dxa"/>
-              <w:bottom w:w="80" w:type="dxa"/>
-              <w:end w:w="120" w:type="dxa"/>
-            </w:tcMar>
+            <w:tcW w:type="dxa" w:w="2880"/>
+            <w:vAlign w:val="center"/>
           </w:tcPr>
           <w:p>
             <w:pPr>
-              <w:spacing w:after="0"/>
+              <w:jc w:val="left"/>
             </w:pPr>
+            <w:r/>
             <w:r>
               <w:rPr>
-                <w:rFonts w:ascii="Calibri" w:hAnsi="Calibri" w:eastAsia="Yu Gothic"/>
-                <w:sz w:val="19"/>
+                <w:rFonts w:ascii="Yu Gothic" w:hAnsi="Yu Gothic"/>
+                <w:b w:val="0"/>
+                <w:sz w:val="21"/>
               </w:rPr>
-              <w:t>製造時に数量とロットを登録し、登録完了時に次工程へ自動移動</w:t>
+              <w:t>工程移動対象は生産数量のみとする</w:t>
             </w:r>
           </w:p>
         </w:tc>
         <w:tc>
           <w:tcPr>
-            <w:tcW w:type="dxa" w:w="3120"/>
-            <w:tcMar>
-              <w:top w:w="80" w:type="dxa"/>
-              <w:start w:w="120" w:type="dxa"/>
-              <w:bottom w:w="80" w:type="dxa"/>
-              <w:end w:w="120" w:type="dxa"/>
-            </w:tcMar>
+            <w:tcW w:type="dxa" w:w="1872"/>
+            <w:vAlign w:val="center"/>
           </w:tcPr>
           <w:p>
             <w:pPr>
-              <w:spacing w:after="0"/>
+              <w:jc w:val="left"/>
             </w:pPr>
+            <w:r/>
             <w:r>
               <w:rPr>
-                <w:rFonts w:ascii="Calibri" w:hAnsi="Calibri" w:eastAsia="Yu Gothic"/>
-                <w:sz w:val="19"/>
+                <w:rFonts w:ascii="Yu Gothic" w:hAnsi="Yu Gothic"/>
+                <w:b w:val="0"/>
+                <w:sz w:val="21"/>
               </w:rPr>
-              <w:t>入力と工程移動を一体化し、現場操作を減らす</w:t>
+              <w:t>Must</w:t>
+            </w:r>
+          </w:p>
+        </w:tc>
+        <w:tc>
+          <w:tcPr>
+            <w:tcW w:type="dxa" w:w="3096"/>
+            <w:vAlign w:val="center"/>
+          </w:tcPr>
+          <w:p>
+            <w:pPr>
+              <w:jc w:val="left"/>
+            </w:pPr>
+            <w:r/>
+            <w:r>
+              <w:rPr>
+                <w:rFonts w:ascii="Yu Gothic" w:hAnsi="Yu Gothic"/>
+                <w:b w:val="0"/>
+                <w:sz w:val="21"/>
+              </w:rPr>
+              <w:t>重量・換算値は対象外</w:t>
             </w:r>
           </w:p>
         </w:tc>
@@ -563,70 +2241,81 @@
       <w:tr>
         <w:tc>
           <w:tcPr>
-            <w:tcW w:type="dxa" w:w="3120"/>
-            <w:tcMar>
-              <w:top w:w="80" w:type="dxa"/>
-              <w:start w:w="120" w:type="dxa"/>
-              <w:bottom w:w="80" w:type="dxa"/>
-              <w:end w:w="120" w:type="dxa"/>
-            </w:tcMar>
+            <w:tcW w:type="dxa" w:w="1512"/>
+            <w:vAlign w:val="center"/>
           </w:tcPr>
           <w:p>
             <w:pPr>
-              <w:spacing w:after="0"/>
+              <w:jc w:val="left"/>
             </w:pPr>
+            <w:r/>
             <w:r>
               <w:rPr>
-                <w:rFonts w:ascii="Calibri" w:hAnsi="Calibri" w:eastAsia="Yu Gothic"/>
-                <w:sz w:val="19"/>
+                <w:rFonts w:ascii="Yu Gothic" w:hAnsi="Yu Gothic"/>
+                <w:b w:val="0"/>
+                <w:sz w:val="21"/>
               </w:rPr>
-              <w:t>在庫マスタ</w:t>
+              <w:t>実績登録</w:t>
             </w:r>
           </w:p>
         </w:tc>
         <w:tc>
           <w:tcPr>
-            <w:tcW w:type="dxa" w:w="3120"/>
-            <w:tcMar>
-              <w:top w:w="80" w:type="dxa"/>
-              <w:start w:w="120" w:type="dxa"/>
-              <w:bottom w:w="80" w:type="dxa"/>
-              <w:end w:w="120" w:type="dxa"/>
-            </w:tcMar>
+            <w:tcW w:type="dxa" w:w="2880"/>
+            <w:vAlign w:val="center"/>
           </w:tcPr>
           <w:p>
             <w:pPr>
-              <w:spacing w:after="0"/>
+              <w:jc w:val="left"/>
             </w:pPr>
+            <w:r/>
             <w:r>
               <w:rPr>
-                <w:rFonts w:ascii="Calibri" w:hAnsi="Calibri" w:eastAsia="Yu Gothic"/>
-                <w:sz w:val="19"/>
+                <w:rFonts w:ascii="Yu Gothic" w:hAnsi="Yu Gothic"/>
+                <w:b w:val="0"/>
+                <w:sz w:val="21"/>
               </w:rPr>
-              <w:t>得意先項目を追加</w:t>
+              <w:t>登録完了後に進捗管理へ戻り、最新状態を表示する</w:t>
             </w:r>
           </w:p>
         </w:tc>
         <w:tc>
           <w:tcPr>
-            <w:tcW w:type="dxa" w:w="3120"/>
-            <w:tcMar>
-              <w:top w:w="80" w:type="dxa"/>
-              <w:start w:w="120" w:type="dxa"/>
-              <w:bottom w:w="80" w:type="dxa"/>
-              <w:end w:w="120" w:type="dxa"/>
-            </w:tcMar>
+            <w:tcW w:type="dxa" w:w="1872"/>
+            <w:vAlign w:val="center"/>
           </w:tcPr>
           <w:p>
             <w:pPr>
-              <w:spacing w:after="0"/>
+              <w:jc w:val="left"/>
             </w:pPr>
+            <w:r/>
             <w:r>
               <w:rPr>
-                <w:rFonts w:ascii="Calibri" w:hAnsi="Calibri" w:eastAsia="Yu Gothic"/>
-                <w:sz w:val="19"/>
+                <w:rFonts w:ascii="Yu Gothic" w:hAnsi="Yu Gothic"/>
+                <w:b w:val="0"/>
+                <w:sz w:val="21"/>
               </w:rPr>
-              <w:t>得意先別の在庫確認を可能にする</w:t>
+              <w:t>Must</w:t>
+            </w:r>
+          </w:p>
+        </w:tc>
+        <w:tc>
+          <w:tcPr>
+            <w:tcW w:type="dxa" w:w="3096"/>
+            <w:vAlign w:val="center"/>
+          </w:tcPr>
+          <w:p>
+            <w:pPr>
+              <w:jc w:val="left"/>
+            </w:pPr>
+            <w:r/>
+            <w:r>
+              <w:rPr>
+                <w:rFonts w:ascii="Yu Gothic" w:hAnsi="Yu Gothic"/>
+                <w:b w:val="0"/>
+                <w:sz w:val="21"/>
+              </w:rPr>
+              <w:t>戻り時に再取得</w:t>
             </w:r>
           </w:p>
         </w:tc>
@@ -634,93 +2323,19 @@
       <w:tr>
         <w:tc>
           <w:tcPr>
-            <w:tcW w:type="dxa" w:w="3120"/>
-            <w:tcMar>
-              <w:top w:w="80" w:type="dxa"/>
-              <w:start w:w="120" w:type="dxa"/>
-              <w:bottom w:w="80" w:type="dxa"/>
-              <w:end w:w="120" w:type="dxa"/>
-            </w:tcMar>
+            <w:tcW w:type="dxa" w:w="1512"/>
+            <w:vAlign w:val="center"/>
           </w:tcPr>
           <w:p>
             <w:pPr>
-              <w:spacing w:after="0"/>
+              <w:jc w:val="left"/>
             </w:pPr>
+            <w:r/>
             <w:r>
               <w:rPr>
-                <w:rFonts w:ascii="Calibri" w:hAnsi="Calibri" w:eastAsia="Yu Gothic"/>
-                <w:sz w:val="19"/>
-              </w:rPr>
-              <w:t>ロット管理</w:t>
-            </w:r>
-          </w:p>
-        </w:tc>
-        <w:tc>
-          <w:tcPr>
-            <w:tcW w:type="dxa" w:w="3120"/>
-            <w:tcMar>
-              <w:top w:w="80" w:type="dxa"/>
-              <w:start w:w="120" w:type="dxa"/>
-              <w:bottom w:w="80" w:type="dxa"/>
-              <w:end w:w="120" w:type="dxa"/>
-            </w:tcMar>
-          </w:tcPr>
-          <w:p>
-            <w:pPr>
-              <w:spacing w:after="0"/>
-            </w:pPr>
-            <w:r>
-              <w:rPr>
-                <w:rFonts w:ascii="Calibri" w:hAnsi="Calibri" w:eastAsia="Yu Gothic"/>
-                <w:sz w:val="19"/>
-              </w:rPr>
-              <w:t>注番管理へ名称変更</w:t>
-            </w:r>
-          </w:p>
-        </w:tc>
-        <w:tc>
-          <w:tcPr>
-            <w:tcW w:type="dxa" w:w="3120"/>
-            <w:tcMar>
-              <w:top w:w="80" w:type="dxa"/>
-              <w:start w:w="120" w:type="dxa"/>
-              <w:bottom w:w="80" w:type="dxa"/>
-              <w:end w:w="120" w:type="dxa"/>
-            </w:tcMar>
-          </w:tcPr>
-          <w:p>
-            <w:pPr>
-              <w:spacing w:after="0"/>
-            </w:pPr>
-            <w:r>
-              <w:rPr>
-                <w:rFonts w:ascii="Calibri" w:hAnsi="Calibri" w:eastAsia="Yu Gothic"/>
-                <w:sz w:val="19"/>
-              </w:rPr>
-              <w:t>注番を中心にロット・工程・出荷履歴を追跡する</w:t>
-            </w:r>
-          </w:p>
-        </w:tc>
-      </w:tr>
-      <w:tr>
-        <w:tc>
-          <w:tcPr>
-            <w:tcW w:type="dxa" w:w="3120"/>
-            <w:tcMar>
-              <w:top w:w="80" w:type="dxa"/>
-              <w:start w:w="120" w:type="dxa"/>
-              <w:bottom w:w="80" w:type="dxa"/>
-              <w:end w:w="120" w:type="dxa"/>
-            </w:tcMar>
-          </w:tcPr>
-          <w:p>
-            <w:pPr>
-              <w:spacing w:after="0"/>
-            </w:pPr>
-            <w:r>
-              <w:rPr>
-                <w:rFonts w:ascii="Calibri" w:hAnsi="Calibri" w:eastAsia="Yu Gothic"/>
-                <w:sz w:val="19"/>
+                <w:rFonts w:ascii="Yu Gothic" w:hAnsi="Yu Gothic"/>
+                <w:b w:val="0"/>
+                <w:sz w:val="21"/>
               </w:rPr>
               <w:t>計量登録</w:t>
             </w:r>
@@ -728,1700 +2343,74 @@
         </w:tc>
         <w:tc>
           <w:tcPr>
-            <w:tcW w:type="dxa" w:w="3120"/>
-            <w:tcMar>
-              <w:top w:w="80" w:type="dxa"/>
-              <w:start w:w="120" w:type="dxa"/>
-              <w:bottom w:w="80" w:type="dxa"/>
-              <w:end w:w="120" w:type="dxa"/>
-            </w:tcMar>
+            <w:tcW w:type="dxa" w:w="2880"/>
+            <w:vAlign w:val="center"/>
           </w:tcPr>
           <w:p>
             <w:pPr>
-              <w:spacing w:after="0"/>
+              <w:jc w:val="left"/>
             </w:pPr>
+            <w:r/>
             <w:r>
               <w:rPr>
-                <w:rFonts w:ascii="Calibri" w:hAnsi="Calibri" w:eastAsia="Yu Gothic"/>
-                <w:sz w:val="19"/>
+                <w:rFonts w:ascii="Yu Gothic" w:hAnsi="Yu Gothic"/>
+                <w:b w:val="0"/>
+                <w:sz w:val="21"/>
               </w:rPr>
-              <w:t>個数入力へ変更</w:t>
+              <w:t>個数自動計算を廃止し数量手入力にする</w:t>
             </w:r>
           </w:p>
         </w:tc>
         <w:tc>
           <w:tcPr>
-            <w:tcW w:type="dxa" w:w="3120"/>
-            <w:tcMar>
-              <w:top w:w="80" w:type="dxa"/>
-              <w:start w:w="120" w:type="dxa"/>
-              <w:bottom w:w="80" w:type="dxa"/>
-              <w:end w:w="120" w:type="dxa"/>
-            </w:tcMar>
+            <w:tcW w:type="dxa" w:w="1872"/>
+            <w:vAlign w:val="center"/>
           </w:tcPr>
           <w:p>
             <w:pPr>
-              <w:spacing w:after="0"/>
+              <w:jc w:val="left"/>
             </w:pPr>
+            <w:r/>
             <w:r>
               <w:rPr>
-                <w:rFonts w:ascii="Calibri" w:hAnsi="Calibri" w:eastAsia="Yu Gothic"/>
-                <w:sz w:val="19"/>
+                <w:rFonts w:ascii="Yu Gothic" w:hAnsi="Yu Gothic"/>
+                <w:b w:val="0"/>
+                <w:sz w:val="21"/>
               </w:rPr>
-              <w:t>確定数量を個数として扱い、単重・重量は補助情報化する</w:t>
+              <w:t>Must</w:t>
+            </w:r>
+          </w:p>
+        </w:tc>
+        <w:tc>
+          <w:tcPr>
+            <w:tcW w:type="dxa" w:w="3096"/>
+            <w:vAlign w:val="center"/>
+          </w:tcPr>
+          <w:p>
+            <w:pPr>
+              <w:jc w:val="left"/>
+            </w:pPr>
+            <w:r/>
+            <w:r>
+              <w:rPr>
+                <w:rFonts w:ascii="Yu Gothic" w:hAnsi="Yu Gothic"/>
+                <w:b w:val="0"/>
+                <w:sz w:val="21"/>
+              </w:rPr>
+              <w:t>入力値を確定数量とする</w:t>
             </w:r>
           </w:p>
         </w:tc>
       </w:tr>
     </w:tbl>
-    <w:p/>
-    <w:p>
-      <w:pPr>
-        <w:pStyle w:val="Heading1"/>
-      </w:pPr>
-      <w:r>
-        <w:t>1. 背景</w:t>
-      </w:r>
-    </w:p>
-    <w:p>
-      <w:r>
-        <w:t>現行システムでは、工程ごとの実績登録や累計表示を中心に進捗を管理している。</w:t>
-      </w:r>
-    </w:p>
-    <w:p>
-      <w:r>
-        <w:t>しかし実際の現場運用では、製造したロットと数量が工程間を移動し、複数ロットが同一注番内で発生する場合もある。</w:t>
-      </w:r>
-    </w:p>
-    <w:p>
-      <w:r>
-        <w:t>そのため、工程別の実績数を積み上げるよりも、注番に対して「どのロットが、どの工程に、いくつ残っているか」を把握できる仕組みに変更する。</w:t>
-      </w:r>
-    </w:p>
-    <w:p>
-      <w:pPr>
-        <w:pStyle w:val="Heading1"/>
-      </w:pPr>
-      <w:r>
-        <w:t>2. 目的</w:t>
-      </w:r>
-    </w:p>
-    <w:p>
-      <w:pPr>
-        <w:pStyle w:val="ListBullet"/>
-        <w:ind w:left="360" w:hanging="173"/>
-      </w:pPr>
-      <w:r>
-        <w:t>注番単位で、仕掛品・在庫・引当・残数を正確に把握できるようにする。</w:t>
-      </w:r>
-    </w:p>
-    <w:p>
-      <w:pPr>
-        <w:pStyle w:val="ListBullet"/>
-        <w:ind w:left="360" w:hanging="173"/>
-      </w:pPr>
-      <w:r>
-        <w:t>製造時にロットを確定し、以降の工程はロット単位で移動管理できるようにする。</w:t>
-      </w:r>
-    </w:p>
-    <w:p>
-      <w:pPr>
-        <w:pStyle w:val="ListBullet"/>
-        <w:ind w:left="360" w:hanging="173"/>
-      </w:pPr>
-      <w:r>
-        <w:t>実績登録は単なる実績数の記録ではなく、生産数とロットの現在位置を管理する入口にする。</w:t>
-      </w:r>
-    </w:p>
-    <w:p>
-      <w:pPr>
-        <w:pStyle w:val="ListBullet"/>
-        <w:ind w:left="360" w:hanging="173"/>
-      </w:pPr>
-      <w:r>
-        <w:t>進捗管理画面を、現場で数量修正・工程移動がしやすい画面へ変更する。</w:t>
-      </w:r>
-    </w:p>
-    <w:p>
-      <w:pPr>
-        <w:pStyle w:val="Heading1"/>
-      </w:pPr>
-      <w:r>
-        <w:t>3. 対象ユーザー</w:t>
-      </w:r>
-    </w:p>
-    <w:p>
-      <w:pPr>
-        <w:pStyle w:val="ListBullet"/>
-        <w:ind w:left="360" w:hanging="173"/>
-      </w:pPr>
-      <w:r>
-        <w:t>現場作業者</w:t>
-      </w:r>
-    </w:p>
-    <w:p>
-      <w:pPr>
-        <w:pStyle w:val="ListBullet"/>
-        <w:ind w:left="360" w:hanging="173"/>
-      </w:pPr>
-      <w:r>
-        <w:t>生産管理担当者</w:t>
-      </w:r>
-    </w:p>
-    <w:p>
-      <w:pPr>
-        <w:pStyle w:val="ListBullet"/>
-        <w:ind w:left="360" w:hanging="173"/>
-      </w:pPr>
-      <w:r>
-        <w:t>出荷・在庫管理担当者</w:t>
-      </w:r>
-    </w:p>
-    <w:p>
-      <w:pPr>
-        <w:pStyle w:val="ListBullet"/>
-        <w:ind w:left="360" w:hanging="173"/>
-      </w:pPr>
-      <w:r>
-        <w:t>管理者</w:t>
-      </w:r>
-    </w:p>
-    <w:p>
-      <w:pPr>
-        <w:pStyle w:val="Heading1"/>
-      </w:pPr>
-      <w:r>
-        <w:t>4. 対象機能</w:t>
-      </w:r>
-    </w:p>
-    <w:p>
-      <w:pPr>
-        <w:pStyle w:val="ListBullet"/>
-        <w:ind w:left="360" w:hanging="173"/>
-      </w:pPr>
-      <w:r>
-        <w:t>進捗管理</w:t>
-      </w:r>
-    </w:p>
-    <w:p>
-      <w:pPr>
-        <w:pStyle w:val="ListBullet"/>
-        <w:ind w:left="360" w:hanging="173"/>
-      </w:pPr>
-      <w:r>
-        <w:t>実績登録</w:t>
-      </w:r>
-    </w:p>
-    <w:p>
-      <w:pPr>
-        <w:pStyle w:val="ListBullet"/>
-        <w:ind w:left="360" w:hanging="173"/>
-      </w:pPr>
-      <w:r>
-        <w:t>在庫マスタ</w:t>
-      </w:r>
-    </w:p>
-    <w:p>
-      <w:pPr>
-        <w:pStyle w:val="ListBullet"/>
-        <w:ind w:left="360" w:hanging="173"/>
-      </w:pPr>
-      <w:r>
-        <w:t>ロット管理</w:t>
-      </w:r>
-    </w:p>
-    <w:p>
-      <w:pPr>
-        <w:pStyle w:val="ListBullet"/>
-        <w:ind w:left="360" w:hanging="173"/>
-      </w:pPr>
-      <w:r>
-        <w:t>計量登録</w:t>
-      </w:r>
-    </w:p>
-    <w:p>
-      <w:pPr>
-        <w:pStyle w:val="Heading1"/>
-      </w:pPr>
-      <w:r>
-        <w:t>5. 業務ルール</w:t>
-      </w:r>
-    </w:p>
-    <w:p>
-      <w:pPr>
-        <w:pStyle w:val="Heading2"/>
-      </w:pPr>
-      <w:r>
-        <w:t>5.1 注番とロット</w:t>
-      </w:r>
-    </w:p>
-    <w:p>
-      <w:pPr>
-        <w:pStyle w:val="ListBullet"/>
-        <w:ind w:left="360" w:hanging="173"/>
-      </w:pPr>
-      <w:r>
-        <w:t>注番は受注を管理する単位とする。</w:t>
-      </w:r>
-    </w:p>
-    <w:p>
-      <w:pPr>
-        <w:pStyle w:val="ListBullet"/>
-        <w:ind w:left="360" w:hanging="173"/>
-      </w:pPr>
-      <w:r>
-        <w:t>ロットは製造工程で確定する。</w:t>
-      </w:r>
-    </w:p>
-    <w:p>
-      <w:pPr>
-        <w:pStyle w:val="ListBullet"/>
-        <w:ind w:left="360" w:hanging="173"/>
-      </w:pPr>
-      <w:r>
-        <w:t>1つの注番から複数ロットが発生することを許容する。</w:t>
-      </w:r>
-    </w:p>
-    <w:p>
-      <w:pPr>
-        <w:pStyle w:val="ListBullet"/>
-        <w:ind w:left="360" w:hanging="173"/>
-      </w:pPr>
-      <w:r>
-        <w:t>複数ロットが発生した場合、以降の工程移動はロットごとに行う。</w:t>
-      </w:r>
-    </w:p>
-    <w:p>
-      <w:pPr>
-        <w:pStyle w:val="Heading2"/>
-      </w:pPr>
-      <w:r>
-        <w:t>5.2 工程間移動</w:t>
-      </w:r>
-    </w:p>
-    <w:p>
-      <w:pPr>
-        <w:pStyle w:val="ListBullet"/>
-        <w:ind w:left="360" w:hanging="173"/>
-      </w:pPr>
-      <w:r>
-        <w:t>製造で生産したロットと数量は、そのまま次工程へ移動できる。</w:t>
-      </w:r>
-    </w:p>
-    <w:p>
-      <w:pPr>
-        <w:pStyle w:val="ListBullet"/>
-        <w:ind w:left="360" w:hanging="173"/>
-      </w:pPr>
-      <w:r>
-        <w:t>工程間移動は、実績登録が完了した時点で自動的に行う。</w:t>
-      </w:r>
-    </w:p>
-    <w:p>
-      <w:pPr>
-        <w:pStyle w:val="ListBullet"/>
-        <w:ind w:left="360" w:hanging="173"/>
-      </w:pPr>
-      <w:r>
-        <w:t>実績登録されたロットと生産数は、登録対象工程から次工程へ移動する。</w:t>
-      </w:r>
-    </w:p>
-    <w:p>
-      <w:pPr>
-        <w:pStyle w:val="ListBullet"/>
-        <w:ind w:left="360" w:hanging="173"/>
-      </w:pPr>
-      <w:r>
-        <w:t>次工程へ移動した数量は、移動元工程の欄から減算される。</w:t>
-      </w:r>
-    </w:p>
-    <w:p>
-      <w:pPr>
-        <w:pStyle w:val="ListBullet"/>
-        <w:ind w:left="360" w:hanging="173"/>
-      </w:pPr>
-      <w:r>
-        <w:t>移動元工程の数量がすべて移動した場合、その工程欄は空欄または0表示とする。</w:t>
-      </w:r>
-    </w:p>
-    <w:p>
-      <w:pPr>
-        <w:pStyle w:val="ListBullet"/>
-        <w:ind w:left="360" w:hanging="173"/>
-      </w:pPr>
-      <w:r>
-        <w:t>工程間の数量移動は、実績累計ではなく「現在その工程にある数量」を示す。</w:t>
-      </w:r>
-    </w:p>
-    <w:p>
-      <w:pPr>
-        <w:pStyle w:val="Heading2"/>
-      </w:pPr>
-      <w:r>
-        <w:t>5.3 工程構成</w:t>
-      </w:r>
-    </w:p>
-    <w:p>
-      <w:pPr>
-        <w:pStyle w:val="ListBullet"/>
-        <w:ind w:left="360" w:hanging="173"/>
-      </w:pPr>
-      <w:r>
-        <w:t>製造工程と洗浄工程は統合し、例として「製造・洗浄」として扱えるようにする。</w:t>
-      </w:r>
-    </w:p>
-    <w:p>
-      <w:pPr>
-        <w:pStyle w:val="ListBullet"/>
-        <w:ind w:left="360" w:hanging="173"/>
-      </w:pPr>
-      <w:r>
-        <w:t>工程名はマスタ変更により調整できる前提とする。</w:t>
-      </w:r>
-    </w:p>
-    <w:p>
-      <w:pPr>
-        <w:pStyle w:val="Heading1"/>
-      </w:pPr>
-      <w:r>
-        <w:t>6. 機能要件</w:t>
-      </w:r>
-    </w:p>
-    <w:p>
-      <w:pPr>
-        <w:pStyle w:val="Heading2"/>
-      </w:pPr>
-      <w:r>
-        <w:t>6.1 進捗管理</w:t>
-      </w:r>
-    </w:p>
-    <w:p>
-      <w:pPr>
-        <w:pStyle w:val="Heading3"/>
-      </w:pPr>
-      <w:r>
-        <w:t>FR-PROG-001 数値編集</w:t>
-      </w:r>
-    </w:p>
-    <w:p>
-      <w:pPr>
-        <w:pStyle w:val="ListBullet"/>
-        <w:ind w:left="360" w:hanging="173"/>
-      </w:pPr>
-      <w:r>
-        <w:t>進捗管理画面上で数量を編集できるようにする。</w:t>
-      </w:r>
-    </w:p>
-    <w:p>
-      <w:pPr>
-        <w:pStyle w:val="ListBullet"/>
-        <w:ind w:left="360" w:hanging="173"/>
-      </w:pPr>
-      <w:r>
-        <w:t>編集対象は、工程ごとの現在数量、在庫数、引当数、残数を想定する。</w:t>
-      </w:r>
-    </w:p>
-    <w:p>
-      <w:pPr>
-        <w:pStyle w:val="ListBullet"/>
-        <w:ind w:left="360" w:hanging="173"/>
-      </w:pPr>
-      <w:r>
-        <w:t>編集時は、注番・ロット・工程との整合性が崩れないようにする。</w:t>
-      </w:r>
-    </w:p>
-    <w:p>
-      <w:pPr>
-        <w:pStyle w:val="Heading3"/>
-      </w:pPr>
-      <w:r>
-        <w:t>FR-PROG-002 ロット確定</w:t>
-      </w:r>
-    </w:p>
-    <w:p>
-      <w:pPr>
-        <w:pStyle w:val="ListBullet"/>
-        <w:ind w:left="360" w:hanging="173"/>
-      </w:pPr>
-      <w:r>
-        <w:t>製造時にロットを確定できるようにする。</w:t>
-      </w:r>
-    </w:p>
-    <w:p>
-      <w:pPr>
-        <w:pStyle w:val="ListBullet"/>
-        <w:ind w:left="360" w:hanging="173"/>
-      </w:pPr>
-      <w:r>
-        <w:t>確定したロット番号と数量は、以降の工程移動の対象になる。</w:t>
-      </w:r>
-    </w:p>
-    <w:p>
-      <w:pPr>
-        <w:pStyle w:val="Heading3"/>
-      </w:pPr>
-      <w:r>
-        <w:t>FR-PROG-003 ロット単位の工程移動</w:t>
-      </w:r>
-    </w:p>
-    <w:p>
-      <w:pPr>
-        <w:pStyle w:val="ListBullet"/>
-        <w:ind w:left="360" w:hanging="173"/>
-      </w:pPr>
-      <w:r>
-        <w:t>実績登録が完了した時点で、登録したロットと生産数を次工程へ自動移動する。</w:t>
-      </w:r>
-    </w:p>
-    <w:p>
-      <w:pPr>
-        <w:pStyle w:val="ListBullet"/>
-        <w:ind w:left="360" w:hanging="173"/>
-      </w:pPr>
-      <w:r>
-        <w:t>製造で生産したロットと数量は、製造実績登録完了時に次工程へ移動する。</w:t>
-      </w:r>
-    </w:p>
-    <w:p>
-      <w:pPr>
-        <w:pStyle w:val="ListBullet"/>
-        <w:ind w:left="360" w:hanging="173"/>
-      </w:pPr>
-      <w:r>
-        <w:t>複数ロットがある場合、ロットごとに移動できるようにする。</w:t>
-      </w:r>
-    </w:p>
-    <w:p>
-      <w:pPr>
-        <w:pStyle w:val="ListBullet"/>
-        <w:ind w:left="360" w:hanging="173"/>
-      </w:pPr>
-      <w:r>
-        <w:t>移動した数量は移動元工程から減算し、移動先工程へ加算する。</w:t>
-      </w:r>
-    </w:p>
-    <w:p>
-      <w:pPr>
-        <w:pStyle w:val="ListBullet"/>
-        <w:ind w:left="360" w:hanging="173"/>
-      </w:pPr>
-      <w:r>
-        <w:t>自動移動後、移動元工程に残数量がない場合は空欄または0表示とする。</w:t>
-      </w:r>
-    </w:p>
-    <w:p>
-      <w:pPr>
-        <w:pStyle w:val="Heading3"/>
-      </w:pPr>
-      <w:r>
-        <w:t>FR-PROG-004 生産数の把握</w:t>
-      </w:r>
-    </w:p>
-    <w:p>
-      <w:pPr>
-        <w:pStyle w:val="ListBullet"/>
-        <w:ind w:left="360" w:hanging="173"/>
-      </w:pPr>
-      <w:r>
-        <w:t>進捗管理では「実績数の登録」よりも「現在の生産数・仕掛数量の把握」を優先する。</w:t>
-      </w:r>
-    </w:p>
-    <w:p>
-      <w:pPr>
-        <w:pStyle w:val="ListBullet"/>
-        <w:ind w:left="360" w:hanging="173"/>
-      </w:pPr>
-      <w:r>
-        <w:t>工程別の累計実績ではなく、工程ごとの現在数量を表示する。</w:t>
-      </w:r>
-    </w:p>
-    <w:p>
-      <w:pPr>
-        <w:pStyle w:val="Heading3"/>
-      </w:pPr>
-      <w:r>
-        <w:t>FR-PROG-005 表示項目の変更</w:t>
-      </w:r>
-    </w:p>
-    <w:p>
-      <w:r>
-        <w:t>進捗管理の一覧項目は、以下の順に変更する。</w:t>
-      </w:r>
-    </w:p>
-    <w:p>
-      <w:pPr>
-        <w:pStyle w:val="ListNumber"/>
-        <w:ind w:left="360" w:hanging="173"/>
-      </w:pPr>
-      <w:r>
-        <w:t>注番</w:t>
-      </w:r>
-    </w:p>
-    <w:p>
-      <w:pPr>
-        <w:pStyle w:val="ListNumber"/>
-        <w:ind w:left="360" w:hanging="173"/>
-      </w:pPr>
-      <w:r>
-        <w:t>得意先</w:t>
-      </w:r>
-    </w:p>
-    <w:p>
-      <w:pPr>
-        <w:pStyle w:val="ListNumber"/>
-        <w:ind w:left="360" w:hanging="173"/>
-      </w:pPr>
-      <w:r>
-        <w:t>製品名</w:t>
-      </w:r>
-    </w:p>
-    <w:p>
-      <w:pPr>
-        <w:pStyle w:val="ListNumber"/>
-        <w:ind w:left="360" w:hanging="173"/>
-      </w:pPr>
-      <w:r>
-        <w:t>納期</w:t>
-      </w:r>
-    </w:p>
-    <w:p>
-      <w:pPr>
-        <w:pStyle w:val="ListNumber"/>
-        <w:ind w:left="360" w:hanging="173"/>
-      </w:pPr>
-      <w:r>
-        <w:t>受注数量</w:t>
-      </w:r>
-    </w:p>
-    <w:p>
-      <w:pPr>
-        <w:pStyle w:val="ListBullet"/>
-        <w:ind w:left="360" w:hanging="173"/>
-      </w:pPr>
-      <w:r>
-        <w:t>受注数量の右側にも納期を表示する。</w:t>
-      </w:r>
-    </w:p>
-    <w:p>
-      <w:pPr>
-        <w:pStyle w:val="ListBullet"/>
-        <w:ind w:left="360" w:hanging="173"/>
-      </w:pPr>
-      <w:r>
-        <w:t>納期表示はクリック可能にする。</w:t>
-      </w:r>
-    </w:p>
-    <w:p>
-      <w:pPr>
-        <w:pStyle w:val="Heading3"/>
-      </w:pPr>
-      <w:r>
-        <w:t>FR-PROG-006 納期クリックから実績登録へ遷移</w:t>
-      </w:r>
-    </w:p>
-    <w:p>
-      <w:pPr>
-        <w:pStyle w:val="ListBullet"/>
-        <w:ind w:left="360" w:hanging="173"/>
-      </w:pPr>
-      <w:r>
-        <w:t>進捗管理画面の納期をクリックすると、対象注番の実績登録画面へ遷移する。</w:t>
-      </w:r>
-    </w:p>
-    <w:p>
-      <w:pPr>
-        <w:pStyle w:val="ListBullet"/>
-        <w:ind w:left="360" w:hanging="173"/>
-      </w:pPr>
-      <w:r>
-        <w:t>実績登録が完了したら、進捗管理画面へ戻る。</w:t>
-      </w:r>
-    </w:p>
-    <w:p>
-      <w:pPr>
-        <w:pStyle w:val="ListBullet"/>
-        <w:ind w:left="360" w:hanging="173"/>
-      </w:pPr>
-      <w:r>
-        <w:t>戻った際は、直前に見ていた進捗管理画面の状態をできるだけ維持する。</w:t>
-      </w:r>
-    </w:p>
-    <w:p>
-      <w:pPr>
-        <w:pStyle w:val="Heading3"/>
-      </w:pPr>
-      <w:r>
-        <w:t>FR-PROG-007 ステータス廃止</w:t>
-      </w:r>
-    </w:p>
-    <w:p>
-      <w:pPr>
-        <w:pStyle w:val="ListBullet"/>
-        <w:ind w:left="360" w:hanging="173"/>
-      </w:pPr>
-      <w:r>
-        <w:t>進捗管理画面からステータス表示を廃止する。</w:t>
-      </w:r>
-    </w:p>
-    <w:p>
-      <w:pPr>
-        <w:pStyle w:val="ListBullet"/>
-        <w:ind w:left="360" w:hanging="173"/>
-      </w:pPr>
-      <w:r>
-        <w:t>ステータスの代わりに、以下を表示する。</w:t>
-      </w:r>
-    </w:p>
-    <w:p>
-      <w:pPr>
-        <w:pStyle w:val="ListBullet"/>
-        <w:ind w:left="360" w:hanging="173"/>
-      </w:pPr>
-      <w:r>
-        <w:t>在庫数</w:t>
-      </w:r>
-    </w:p>
-    <w:p>
-      <w:pPr>
-        <w:pStyle w:val="ListBullet"/>
-        <w:ind w:left="360" w:hanging="173"/>
-      </w:pPr>
-      <w:r>
-        <w:t>引当数</w:t>
-      </w:r>
-    </w:p>
-    <w:p>
-      <w:pPr>
-        <w:pStyle w:val="ListBullet"/>
-        <w:ind w:left="360" w:hanging="173"/>
-      </w:pPr>
-      <w:r>
-        <w:t>残数</w:t>
-      </w:r>
-    </w:p>
-    <w:p>
-      <w:pPr>
-        <w:pStyle w:val="Heading3"/>
-      </w:pPr>
-      <w:r>
-        <w:t>FR-PROG-008 合計列</w:t>
-      </w:r>
-    </w:p>
-    <w:p>
-      <w:pPr>
-        <w:pStyle w:val="ListBullet"/>
-        <w:ind w:left="360" w:hanging="173"/>
-      </w:pPr>
-      <w:r>
-        <w:t>梱包と工程進捗の間に「合計」を追加する。</w:t>
-      </w:r>
-    </w:p>
-    <w:p>
-      <w:pPr>
-        <w:pStyle w:val="ListBullet"/>
-        <w:ind w:left="360" w:hanging="173"/>
-      </w:pPr>
-      <w:r>
-        <w:t>工程ごとの累計は表示しない。</w:t>
-      </w:r>
-    </w:p>
-    <w:p>
-      <w:pPr>
-        <w:pStyle w:val="ListBullet"/>
-        <w:ind w:left="360" w:hanging="173"/>
-      </w:pPr>
-      <w:r>
-        <w:t>合計には、工程すべてを対象にした合計値を表示する。</w:t>
-      </w:r>
-    </w:p>
-    <w:p>
-      <w:pPr>
-        <w:pStyle w:val="ListBullet"/>
-        <w:ind w:left="360" w:hanging="173"/>
-      </w:pPr>
-      <w:r>
-        <w:t>合計の定義は、設計時に以下のどちらかを確定する。</w:t>
-      </w:r>
-    </w:p>
-    <w:p>
-      <w:pPr>
-        <w:pStyle w:val="ListBullet"/>
-        <w:ind w:left="360" w:hanging="173"/>
-      </w:pPr>
-      <w:r>
-        <w:t>現在各工程に存在する仕掛数量の合計</w:t>
-      </w:r>
-    </w:p>
-    <w:p>
-      <w:pPr>
-        <w:pStyle w:val="ListBullet"/>
-        <w:ind w:left="360" w:hanging="173"/>
-      </w:pPr>
-      <w:r>
-        <w:t>生産済み数量、在庫数量、引当数量を含む総量</w:t>
-      </w:r>
-    </w:p>
-    <w:p>
-      <w:pPr>
-        <w:pStyle w:val="Heading2"/>
-      </w:pPr>
-      <w:r>
-        <w:t>6.2 実績登録</w:t>
-      </w:r>
-    </w:p>
-    <w:p>
-      <w:pPr>
-        <w:pStyle w:val="Heading3"/>
-      </w:pPr>
-      <w:r>
-        <w:t>FR-RESULT-001 製造実績の登録項目</w:t>
-      </w:r>
-    </w:p>
-    <w:p>
-      <w:pPr>
-        <w:pStyle w:val="ListBullet"/>
-        <w:ind w:left="360" w:hanging="173"/>
-      </w:pPr>
-      <w:r>
-        <w:t>製造実績で登録する項目は、数量とロットとする。</w:t>
-      </w:r>
-    </w:p>
-    <w:p>
-      <w:pPr>
-        <w:pStyle w:val="ListBullet"/>
-        <w:ind w:left="360" w:hanging="173"/>
-      </w:pPr>
-      <w:r>
-        <w:t>製造実績登録時にロットを確定する。</w:t>
-      </w:r>
-    </w:p>
-    <w:p>
-      <w:pPr>
-        <w:pStyle w:val="ListBullet"/>
-        <w:ind w:left="360" w:hanging="173"/>
-      </w:pPr>
-      <w:r>
-        <w:t>実績登録が完了した時点で、登録したロットと数量を次工程へ自動移動する。</w:t>
-      </w:r>
-    </w:p>
-    <w:p>
-      <w:pPr>
-        <w:pStyle w:val="Heading3"/>
-      </w:pPr>
-      <w:r>
-        <w:t>FR-RESULT-002 納期との紐づけ</w:t>
-      </w:r>
-    </w:p>
-    <w:p>
-      <w:pPr>
-        <w:pStyle w:val="ListBullet"/>
-        <w:ind w:left="360" w:hanging="173"/>
-      </w:pPr>
-      <w:r>
-        <w:t>実績登録は納期に紐づけて行えるようにする。</w:t>
-      </w:r>
-    </w:p>
-    <w:p>
-      <w:pPr>
-        <w:pStyle w:val="ListBullet"/>
-        <w:ind w:left="360" w:hanging="173"/>
-      </w:pPr>
-      <w:r>
-        <w:t>同一注番に複数納期が存在する場合を考慮し、どの納期分の生産か識別できるようにする。</w:t>
-      </w:r>
-    </w:p>
-    <w:p>
-      <w:pPr>
-        <w:pStyle w:val="Heading3"/>
-      </w:pPr>
-      <w:r>
-        <w:t>FR-RESULT-003 登録完了後の遷移</w:t>
-      </w:r>
-    </w:p>
-    <w:p>
-      <w:pPr>
-        <w:pStyle w:val="ListBullet"/>
-        <w:ind w:left="360" w:hanging="173"/>
-      </w:pPr>
-      <w:r>
-        <w:t>進捗管理から実績登録へ遷移した場合、登録完了後は進捗管理へ戻る。</w:t>
-      </w:r>
-    </w:p>
-    <w:p>
-      <w:pPr>
-        <w:pStyle w:val="Heading2"/>
-      </w:pPr>
-      <w:r>
-        <w:t>6.3 在庫マスタ</w:t>
-      </w:r>
-    </w:p>
-    <w:p>
-      <w:pPr>
-        <w:pStyle w:val="Heading3"/>
-      </w:pPr>
-      <w:r>
-        <w:t>FR-INV-001 得意先項目追加</w:t>
-      </w:r>
-    </w:p>
-    <w:p>
-      <w:pPr>
-        <w:pStyle w:val="ListBullet"/>
-        <w:ind w:left="360" w:hanging="173"/>
-      </w:pPr>
-      <w:r>
-        <w:t>在庫マスタに得意先項目を追加する。</w:t>
-      </w:r>
-    </w:p>
-    <w:p>
-      <w:pPr>
-        <w:pStyle w:val="ListBullet"/>
-        <w:ind w:left="360" w:hanging="173"/>
-      </w:pPr>
-      <w:r>
-        <w:t>在庫は製品だけでなく、得意先との組み合わせでも確認できるようにする。</w:t>
-      </w:r>
-    </w:p>
-    <w:p>
-      <w:pPr>
-        <w:pStyle w:val="Heading2"/>
-      </w:pPr>
-      <w:r>
-        <w:t>6.4 ロット管理</w:t>
-      </w:r>
-    </w:p>
-    <w:p>
-      <w:pPr>
-        <w:pStyle w:val="Heading3"/>
-      </w:pPr>
-      <w:r>
-        <w:t>FR-LOT-001 名称変更</w:t>
-      </w:r>
-    </w:p>
-    <w:p>
-      <w:pPr>
-        <w:pStyle w:val="ListBullet"/>
-        <w:ind w:left="360" w:hanging="173"/>
-      </w:pPr>
-      <w:r>
-        <w:t>画面名「ロット管理」を「注番管理」に変更する。</w:t>
-      </w:r>
-    </w:p>
-    <w:p>
-      <w:pPr>
-        <w:pStyle w:val="ListBullet"/>
-        <w:ind w:left="360" w:hanging="173"/>
-      </w:pPr>
-      <w:r>
-        <w:t>ただし、内部データとしてのロット管理は継続する。</w:t>
-      </w:r>
-    </w:p>
-    <w:p>
-      <w:pPr>
-        <w:pStyle w:val="Heading3"/>
-      </w:pPr>
-      <w:r>
-        <w:t>FR-LOT-002 注番中心の表示</w:t>
-      </w:r>
-    </w:p>
-    <w:p>
-      <w:pPr>
-        <w:pStyle w:val="ListBullet"/>
-        <w:ind w:left="360" w:hanging="173"/>
-      </w:pPr>
-      <w:r>
-        <w:t>注番管理画面では、注番を中心にロット、工程移動、在庫、出荷履歴を確認できるようにする。</w:t>
-      </w:r>
-    </w:p>
-    <w:p>
-      <w:pPr>
-        <w:pStyle w:val="ListBullet"/>
-        <w:ind w:left="360" w:hanging="173"/>
-      </w:pPr>
-      <w:r>
-        <w:t>ロット単体の履歴確認は、注番管理内の詳細機能として扱う。</w:t>
-      </w:r>
-    </w:p>
-    <w:p>
-      <w:pPr>
-        <w:pStyle w:val="Heading2"/>
-      </w:pPr>
-      <w:r>
-        <w:t>6.5 計量登録</w:t>
-      </w:r>
-    </w:p>
-    <w:p>
-      <w:pPr>
-        <w:pStyle w:val="Heading3"/>
-      </w:pPr>
-      <w:r>
-        <w:t>FR-WEIGH-001 個数入力への変更</w:t>
-      </w:r>
-    </w:p>
-    <w:p>
-      <w:pPr>
-        <w:pStyle w:val="ListBullet"/>
-        <w:ind w:left="360" w:hanging="173"/>
-      </w:pPr>
-      <w:r>
-        <w:t>計量登録は、現行の重量入力から個数入力に変更する。</w:t>
-      </w:r>
-    </w:p>
-    <w:p>
-      <w:pPr>
-        <w:pStyle w:val="ListBullet"/>
-        <w:ind w:left="360" w:hanging="173"/>
-      </w:pPr>
-      <w:r>
-        <w:t>個数入力を基本とし、単重から重量を参照・補助表示できる設計を検討する。</w:t>
-      </w:r>
-    </w:p>
-    <w:p>
-      <w:pPr>
-        <w:pStyle w:val="Heading3"/>
-      </w:pPr>
-      <w:r>
-        <w:t>FR-WEIGH-002 自動個数表示の扱い</w:t>
-      </w:r>
-    </w:p>
-    <w:p>
-      <w:pPr>
-        <w:pStyle w:val="ListBullet"/>
-        <w:ind w:left="360" w:hanging="173"/>
-      </w:pPr>
-      <w:r>
-        <w:t>現行では重量から個数が自動表示されるが、改修後はユーザーが個数を入力する。</w:t>
-      </w:r>
-    </w:p>
-    <w:p>
-      <w:pPr>
-        <w:pStyle w:val="ListBullet"/>
-        <w:ind w:left="360" w:hanging="173"/>
-      </w:pPr>
-      <w:r>
-        <w:t>自動計算値を残す場合は、参考値として表示し、確定値は個数入力値とする。</w:t>
-      </w:r>
-    </w:p>
-    <w:p>
-      <w:pPr>
-        <w:pStyle w:val="Heading1"/>
-      </w:pPr>
-      <w:r>
-        <w:t>7. データ要件</w:t>
-      </w:r>
-    </w:p>
-    <w:p>
-      <w:pPr>
-        <w:pStyle w:val="Heading2"/>
-      </w:pPr>
-      <w:r>
-        <w:t>7.1 必要な主なデータ</w:t>
-      </w:r>
-    </w:p>
-    <w:p>
-      <w:pPr>
-        <w:pStyle w:val="ListBullet"/>
-        <w:ind w:left="360" w:hanging="173"/>
-      </w:pPr>
-      <w:r>
-        <w:t>注番</w:t>
-      </w:r>
-    </w:p>
-    <w:p>
-      <w:pPr>
-        <w:pStyle w:val="ListBullet"/>
-        <w:ind w:left="360" w:hanging="173"/>
-      </w:pPr>
-      <w:r>
-        <w:t>納期</w:t>
-      </w:r>
-    </w:p>
-    <w:p>
-      <w:pPr>
-        <w:pStyle w:val="ListBullet"/>
-        <w:ind w:left="360" w:hanging="173"/>
-      </w:pPr>
-      <w:r>
-        <w:t>得意先</w:t>
-      </w:r>
-    </w:p>
-    <w:p>
-      <w:pPr>
-        <w:pStyle w:val="ListBullet"/>
-        <w:ind w:left="360" w:hanging="173"/>
-      </w:pPr>
-      <w:r>
-        <w:t>製品</w:t>
-      </w:r>
-    </w:p>
-    <w:p>
-      <w:pPr>
-        <w:pStyle w:val="ListBullet"/>
-        <w:ind w:left="360" w:hanging="173"/>
-      </w:pPr>
-      <w:r>
-        <w:t>受注数量</w:t>
-      </w:r>
-    </w:p>
-    <w:p>
-      <w:pPr>
-        <w:pStyle w:val="ListBullet"/>
-        <w:ind w:left="360" w:hanging="173"/>
-      </w:pPr>
-      <w:r>
-        <w:t>ロット番号</w:t>
-      </w:r>
-    </w:p>
-    <w:p>
-      <w:pPr>
-        <w:pStyle w:val="ListBullet"/>
-        <w:ind w:left="360" w:hanging="173"/>
-      </w:pPr>
-      <w:r>
-        <w:t>ロット別数量</w:t>
-      </w:r>
-    </w:p>
-    <w:p>
-      <w:pPr>
-        <w:pStyle w:val="ListBullet"/>
-        <w:ind w:left="360" w:hanging="173"/>
-      </w:pPr>
-      <w:r>
-        <w:t>現在工程</w:t>
-      </w:r>
-    </w:p>
-    <w:p>
-      <w:pPr>
-        <w:pStyle w:val="ListBullet"/>
-        <w:ind w:left="360" w:hanging="173"/>
-      </w:pPr>
-      <w:r>
-        <w:t>工程別現在数量</w:t>
-      </w:r>
-    </w:p>
-    <w:p>
-      <w:pPr>
-        <w:pStyle w:val="ListBullet"/>
-        <w:ind w:left="360" w:hanging="173"/>
-      </w:pPr>
-      <w:r>
-        <w:t>在庫数</w:t>
-      </w:r>
-    </w:p>
-    <w:p>
-      <w:pPr>
-        <w:pStyle w:val="ListBullet"/>
-        <w:ind w:left="360" w:hanging="173"/>
-      </w:pPr>
-      <w:r>
-        <w:t>引当数</w:t>
-      </w:r>
-    </w:p>
-    <w:p>
-      <w:pPr>
-        <w:pStyle w:val="ListBullet"/>
-        <w:ind w:left="360" w:hanging="173"/>
-      </w:pPr>
-      <w:r>
-        <w:t>残数</w:t>
-      </w:r>
-    </w:p>
-    <w:p>
-      <w:pPr>
-        <w:pStyle w:val="ListBullet"/>
-        <w:ind w:left="360" w:hanging="173"/>
-      </w:pPr>
-      <w:r>
-        <w:t>工程移動履歴</w:t>
-      </w:r>
-    </w:p>
-    <w:p>
-      <w:pPr>
-        <w:pStyle w:val="Heading2"/>
-      </w:pPr>
-      <w:r>
-        <w:t>7.2 データ整合性</w:t>
-      </w:r>
-    </w:p>
-    <w:p>
-      <w:pPr>
-        <w:pStyle w:val="ListBullet"/>
-        <w:ind w:left="360" w:hanging="173"/>
-      </w:pPr>
-      <w:r>
-        <w:t>ロット別数量の合計は、注番数量または許可された超過生産数量と整合する必要がある。</w:t>
-      </w:r>
-    </w:p>
-    <w:p>
-      <w:pPr>
-        <w:pStyle w:val="ListBullet"/>
-        <w:ind w:left="360" w:hanging="173"/>
-      </w:pPr>
-      <w:r>
-        <w:t>工程間移動では、移動元数量を超えて移動できない。</w:t>
-      </w:r>
-    </w:p>
-    <w:p>
-      <w:pPr>
-        <w:pStyle w:val="ListBullet"/>
-        <w:ind w:left="360" w:hanging="173"/>
-      </w:pPr>
-      <w:r>
-        <w:t>在庫数、引当数、残数は注番・得意先・製品・ロットとの関係を保つ。</w:t>
-      </w:r>
-    </w:p>
-    <w:p>
-      <w:pPr>
-        <w:pStyle w:val="Heading1"/>
-      </w:pPr>
-      <w:r>
-        <w:t>8. 画面要件</w:t>
-      </w:r>
-    </w:p>
-    <w:p>
-      <w:pPr>
-        <w:pStyle w:val="Heading2"/>
-      </w:pPr>
-      <w:r>
-        <w:t>8.1 進捗管理画面</w:t>
-      </w:r>
-    </w:p>
-    <w:p>
-      <w:pPr>
-        <w:pStyle w:val="ListBullet"/>
-        <w:ind w:left="360" w:hanging="173"/>
-      </w:pPr>
-      <w:r>
-        <w:t>注番を起点に一覧表示する。</w:t>
-      </w:r>
-    </w:p>
-    <w:p>
-      <w:pPr>
-        <w:pStyle w:val="ListBullet"/>
-        <w:ind w:left="360" w:hanging="173"/>
-      </w:pPr>
-      <w:r>
-        <w:t>表示項目は「注番、得意先、製品名、納期、受注数量」を基本順とする。</w:t>
-      </w:r>
-    </w:p>
-    <w:p>
-      <w:pPr>
-        <w:pStyle w:val="ListBullet"/>
-        <w:ind w:left="360" w:hanging="173"/>
-      </w:pPr>
-      <w:r>
-        <w:t>納期クリックで実績登録へ遷移する。</w:t>
-      </w:r>
-    </w:p>
-    <w:p>
-      <w:pPr>
-        <w:pStyle w:val="ListBullet"/>
-        <w:ind w:left="360" w:hanging="173"/>
-      </w:pPr>
-      <w:r>
-        <w:t>ステータスは表示しない。</w:t>
-      </w:r>
-    </w:p>
-    <w:p>
-      <w:pPr>
-        <w:pStyle w:val="ListBullet"/>
-        <w:ind w:left="360" w:hanging="173"/>
-      </w:pPr>
-      <w:r>
-        <w:t>在庫数、引当数、残数を表示する。</w:t>
-      </w:r>
-    </w:p>
-    <w:p>
-      <w:pPr>
-        <w:pStyle w:val="ListBullet"/>
-        <w:ind w:left="360" w:hanging="173"/>
-      </w:pPr>
-      <w:r>
-        <w:t>工程欄は、累計ではなく現在数量を表示する。</w:t>
-      </w:r>
-    </w:p>
-    <w:p>
-      <w:pPr>
-        <w:pStyle w:val="ListBullet"/>
-        <w:ind w:left="360" w:hanging="173"/>
-      </w:pPr>
-      <w:r>
-        <w:t>工程数量は編集可能にする。</w:t>
-      </w:r>
-    </w:p>
-    <w:p>
-      <w:pPr>
-        <w:pStyle w:val="ListBullet"/>
-        <w:ind w:left="360" w:hanging="173"/>
-      </w:pPr>
-      <w:r>
-        <w:t>ロットが複数ある場合、ロット単位で展開・移動できるUIを用意する。</w:t>
-      </w:r>
-    </w:p>
-    <w:p>
-      <w:pPr>
-        <w:pStyle w:val="Heading2"/>
-      </w:pPr>
-      <w:r>
-        <w:t>8.2 実績登録画面</w:t>
-      </w:r>
-    </w:p>
-    <w:p>
-      <w:pPr>
-        <w:pStyle w:val="ListBullet"/>
-        <w:ind w:left="360" w:hanging="173"/>
-      </w:pPr>
-      <w:r>
-        <w:t>対象注番、納期、製品、得意先を確認できる。</w:t>
-      </w:r>
-    </w:p>
-    <w:p>
-      <w:pPr>
-        <w:pStyle w:val="ListBullet"/>
-        <w:ind w:left="360" w:hanging="173"/>
-      </w:pPr>
-      <w:r>
-        <w:t>製造実績では、ロットと数量を入力できる。</w:t>
-      </w:r>
-    </w:p>
-    <w:p>
-      <w:pPr>
-        <w:pStyle w:val="ListBullet"/>
-        <w:ind w:left="360" w:hanging="173"/>
-      </w:pPr>
-      <w:r>
-        <w:t>登録完了後、進捗管理へ戻る。</w:t>
-      </w:r>
-    </w:p>
-    <w:p>
-      <w:pPr>
-        <w:pStyle w:val="Heading2"/>
-      </w:pPr>
-      <w:r>
-        <w:t>8.3 注番管理画面</w:t>
-      </w:r>
-    </w:p>
-    <w:p>
-      <w:pPr>
-        <w:pStyle w:val="ListBullet"/>
-        <w:ind w:left="360" w:hanging="173"/>
-      </w:pPr>
-      <w:r>
-        <w:t>旧ロット管理画面を名称変更する。</w:t>
-      </w:r>
-    </w:p>
-    <w:p>
-      <w:pPr>
-        <w:pStyle w:val="ListBullet"/>
-        <w:ind w:left="360" w:hanging="173"/>
-      </w:pPr>
-      <w:r>
-        <w:t>注番を中心に、関連ロットと工程移動履歴を確認できる。</w:t>
-      </w:r>
-    </w:p>
-    <w:p>
-      <w:pPr>
-        <w:pStyle w:val="Heading2"/>
-      </w:pPr>
-      <w:r>
-        <w:t>8.4 計量登録画面</w:t>
-      </w:r>
-    </w:p>
-    <w:p>
-      <w:pPr>
-        <w:pStyle w:val="ListBullet"/>
-        <w:ind w:left="360" w:hanging="173"/>
-      </w:pPr>
-      <w:r>
-        <w:t>個数入力を主入力にする。</w:t>
-      </w:r>
-    </w:p>
-    <w:p>
-      <w:pPr>
-        <w:pStyle w:val="ListBullet"/>
-        <w:ind w:left="360" w:hanging="173"/>
-      </w:pPr>
-      <w:r>
-        <w:t>必要に応じて重量や単重を補助情報として表示する。</w:t>
-      </w:r>
-    </w:p>
-    <w:p>
-      <w:pPr>
-        <w:pStyle w:val="Heading1"/>
-      </w:pPr>
-      <w:r>
-        <w:t>9. 非機能要件</w:t>
-      </w:r>
-    </w:p>
-    <w:p>
-      <w:pPr>
-        <w:pStyle w:val="ListBullet"/>
-        <w:ind w:left="360" w:hanging="173"/>
-      </w:pPr>
-      <w:r>
-        <w:t>数量編集と自動工程移動は、誤操作を防ぐため必要に応じて確認操作を入れる。</w:t>
-      </w:r>
-    </w:p>
-    <w:p>
-      <w:pPr>
-        <w:pStyle w:val="ListBullet"/>
-        <w:ind w:left="360" w:hanging="173"/>
-      </w:pPr>
-      <w:r>
-        <w:t>ロット移動履歴は後から追跡できるようにする。</w:t>
-      </w:r>
-    </w:p>
-    <w:p>
-      <w:pPr>
-        <w:pStyle w:val="ListBullet"/>
-        <w:ind w:left="360" w:hanging="173"/>
-      </w:pPr>
-      <w:r>
-        <w:t>進捗管理画面は現場利用を想定し、横スクロールや入力のしやすさを維持する。</w:t>
-      </w:r>
-    </w:p>
-    <w:p>
-      <w:pPr>
-        <w:pStyle w:val="ListBullet"/>
-        <w:ind w:left="360" w:hanging="173"/>
-      </w:pPr>
-      <w:r>
-        <w:t>既存データとの互換性を考慮し、段階的に移行できる設計にする。</w:t>
-      </w:r>
-    </w:p>
-    <w:p>
-      <w:pPr>
-        <w:pStyle w:val="Heading1"/>
-      </w:pPr>
-      <w:r>
-        <w:t>10. 受け入れ条件</w:t>
-      </w:r>
-    </w:p>
-    <w:p>
-      <w:pPr>
-        <w:pStyle w:val="ListBullet"/>
-        <w:ind w:left="360" w:hanging="173"/>
-      </w:pPr>
-      <w:r>
-        <w:t>製造実績登録時にロットと数量を登録できる。</w:t>
-      </w:r>
-    </w:p>
-    <w:p>
-      <w:pPr>
-        <w:pStyle w:val="ListBullet"/>
-        <w:ind w:left="360" w:hanging="173"/>
-      </w:pPr>
-      <w:r>
-        <w:t>実績登録完了時に、登録したロット数量が次工程へ自動移動する。</w:t>
-      </w:r>
-    </w:p>
-    <w:p>
-      <w:pPr>
-        <w:pStyle w:val="ListBullet"/>
-        <w:ind w:left="360" w:hanging="173"/>
-      </w:pPr>
-      <w:r>
-        <w:t>自動移動した数量が、移動元工程から減る。</w:t>
-      </w:r>
-    </w:p>
-    <w:p>
-      <w:pPr>
-        <w:pStyle w:val="ListBullet"/>
-        <w:ind w:left="360" w:hanging="173"/>
-      </w:pPr>
-      <w:r>
-        <w:t>複数ロットがある注番で、ロットごとの工程移動ができる。</w:t>
-      </w:r>
-    </w:p>
-    <w:p>
-      <w:pPr>
-        <w:pStyle w:val="ListBullet"/>
-        <w:ind w:left="360" w:hanging="173"/>
-      </w:pPr>
-      <w:r>
-        <w:t>進捗管理画面でステータスが表示されず、在庫数・引当数・残数が表示される。</w:t>
-      </w:r>
-    </w:p>
-    <w:p>
-      <w:pPr>
-        <w:pStyle w:val="ListBullet"/>
-        <w:ind w:left="360" w:hanging="173"/>
-      </w:pPr>
-      <w:r>
-        <w:t>進捗管理画面の納期クリックで実績登録へ遷移し、登録完了後に進捗管理へ戻る。</w:t>
-      </w:r>
-    </w:p>
-    <w:p>
-      <w:pPr>
-        <w:pStyle w:val="ListBullet"/>
-        <w:ind w:left="360" w:hanging="173"/>
-      </w:pPr>
-      <w:r>
-        <w:t>在庫マスタで得意先を確認できる。</w:t>
-      </w:r>
-    </w:p>
-    <w:p>
-      <w:pPr>
-        <w:pStyle w:val="ListBullet"/>
-        <w:ind w:left="360" w:hanging="173"/>
-      </w:pPr>
-      <w:r>
-        <w:t>ロット管理画面名が注番管理へ変更される。</w:t>
-      </w:r>
-    </w:p>
-    <w:p>
-      <w:pPr>
-        <w:pStyle w:val="ListBullet"/>
-        <w:ind w:left="360" w:hanging="173"/>
-      </w:pPr>
-      <w:r>
-        <w:t>計量登録で個数入力ができる。</w:t>
-      </w:r>
-    </w:p>
-    <w:p>
-      <w:pPr>
-        <w:pStyle w:val="Heading1"/>
-      </w:pPr>
-      <w:r>
-        <w:t>11. 未確定事項</w:t>
-      </w:r>
-    </w:p>
-    <w:p>
-      <w:pPr>
-        <w:pStyle w:val="ListBullet"/>
-        <w:ind w:left="360" w:hanging="173"/>
-      </w:pPr>
-      <w:r>
-        <w:t>進捗管理の「合計」に表示する数量の定義。</w:t>
-      </w:r>
-    </w:p>
-    <w:p>
-      <w:pPr>
-        <w:pStyle w:val="ListBullet"/>
-        <w:ind w:left="360" w:hanging="173"/>
-      </w:pPr>
-      <w:r>
-        <w:t>納期と実績登録の紐づけ単位。</w:t>
-      </w:r>
-    </w:p>
-    <w:p>
-      <w:pPr>
-        <w:pStyle w:val="ListBullet"/>
-        <w:ind w:left="360" w:hanging="173"/>
-      </w:pPr>
-      <w:r>
-        <w:t>注番に納期が1つだけの場合は単純紐づけでよい。</w:t>
-      </w:r>
-    </w:p>
-    <w:p>
-      <w:pPr>
-        <w:pStyle w:val="ListBullet"/>
-        <w:ind w:left="360" w:hanging="173"/>
-      </w:pPr>
-      <w:r>
-        <w:t>分納や納期違いがある場合は、注番内に納期別明細が必要になる可能性がある。</w:t>
-      </w:r>
-    </w:p>
-    <w:p>
-      <w:pPr>
-        <w:pStyle w:val="ListBullet"/>
-        <w:ind w:left="360" w:hanging="173"/>
-      </w:pPr>
-      <w:r>
-        <w:t>工程数量の直接編集を、履歴として残すか、現在値のみ更新するか。</w:t>
-      </w:r>
-    </w:p>
-    <w:p>
-      <w:pPr>
-        <w:pStyle w:val="ListBullet"/>
-        <w:ind w:left="360" w:hanging="173"/>
-      </w:pPr>
-      <w:r>
-        <w:t>製造・洗浄を統合する方法。</w:t>
-      </w:r>
-    </w:p>
-    <w:p>
-      <w:pPr>
-        <w:pStyle w:val="ListBullet"/>
-        <w:ind w:left="360" w:hanging="173"/>
-      </w:pPr>
-      <w:r>
-        <w:t>工程マスタ上で名称を統合するだけでよいか。</w:t>
-      </w:r>
-    </w:p>
-    <w:p>
-      <w:pPr>
-        <w:pStyle w:val="ListBullet"/>
-        <w:ind w:left="360" w:hanging="173"/>
-      </w:pPr>
-      <w:r>
-        <w:t>DB上も工程を統合するか。</w:t>
-      </w:r>
-    </w:p>
-    <w:p>
-      <w:pPr>
-        <w:pStyle w:val="ListBullet"/>
-        <w:ind w:left="360" w:hanging="173"/>
-      </w:pPr>
-      <w:r>
-        <w:t>計量登録で、重量入力を完全に廃止するか、参考入力として残すか。</w:t>
-      </w:r>
-    </w:p>
-    <w:p>
-      <w:pPr>
-        <w:pStyle w:val="ListBullet"/>
-        <w:ind w:left="360" w:hanging="173"/>
-      </w:pPr>
-      <w:r>
-        <w:t>注番数量を超える生産を、どの画面で許可・確認するか。</w:t>
-      </w:r>
-    </w:p>
-    <w:p>
-      <w:pPr>
-        <w:pStyle w:val="Heading1"/>
-      </w:pPr>
-      <w:r>
-        <w:t>12. 実装前の確認事項</w:t>
-      </w:r>
-    </w:p>
-    <w:p>
-      <w:pPr>
-        <w:pStyle w:val="ListNumber"/>
-        <w:ind w:left="360" w:hanging="173"/>
-      </w:pPr>
-      <w:r>
-        <w:t>進捗管理の合計は「全工程にある仕掛数量の合計」でよいか。</w:t>
-      </w:r>
-    </w:p>
-    <w:p>
-      <w:pPr>
-        <w:pStyle w:val="ListNumber"/>
-        <w:ind w:left="360" w:hanging="173"/>
-      </w:pPr>
-      <w:r>
-        <w:t>納期は注番に1つだけという前提でよいか。</w:t>
-      </w:r>
-    </w:p>
-    <w:p>
-      <w:pPr>
-        <w:pStyle w:val="ListNumber"/>
-        <w:ind w:left="360" w:hanging="173"/>
-      </w:pPr>
-      <w:r>
-        <w:t>工程数量を手修正した場合、修正履歴を残す必要があるか。</w:t>
-      </w:r>
-    </w:p>
-    <w:p>
-      <w:pPr>
-        <w:pStyle w:val="ListNumber"/>
-        <w:ind w:left="360" w:hanging="173"/>
-      </w:pPr>
-      <w:r>
-        <w:t>計量登録では重量入力を廃止し、個数入力のみで確定してよいか。</w:t>
-      </w:r>
-    </w:p>
-    <w:p>
-      <w:pPr>
-        <w:pStyle w:val="ListNumber"/>
-        <w:ind w:left="360" w:hanging="173"/>
-      </w:pPr>
-      <w:r>
-        <w:t>「製造・洗浄」は工程マスタの名称変更で対応してよいか。</w:t>
-      </w:r>
-    </w:p>
-    <w:p>
-      <w:pPr>
-        <w:pStyle w:val="Heading1"/>
-      </w:pPr>
-      <w:r>
-        <w:t>13. 次工程</w:t>
-      </w:r>
-    </w:p>
-    <w:p>
-      <w:r>
-        <w:t>本要件定義書の確認後、以下の順で進める。</w:t>
-      </w:r>
-    </w:p>
-    <w:p>
-      <w:pPr>
-        <w:pStyle w:val="ListNumber"/>
-        <w:ind w:left="360" w:hanging="173"/>
-      </w:pPr>
-      <w:r>
-        <w:t>システム設計書の作成</w:t>
-      </w:r>
-    </w:p>
-    <w:p>
-      <w:pPr>
-        <w:pStyle w:val="ListNumber"/>
-        <w:ind w:left="360" w:hanging="173"/>
-      </w:pPr>
-      <w:r>
-        <w:t>DB設計・移行方針の確定</w:t>
-      </w:r>
-    </w:p>
-    <w:p>
-      <w:pPr>
-        <w:pStyle w:val="ListNumber"/>
-        <w:ind w:left="360" w:hanging="173"/>
-      </w:pPr>
-      <w:r>
-        <w:t>画面設計</w:t>
-      </w:r>
-    </w:p>
-    <w:p>
-      <w:pPr>
-        <w:pStyle w:val="ListNumber"/>
-        <w:ind w:left="360" w:hanging="173"/>
-      </w:pPr>
-      <w:r>
-        <w:t>実装</w:t>
-      </w:r>
-    </w:p>
-    <w:p>
-      <w:pPr>
-        <w:pStyle w:val="ListNumber"/>
-        <w:ind w:left="360" w:hanging="173"/>
-      </w:pPr>
-      <w:r>
-        <w:t>単体テスト</w:t>
-      </w:r>
-    </w:p>
-    <w:p>
-      <w:pPr>
-        <w:pStyle w:val="ListNumber"/>
-        <w:ind w:left="360" w:hanging="173"/>
-      </w:pPr>
-      <w:r>
-        <w:t>結合テスト</w:t>
-      </w:r>
-    </w:p>
     <w:sectPr>
-      <w:footerReference w:type="default" r:id="rId9"/>
       <w:pgSz w:w="12240" w:h="15840"/>
-      <w:pgMar w:top="1440" w:right="1440" w:bottom="1440" w:left="1440" w:header="708" w:footer="708" w:gutter="0"/>
+      <w:pgMar w:top="1152" w:right="1224" w:bottom="1152" w:left="1224" w:header="720" w:footer="720" w:gutter="0"/>
       <w:cols w:space="720"/>
       <w:docGrid w:linePitch="360"/>
     </w:sectPr>
   </w:body>
 </w:document>
-</file>
-
-<file path=word/footer1.xml><?xml version="1.0" encoding="utf-8"?>
-<w:ftr xmlns:m="http://schemas.openxmlformats.org/officeDocument/2006/math" xmlns:mc="http://schemas.openxmlformats.org/markup-compatibility/2006" xmlns:mo="http://schemas.microsoft.com/office/mac/office/2008/main" xmlns:mv="urn:schemas-microsoft-com:mac:vml" xmlns:o="urn:schemas-microsoft-com:office:office" xmlns:r="http://schemas.openxmlformats.org/officeDocument/2006/relationships" xmlns:v="urn:schemas-microsoft-com:vml" xmlns:w10="urn:schemas-microsoft-com:office:word" xmlns:w14="http://schemas.microsoft.com/office/word/2010/wordml" xmlns:w="http://schemas.openxmlformats.org/wordprocessingml/2006/main" xmlns:wne="http://schemas.microsoft.com/office/word/2006/wordml" xmlns:wp14="http://schemas.microsoft.com/office/word/2010/wordprocessingDrawing" xmlns:wp="http://schemas.openxmlformats.org/drawingml/2006/wordprocessingDrawing" xmlns:wpc="http://schemas.microsoft.com/office/word/2010/wordprocessingCanvas" xmlns:wpg="http://schemas.microsoft.com/office/word/2010/wordprocessingGroup" xmlns:wpi="http://schemas.microsoft.com/office/word/2010/wordprocessingInk" xmlns:wps="http://schemas.microsoft.com/office/word/2010/wordprocessingShape" mc:Ignorable="w14 wp14">
-  <w:p>
-    <w:pPr>
-      <w:pStyle w:val="Footer"/>
-      <w:jc w:val="right"/>
-    </w:pPr>
-    <w:r>
-      <w:rPr>
-        <w:color w:val="4B5563"/>
-        <w:sz w:val="16"/>
-      </w:rPr>
-      <w:t>進捗・ロット・在庫管理 改修要件定義書</w:t>
-    </w:r>
-  </w:p>
-</w:ftr>
 </file>
 
 <file path=word/numbering.xml><?xml version="1.0" encoding="utf-8"?>
@@ -2787,13 +2776,9 @@
     <w:name w:val="Normal"/>
     <w:qFormat/>
     <w:rsid w:val="00FC693F"/>
-    <w:pPr>
-      <w:spacing w:after="120" w:line="264" w:lineRule="auto"/>
-    </w:pPr>
     <w:rPr>
-      <w:rFonts w:ascii="Calibri" w:hAnsi="Calibri" w:eastAsia="Yu Gothic"/>
-      <w:color w:val="111827"/>
-      <w:sz w:val="22"/>
+      <w:rFonts w:ascii="Yu Gothic" w:hAnsi="Yu Gothic"/>
+      <w:sz w:val="21"/>
     </w:rPr>
   </w:style>
   <w:style w:type="paragraph" w:styleId="Header">
@@ -2851,15 +2836,15 @@
     <w:pPr>
       <w:keepNext/>
       <w:keepLines/>
-      <w:spacing w:before="320" w:after="160"/>
+      <w:spacing w:before="200" w:after="100"/>
       <w:outlineLvl w:val="0"/>
     </w:pPr>
     <w:rPr>
-      <w:rFonts w:asciiTheme="majorHAnsi" w:eastAsiaTheme="majorEastAsia" w:hAnsiTheme="majorHAnsi" w:cstheme="majorBidi" w:ascii="Calibri" w:hAnsi="Calibri" w:eastAsia="Yu Gothic"/>
+      <w:rFonts w:asciiTheme="majorHAnsi" w:eastAsiaTheme="majorEastAsia" w:hAnsiTheme="majorHAnsi" w:cstheme="majorBidi" w:ascii="Yu Gothic" w:hAnsi="Yu Gothic"/>
       <w:b/>
       <w:bCs/>
-      <w:color w:val="2E74B5"/>
-      <w:sz w:val="32"/>
+      <w:color w:val="1F4D78"/>
+      <w:sz w:val="30"/>
       <w:szCs w:val="28"/>
     </w:rPr>
   </w:style>
@@ -2875,15 +2860,15 @@
     <w:pPr>
       <w:keepNext/>
       <w:keepLines/>
-      <w:spacing w:before="240" w:after="120"/>
+      <w:spacing w:before="200" w:after="100"/>
       <w:outlineLvl w:val="1"/>
     </w:pPr>
     <w:rPr>
-      <w:rFonts w:asciiTheme="majorHAnsi" w:eastAsiaTheme="majorEastAsia" w:hAnsiTheme="majorHAnsi" w:cstheme="majorBidi" w:ascii="Calibri" w:hAnsi="Calibri" w:eastAsia="Yu Gothic"/>
+      <w:rFonts w:asciiTheme="majorHAnsi" w:eastAsiaTheme="majorEastAsia" w:hAnsiTheme="majorHAnsi" w:cstheme="majorBidi" w:ascii="Yu Gothic" w:hAnsi="Yu Gothic"/>
       <w:b/>
       <w:bCs/>
       <w:color w:val="2E74B5"/>
-      <w:sz w:val="26"/>
+      <w:sz w:val="25"/>
       <w:szCs w:val="26"/>
     </w:rPr>
   </w:style>
@@ -2899,15 +2884,15 @@
     <w:pPr>
       <w:keepNext/>
       <w:keepLines/>
-      <w:spacing w:before="160" w:after="80"/>
+      <w:spacing w:before="200" w:after="100"/>
       <w:outlineLvl w:val="2"/>
     </w:pPr>
     <w:rPr>
-      <w:rFonts w:asciiTheme="majorHAnsi" w:eastAsiaTheme="majorEastAsia" w:hAnsiTheme="majorHAnsi" w:cstheme="majorBidi" w:ascii="Calibri" w:hAnsi="Calibri" w:eastAsia="Yu Gothic"/>
+      <w:rFonts w:asciiTheme="majorHAnsi" w:eastAsiaTheme="majorEastAsia" w:hAnsiTheme="majorHAnsi" w:cstheme="majorBidi" w:ascii="Yu Gothic" w:hAnsi="Yu Gothic"/>
       <w:b/>
       <w:bCs/>
       <w:color w:val="1F4D78"/>
-      <w:sz w:val="24"/>
+      <w:sz w:val="23"/>
     </w:rPr>
   </w:style>
   <w:style w:type="paragraph" w:styleId="Heading4">
@@ -3323,13 +3308,8 @@
       <w:numPr>
         <w:numId w:val="1"/>
       </w:numPr>
-      <w:spacing w:after="80" w:line="280" w:lineRule="auto"/>
       <w:contextualSpacing/>
     </w:pPr>
-    <w:rPr>
-      <w:rFonts w:ascii="Calibri" w:hAnsi="Calibri" w:eastAsia="Yu Gothic"/>
-      <w:sz w:val="22"/>
-    </w:rPr>
   </w:style>
   <w:style w:type="paragraph" w:styleId="ListBullet2">
     <w:name w:val="List Bullet 2"/>
@@ -3367,13 +3347,8 @@
       <w:numPr>
         <w:numId w:val="5"/>
       </w:numPr>
-      <w:spacing w:after="80" w:line="280" w:lineRule="auto"/>
       <w:contextualSpacing/>
     </w:pPr>
-    <w:rPr>
-      <w:rFonts w:ascii="Calibri" w:hAnsi="Calibri" w:eastAsia="Yu Gothic"/>
-      <w:sz w:val="22"/>
-    </w:rPr>
   </w:style>
   <w:style w:type="paragraph" w:styleId="ListNumber2">
     <w:name w:val="List Number 2"/>

--- a/docs/requirements_progress_lot_revision_20260802.docx
+++ b/docs/requirements_progress_lot_revision_20260802.docx
@@ -1009,6 +1009,32 @@
     </w:p>
     <w:p>
       <w:pPr>
+        <w:pStyle w:val="ListBullet"/>
+        <w:spacing w:after="60"/>
+      </w:pPr>
+      <w:r>
+        <w:rPr>
+          <w:rFonts w:ascii="Yu Gothic" w:hAnsi="Yu Gothic"/>
+          <w:sz w:val="21"/>
+        </w:rPr>
+        <w:t>ロット移動履歴は進捗管理ではなく、注番管理内のロット詳細で確認・管理する。</w:t>
+      </w:r>
+    </w:p>
+    <w:p>
+      <w:pPr>
+        <w:pStyle w:val="ListBullet"/>
+        <w:spacing w:after="60"/>
+      </w:pPr>
+      <w:r>
+        <w:rPr>
+          <w:rFonts w:ascii="Yu Gothic" w:hAnsi="Yu Gothic"/>
+          <w:sz w:val="21"/>
+        </w:rPr>
+        <w:t>ロット詳細では、対象ロットがいつ、どの工程からどの工程へ、どれだけ移動したかを時系列で確認できるようにする。</w:t>
+      </w:r>
+    </w:p>
+    <w:p>
+      <w:pPr>
         <w:pStyle w:val="Heading1"/>
       </w:pPr>
       <w:r>
@@ -1272,6 +1298,19 @@
     </w:p>
     <w:p>
       <w:pPr>
+        <w:pStyle w:val="ListBullet"/>
+        <w:spacing w:after="60"/>
+      </w:pPr>
+      <w:r>
+        <w:rPr>
+          <w:rFonts w:ascii="Yu Gothic" w:hAnsi="Yu Gothic"/>
+          <w:sz w:val="21"/>
+        </w:rPr>
+        <w:t>ロット移動履歴</w:t>
+      </w:r>
+    </w:p>
+    <w:p>
+      <w:pPr>
         <w:pStyle w:val="Heading1"/>
       </w:pPr>
       <w:r>
@@ -1565,6 +1604,19 @@
           <w:sz w:val="21"/>
         </w:rPr>
         <w:t>旧ロット管理が注番管理として表示される。</w:t>
+      </w:r>
+    </w:p>
+    <w:p>
+      <w:pPr>
+        <w:pStyle w:val="ListBullet"/>
+        <w:spacing w:after="60"/>
+      </w:pPr>
+      <w:r>
+        <w:rPr>
+          <w:rFonts w:ascii="Yu Gothic" w:hAnsi="Yu Gothic"/>
+          <w:sz w:val="21"/>
+        </w:rPr>
+        <w:t>ロット移動履歴を、注番管理のロット詳細で確認できる。</w:t>
       </w:r>
     </w:p>
     <w:p>

--- a/docs/requirements_progress_lot_revision_20260802.docx
+++ b/docs/requirements_progress_lot_revision_20260802.docx
@@ -4,12 +4,12 @@
   <w:body>
     <w:p>
       <w:pPr>
-        <w:spacing w:after="80"/>
+        <w:spacing w:after="60"/>
         <w:jc w:val="center"/>
       </w:pPr>
       <w:r>
         <w:rPr>
-          <w:rFonts w:ascii="Yu Gothic" w:hAnsi="Yu Gothic"/>
+          <w:rFonts w:ascii="Yu Gothic" w:hAnsi="Yu Gothic" w:eastAsia="Yu Gothic"/>
           <w:b/>
           <w:color w:val="0B2545"/>
           <w:sz w:val="40"/>
@@ -24,11 +24,12 @@
       </w:pPr>
       <w:r>
         <w:rPr>
-          <w:rFonts w:ascii="Yu Gothic" w:hAnsi="Yu Gothic"/>
+          <w:rFonts w:ascii="Yu Gothic" w:hAnsi="Yu Gothic" w:eastAsia="Yu Gothic"/>
+          <w:b w:val="0"/>
           <w:color w:val="555555"/>
           <w:sz w:val="21"/>
         </w:rPr>
-        <w:t>進捗管理を工程別累計からロット別仕掛品移動へ変更するための要件</w:t>
+        <w:t>進捗管理をロット別仕掛品移動へ変更するための要件</w:t>
       </w:r>
     </w:p>
     <w:tbl>
@@ -45,21 +46,21 @@
       <w:tr>
         <w:tc>
           <w:tcPr>
-            <w:tcW w:type="dxa" w:w="1800"/>
+            <w:tcW w:type="dxa" w:w="1944"/>
             <w:shd w:fill="E8EEF5"/>
             <w:vAlign w:val="center"/>
           </w:tcPr>
           <w:p>
             <w:pPr>
-              <w:jc w:val="left"/>
+              <w:spacing w:after="0"/>
             </w:pPr>
             <w:r/>
             <w:r>
               <w:rPr>
-                <w:rFonts w:ascii="Yu Gothic" w:hAnsi="Yu Gothic"/>
+                <w:rFonts w:ascii="Yu Gothic" w:hAnsi="Yu Gothic" w:eastAsia="Yu Gothic"/>
                 <w:b/>
                 <w:color w:val="0B2545"/>
-                <w:sz w:val="21"/>
+                <w:sz w:val="20"/>
               </w:rPr>
               <w:t>作成日</w:t>
             </w:r>
@@ -67,19 +68,19 @@
         </w:tc>
         <w:tc>
           <w:tcPr>
-            <w:tcW w:type="dxa" w:w="7344"/>
+            <w:tcW w:type="dxa" w:w="7200"/>
             <w:vAlign w:val="center"/>
           </w:tcPr>
           <w:p>
             <w:pPr>
-              <w:jc w:val="left"/>
+              <w:spacing w:after="0"/>
             </w:pPr>
             <w:r/>
             <w:r>
               <w:rPr>
-                <w:rFonts w:ascii="Yu Gothic" w:hAnsi="Yu Gothic"/>
+                <w:rFonts w:ascii="Yu Gothic" w:hAnsi="Yu Gothic" w:eastAsia="Yu Gothic"/>
                 <w:b w:val="0"/>
-                <w:sz w:val="21"/>
+                <w:sz w:val="20"/>
               </w:rPr>
               <w:t>2026年8月2日</w:t>
             </w:r>
@@ -89,21 +90,65 @@
       <w:tr>
         <w:tc>
           <w:tcPr>
-            <w:tcW w:type="dxa" w:w="1800"/>
+            <w:tcW w:type="dxa" w:w="1944"/>
             <w:shd w:fill="E8EEF5"/>
             <w:vAlign w:val="center"/>
           </w:tcPr>
           <w:p>
             <w:pPr>
-              <w:jc w:val="left"/>
+              <w:spacing w:after="0"/>
             </w:pPr>
             <w:r/>
             <w:r>
               <w:rPr>
-                <w:rFonts w:ascii="Yu Gothic" w:hAnsi="Yu Gothic"/>
+                <w:rFonts w:ascii="Yu Gothic" w:hAnsi="Yu Gothic" w:eastAsia="Yu Gothic"/>
                 <w:b/>
                 <w:color w:val="0B2545"/>
-                <w:sz w:val="21"/>
+                <w:sz w:val="20"/>
+              </w:rPr>
+              <w:t>更新日</w:t>
+            </w:r>
+          </w:p>
+        </w:tc>
+        <w:tc>
+          <w:tcPr>
+            <w:tcW w:type="dxa" w:w="7200"/>
+            <w:vAlign w:val="center"/>
+          </w:tcPr>
+          <w:p>
+            <w:pPr>
+              <w:spacing w:after="0"/>
+            </w:pPr>
+            <w:r/>
+            <w:r>
+              <w:rPr>
+                <w:rFonts w:ascii="Yu Gothic" w:hAnsi="Yu Gothic" w:eastAsia="Yu Gothic"/>
+                <w:b w:val="0"/>
+                <w:sz w:val="20"/>
+              </w:rPr>
+              <w:t>2026年8月18日</w:t>
+            </w:r>
+          </w:p>
+        </w:tc>
+      </w:tr>
+      <w:tr>
+        <w:tc>
+          <w:tcPr>
+            <w:tcW w:type="dxa" w:w="1944"/>
+            <w:shd w:fill="E8EEF5"/>
+            <w:vAlign w:val="center"/>
+          </w:tcPr>
+          <w:p>
+            <w:pPr>
+              <w:spacing w:after="0"/>
+            </w:pPr>
+            <w:r/>
+            <w:r>
+              <w:rPr>
+                <w:rFonts w:ascii="Yu Gothic" w:hAnsi="Yu Gothic" w:eastAsia="Yu Gothic"/>
+                <w:b/>
+                <w:color w:val="0B2545"/>
+                <w:sz w:val="20"/>
               </w:rPr>
               <w:t>対象システム</w:t>
             </w:r>
@@ -111,19 +156,19 @@
         </w:tc>
         <w:tc>
           <w:tcPr>
-            <w:tcW w:type="dxa" w:w="7344"/>
+            <w:tcW w:type="dxa" w:w="7200"/>
             <w:vAlign w:val="center"/>
           </w:tcPr>
           <w:p>
             <w:pPr>
-              <w:jc w:val="left"/>
+              <w:spacing w:after="0"/>
             </w:pPr>
             <w:r/>
             <w:r>
               <w:rPr>
-                <w:rFonts w:ascii="Yu Gothic" w:hAnsi="Yu Gothic"/>
+                <w:rFonts w:ascii="Yu Gothic" w:hAnsi="Yu Gothic" w:eastAsia="Yu Gothic"/>
                 <w:b w:val="0"/>
-                <w:sz w:val="21"/>
+                <w:sz w:val="20"/>
               </w:rPr>
               <w:t>kawane-app</w:t>
             </w:r>
@@ -133,21 +178,21 @@
       <w:tr>
         <w:tc>
           <w:tcPr>
-            <w:tcW w:type="dxa" w:w="1800"/>
+            <w:tcW w:type="dxa" w:w="1944"/>
             <w:shd w:fill="E8EEF5"/>
             <w:vAlign w:val="center"/>
           </w:tcPr>
           <w:p>
             <w:pPr>
-              <w:jc w:val="left"/>
+              <w:spacing w:after="0"/>
             </w:pPr>
             <w:r/>
             <w:r>
               <w:rPr>
-                <w:rFonts w:ascii="Yu Gothic" w:hAnsi="Yu Gothic"/>
+                <w:rFonts w:ascii="Yu Gothic" w:hAnsi="Yu Gothic" w:eastAsia="Yu Gothic"/>
                 <w:b/>
                 <w:color w:val="0B2545"/>
-                <w:sz w:val="21"/>
+                <w:sz w:val="20"/>
               </w:rPr>
               <w:t>対象範囲</w:t>
             </w:r>
@@ -155,65 +200,21 @@
         </w:tc>
         <w:tc>
           <w:tcPr>
-            <w:tcW w:type="dxa" w:w="7344"/>
+            <w:tcW w:type="dxa" w:w="7200"/>
             <w:vAlign w:val="center"/>
           </w:tcPr>
           <w:p>
             <w:pPr>
-              <w:jc w:val="left"/>
+              <w:spacing w:after="0"/>
             </w:pPr>
             <w:r/>
             <w:r>
               <w:rPr>
-                <w:rFonts w:ascii="Yu Gothic" w:hAnsi="Yu Gothic"/>
+                <w:rFonts w:ascii="Yu Gothic" w:hAnsi="Yu Gothic" w:eastAsia="Yu Gothic"/>
                 <w:b w:val="0"/>
-                <w:sz w:val="21"/>
+                <w:sz w:val="20"/>
               </w:rPr>
-              <w:t>進捗管理、実績登録、在庫マスタ、注番管理、計量登録</w:t>
-            </w:r>
-          </w:p>
-        </w:tc>
-      </w:tr>
-      <w:tr>
-        <w:tc>
-          <w:tcPr>
-            <w:tcW w:type="dxa" w:w="1800"/>
-            <w:shd w:fill="E8EEF5"/>
-            <w:vAlign w:val="center"/>
-          </w:tcPr>
-          <w:p>
-            <w:pPr>
-              <w:jc w:val="left"/>
-            </w:pPr>
-            <w:r/>
-            <w:r>
-              <w:rPr>
-                <w:rFonts w:ascii="Yu Gothic" w:hAnsi="Yu Gothic"/>
-                <w:b/>
-                <w:color w:val="0B2545"/>
-                <w:sz w:val="21"/>
-              </w:rPr>
-              <w:t>文書種別</w:t>
-            </w:r>
-          </w:p>
-        </w:tc>
-        <w:tc>
-          <w:tcPr>
-            <w:tcW w:type="dxa" w:w="7344"/>
-            <w:vAlign w:val="center"/>
-          </w:tcPr>
-          <w:p>
-            <w:pPr>
-              <w:jc w:val="left"/>
-            </w:pPr>
-            <w:r/>
-            <w:r>
-              <w:rPr>
-                <w:rFonts w:ascii="Yu Gothic" w:hAnsi="Yu Gothic"/>
-                <w:b w:val="0"/>
-                <w:sz w:val="21"/>
-              </w:rPr>
-              <w:t>要件定義書</w:t>
+              <w:t>進捗管理、実績登録、生産予定、在庫マスタ、注番管理、廃止対象機能（計量登録、計量表出力）</w:t>
             </w:r>
           </w:p>
         </w:tc>
@@ -228,49 +229,28 @@
         <w:tblLook w:firstColumn="1" w:firstRow="1" w:lastColumn="0" w:lastRow="0" w:noHBand="0" w:noVBand="1" w:val="04A0"/>
       </w:tblPr>
       <w:tblGrid>
-        <w:gridCol w:w="4896"/>
-        <w:gridCol w:w="4896"/>
+        <w:gridCol w:w="9792"/>
       </w:tblGrid>
       <w:tr>
         <w:tc>
           <w:tcPr>
-            <w:tcW w:type="dxa" w:w="1800"/>
+            <w:tcW w:type="dxa" w:w="9144"/>
             <w:shd w:fill="F2F4F7"/>
             <w:vAlign w:val="center"/>
           </w:tcPr>
           <w:p>
             <w:pPr>
-              <w:jc w:val="left"/>
+              <w:spacing w:after="0"/>
             </w:pPr>
             <w:r/>
             <w:r>
               <w:rPr>
-                <w:rFonts w:ascii="Yu Gothic" w:hAnsi="Yu Gothic"/>
+                <w:rFonts w:ascii="Yu Gothic" w:hAnsi="Yu Gothic" w:eastAsia="Yu Gothic"/>
                 <w:b/>
                 <w:color w:val="0B2545"/>
-                <w:sz w:val="21"/>
+                <w:sz w:val="20"/>
               </w:rPr>
-              <w:t>要点</w:t>
-            </w:r>
-          </w:p>
-        </w:tc>
-        <w:tc>
-          <w:tcPr>
-            <w:tcW w:type="dxa" w:w="7344"/>
-            <w:vAlign w:val="center"/>
-          </w:tcPr>
-          <w:p>
-            <w:pPr>
-              <w:jc w:val="left"/>
-            </w:pPr>
-            <w:r/>
-            <w:r>
-              <w:rPr>
-                <w:rFonts w:ascii="Yu Gothic" w:hAnsi="Yu Gothic"/>
-                <w:b w:val="0"/>
-                <w:sz w:val="21"/>
-              </w:rPr>
-              <w:t>進捗管理をロット別仕掛品移動へ変更し、実績登録完了時に生産数量のみを次工程へ自動移動する。計量登録の自動個数計算は廃止し、数量は手入力とする。</w:t>
+              <w:t>今回の更新では、計量登録・計量表出力を廃止対象とし、生産予定の部署別表示と実績登録連動を追加しました。</w:t>
             </w:r>
           </w:p>
         </w:tc>
@@ -289,11 +269,13 @@
       <w:pPr>
         <w:pStyle w:val="ListBullet"/>
         <w:spacing w:after="60"/>
+        <w:ind w:left="360"/>
       </w:pPr>
       <w:r>
         <w:rPr>
-          <w:rFonts w:ascii="Yu Gothic" w:hAnsi="Yu Gothic"/>
-          <w:sz w:val="21"/>
+          <w:rFonts w:ascii="Yu Gothic" w:hAnsi="Yu Gothic" w:eastAsia="Yu Gothic"/>
+          <w:b w:val="0"/>
+          <w:sz w:val="20"/>
         </w:rPr>
         <w:t>現在の進捗管理は、工程ごとの実績数や累計を中心に表示している。しかし実際の生産現場では、製造したロットと数量が次工程へ順次移動し、複数ロットが同一注番内で並行して流れることがある。</w:t>
       </w:r>
@@ -302,11 +284,13 @@
       <w:pPr>
         <w:pStyle w:val="ListBullet"/>
         <w:spacing w:after="60"/>
+        <w:ind w:left="360"/>
       </w:pPr>
       <w:r>
         <w:rPr>
-          <w:rFonts w:ascii="Yu Gothic" w:hAnsi="Yu Gothic"/>
-          <w:sz w:val="21"/>
+          <w:rFonts w:ascii="Yu Gothic" w:hAnsi="Yu Gothic" w:eastAsia="Yu Gothic"/>
+          <w:b w:val="0"/>
+          <w:sz w:val="20"/>
         </w:rPr>
         <w:t>特に材料切替などにより1注番から複数ロットが発生する場合、注番単位の累計だけでは、どのロットがどの工程に、どれだけ残っているかを把握しにくい。</w:t>
       </w:r>
@@ -315,11 +299,13 @@
       <w:pPr>
         <w:pStyle w:val="ListBullet"/>
         <w:spacing w:after="60"/>
+        <w:ind w:left="360"/>
       </w:pPr>
       <w:r>
         <w:rPr>
-          <w:rFonts w:ascii="Yu Gothic" w:hAnsi="Yu Gothic"/>
-          <w:sz w:val="21"/>
+          <w:rFonts w:ascii="Yu Gothic" w:hAnsi="Yu Gothic" w:eastAsia="Yu Gothic"/>
+          <w:b w:val="0"/>
+          <w:sz w:val="20"/>
         </w:rPr>
         <w:t>本改修では、進捗管理を「工程別の累計実績」ではなく、「ロット別の現在位置と数量」を把握する画面へ変更する。</w:t>
       </w:r>
@@ -336,11 +322,13 @@
       <w:pPr>
         <w:pStyle w:val="ListBullet"/>
         <w:spacing w:after="60"/>
+        <w:ind w:left="360"/>
       </w:pPr>
       <w:r>
         <w:rPr>
-          <w:rFonts w:ascii="Yu Gothic" w:hAnsi="Yu Gothic"/>
-          <w:sz w:val="21"/>
+          <w:rFonts w:ascii="Yu Gothic" w:hAnsi="Yu Gothic" w:eastAsia="Yu Gothic"/>
+          <w:b w:val="0"/>
+          <w:sz w:val="20"/>
         </w:rPr>
         <w:t>注番単位で、仕掛品・在庫・引当・残数を正確に把握できるようにする。</w:t>
       </w:r>
@@ -349,11 +337,13 @@
       <w:pPr>
         <w:pStyle w:val="ListBullet"/>
         <w:spacing w:after="60"/>
+        <w:ind w:left="360"/>
       </w:pPr>
       <w:r>
         <w:rPr>
-          <w:rFonts w:ascii="Yu Gothic" w:hAnsi="Yu Gothic"/>
-          <w:sz w:val="21"/>
+          <w:rFonts w:ascii="Yu Gothic" w:hAnsi="Yu Gothic" w:eastAsia="Yu Gothic"/>
+          <w:b w:val="0"/>
+          <w:sz w:val="20"/>
         </w:rPr>
         <w:t>製造工程でロットを確定し、以降の工程ではロット単位で数量を移動できるようにする。</w:t>
       </w:r>
@@ -362,11 +352,13 @@
       <w:pPr>
         <w:pStyle w:val="ListBullet"/>
         <w:spacing w:after="60"/>
+        <w:ind w:left="360"/>
       </w:pPr>
       <w:r>
         <w:rPr>
-          <w:rFonts w:ascii="Yu Gothic" w:hAnsi="Yu Gothic"/>
-          <w:sz w:val="21"/>
+          <w:rFonts w:ascii="Yu Gothic" w:hAnsi="Yu Gothic" w:eastAsia="Yu Gothic"/>
+          <w:b w:val="0"/>
+          <w:sz w:val="20"/>
         </w:rPr>
         <w:t>実績登録完了時に、生産数量だけを自動で次工程へ移動させる。</w:t>
       </w:r>
@@ -375,11 +367,13 @@
       <w:pPr>
         <w:pStyle w:val="ListBullet"/>
         <w:spacing w:after="60"/>
+        <w:ind w:left="360"/>
       </w:pPr>
       <w:r>
         <w:rPr>
-          <w:rFonts w:ascii="Yu Gothic" w:hAnsi="Yu Gothic"/>
-          <w:sz w:val="21"/>
+          <w:rFonts w:ascii="Yu Gothic" w:hAnsi="Yu Gothic" w:eastAsia="Yu Gothic"/>
+          <w:b w:val="0"/>
+          <w:sz w:val="20"/>
         </w:rPr>
         <w:t>現場担当者が、進捗管理画面から対象注番の納期を起点に実績登録へ移動し、登録後に進捗管理へ戻って最新状態を確認できるようにする。</w:t>
       </w:r>
@@ -388,13 +382,30 @@
       <w:pPr>
         <w:pStyle w:val="ListBullet"/>
         <w:spacing w:after="60"/>
+        <w:ind w:left="360"/>
       </w:pPr>
       <w:r>
         <w:rPr>
-          <w:rFonts w:ascii="Yu Gothic" w:hAnsi="Yu Gothic"/>
-          <w:sz w:val="21"/>
+          <w:rFonts w:ascii="Yu Gothic" w:hAnsi="Yu Gothic" w:eastAsia="Yu Gothic"/>
+          <w:b w:val="0"/>
+          <w:sz w:val="20"/>
         </w:rPr>
-        <w:t>計量登録では自動計算を廃止し、数量を手入力できるようにする。</w:t>
+        <w:t>計量登録・計量表出力を廃止し、進捗管理または実績登録で数量を直接入力する運用へ一本化する。</w:t>
+      </w:r>
+    </w:p>
+    <w:p>
+      <w:pPr>
+        <w:pStyle w:val="ListBullet"/>
+        <w:spacing w:after="60"/>
+        <w:ind w:left="360"/>
+      </w:pPr>
+      <w:r>
+        <w:rPr>
+          <w:rFonts w:ascii="Yu Gothic" w:hAnsi="Yu Gothic" w:eastAsia="Yu Gothic"/>
+          <w:b w:val="0"/>
+          <w:sz w:val="20"/>
+        </w:rPr>
+        <w:t>生産予定を部署別に切り替え、製造G以外の部署でも利用できるようにする。</w:t>
       </w:r>
     </w:p>
     <w:p>
@@ -409,11 +420,13 @@
       <w:pPr>
         <w:pStyle w:val="ListBullet"/>
         <w:spacing w:after="60"/>
+        <w:ind w:left="360"/>
       </w:pPr>
       <w:r>
         <w:rPr>
-          <w:rFonts w:ascii="Yu Gothic" w:hAnsi="Yu Gothic"/>
-          <w:sz w:val="21"/>
+          <w:rFonts w:ascii="Yu Gothic" w:hAnsi="Yu Gothic" w:eastAsia="Yu Gothic"/>
+          <w:b w:val="0"/>
+          <w:sz w:val="20"/>
         </w:rPr>
         <w:t>現場作業者</w:t>
       </w:r>
@@ -422,11 +435,13 @@
       <w:pPr>
         <w:pStyle w:val="ListBullet"/>
         <w:spacing w:after="60"/>
+        <w:ind w:left="360"/>
       </w:pPr>
       <w:r>
         <w:rPr>
-          <w:rFonts w:ascii="Yu Gothic" w:hAnsi="Yu Gothic"/>
-          <w:sz w:val="21"/>
+          <w:rFonts w:ascii="Yu Gothic" w:hAnsi="Yu Gothic" w:eastAsia="Yu Gothic"/>
+          <w:b w:val="0"/>
+          <w:sz w:val="20"/>
         </w:rPr>
         <w:t>生産管理担当者</w:t>
       </w:r>
@@ -435,11 +450,13 @@
       <w:pPr>
         <w:pStyle w:val="ListBullet"/>
         <w:spacing w:after="60"/>
+        <w:ind w:left="360"/>
       </w:pPr>
       <w:r>
         <w:rPr>
-          <w:rFonts w:ascii="Yu Gothic" w:hAnsi="Yu Gothic"/>
-          <w:sz w:val="21"/>
+          <w:rFonts w:ascii="Yu Gothic" w:hAnsi="Yu Gothic" w:eastAsia="Yu Gothic"/>
+          <w:b w:val="0"/>
+          <w:sz w:val="20"/>
         </w:rPr>
         <w:t>在庫・出荷管理担当者</w:t>
       </w:r>
@@ -448,11 +465,13 @@
       <w:pPr>
         <w:pStyle w:val="ListBullet"/>
         <w:spacing w:after="60"/>
+        <w:ind w:left="360"/>
       </w:pPr>
       <w:r>
         <w:rPr>
-          <w:rFonts w:ascii="Yu Gothic" w:hAnsi="Yu Gothic"/>
-          <w:sz w:val="21"/>
+          <w:rFonts w:ascii="Yu Gothic" w:hAnsi="Yu Gothic" w:eastAsia="Yu Gothic"/>
+          <w:b w:val="0"/>
+          <w:sz w:val="20"/>
         </w:rPr>
         <w:t>管理者</w:t>
       </w:r>
@@ -469,11 +488,13 @@
       <w:pPr>
         <w:pStyle w:val="ListBullet"/>
         <w:spacing w:after="60"/>
+        <w:ind w:left="360"/>
       </w:pPr>
       <w:r>
         <w:rPr>
-          <w:rFonts w:ascii="Yu Gothic" w:hAnsi="Yu Gothic"/>
-          <w:sz w:val="21"/>
+          <w:rFonts w:ascii="Yu Gothic" w:hAnsi="Yu Gothic" w:eastAsia="Yu Gothic"/>
+          <w:b w:val="0"/>
+          <w:sz w:val="20"/>
         </w:rPr>
         <w:t>進捗管理</w:t>
       </w:r>
@@ -482,11 +503,13 @@
       <w:pPr>
         <w:pStyle w:val="ListBullet"/>
         <w:spacing w:after="60"/>
+        <w:ind w:left="360"/>
       </w:pPr>
       <w:r>
         <w:rPr>
-          <w:rFonts w:ascii="Yu Gothic" w:hAnsi="Yu Gothic"/>
-          <w:sz w:val="21"/>
+          <w:rFonts w:ascii="Yu Gothic" w:hAnsi="Yu Gothic" w:eastAsia="Yu Gothic"/>
+          <w:b w:val="0"/>
+          <w:sz w:val="20"/>
         </w:rPr>
         <w:t>実績登録</w:t>
       </w:r>
@@ -495,11 +518,28 @@
       <w:pPr>
         <w:pStyle w:val="ListBullet"/>
         <w:spacing w:after="60"/>
+        <w:ind w:left="360"/>
       </w:pPr>
       <w:r>
         <w:rPr>
-          <w:rFonts w:ascii="Yu Gothic" w:hAnsi="Yu Gothic"/>
-          <w:sz w:val="21"/>
+          <w:rFonts w:ascii="Yu Gothic" w:hAnsi="Yu Gothic" w:eastAsia="Yu Gothic"/>
+          <w:b w:val="0"/>
+          <w:sz w:val="20"/>
+        </w:rPr>
+        <w:t>生産予定</w:t>
+      </w:r>
+    </w:p>
+    <w:p>
+      <w:pPr>
+        <w:pStyle w:val="ListBullet"/>
+        <w:spacing w:after="60"/>
+        <w:ind w:left="360"/>
+      </w:pPr>
+      <w:r>
+        <w:rPr>
+          <w:rFonts w:ascii="Yu Gothic" w:hAnsi="Yu Gothic" w:eastAsia="Yu Gothic"/>
+          <w:b w:val="0"/>
+          <w:sz w:val="20"/>
         </w:rPr>
         <w:t>在庫マスタ</w:t>
       </w:r>
@@ -508,11 +548,13 @@
       <w:pPr>
         <w:pStyle w:val="ListBullet"/>
         <w:spacing w:after="60"/>
+        <w:ind w:left="360"/>
       </w:pPr>
       <w:r>
         <w:rPr>
-          <w:rFonts w:ascii="Yu Gothic" w:hAnsi="Yu Gothic"/>
-          <w:sz w:val="21"/>
+          <w:rFonts w:ascii="Yu Gothic" w:hAnsi="Yu Gothic" w:eastAsia="Yu Gothic"/>
+          <w:b w:val="0"/>
+          <w:sz w:val="20"/>
         </w:rPr>
         <w:t>注番管理（旧ロット管理）</w:t>
       </w:r>
@@ -521,13 +563,15 @@
       <w:pPr>
         <w:pStyle w:val="ListBullet"/>
         <w:spacing w:after="60"/>
+        <w:ind w:left="360"/>
       </w:pPr>
       <w:r>
         <w:rPr>
-          <w:rFonts w:ascii="Yu Gothic" w:hAnsi="Yu Gothic"/>
-          <w:sz w:val="21"/>
+          <w:rFonts w:ascii="Yu Gothic" w:hAnsi="Yu Gothic" w:eastAsia="Yu Gothic"/>
+          <w:b w:val="0"/>
+          <w:sz w:val="20"/>
         </w:rPr>
-        <w:t>計量登録</w:t>
+        <w:t>廃止対象機能（計量登録、計量表出力）</w:t>
       </w:r>
     </w:p>
     <w:p>
@@ -542,11 +586,13 @@
       <w:pPr>
         <w:pStyle w:val="ListBullet"/>
         <w:spacing w:after="60"/>
+        <w:ind w:left="360"/>
       </w:pPr>
       <w:r>
         <w:rPr>
-          <w:rFonts w:ascii="Yu Gothic" w:hAnsi="Yu Gothic"/>
-          <w:sz w:val="21"/>
+          <w:rFonts w:ascii="Yu Gothic" w:hAnsi="Yu Gothic" w:eastAsia="Yu Gothic"/>
+          <w:b w:val="0"/>
+          <w:sz w:val="20"/>
         </w:rPr>
         <w:t>注番は受注を管理する単位とする。</w:t>
       </w:r>
@@ -555,11 +601,13 @@
       <w:pPr>
         <w:pStyle w:val="ListBullet"/>
         <w:spacing w:after="60"/>
+        <w:ind w:left="360"/>
       </w:pPr>
       <w:r>
         <w:rPr>
-          <w:rFonts w:ascii="Yu Gothic" w:hAnsi="Yu Gothic"/>
-          <w:sz w:val="21"/>
+          <w:rFonts w:ascii="Yu Gothic" w:hAnsi="Yu Gothic" w:eastAsia="Yu Gothic"/>
+          <w:b w:val="0"/>
+          <w:sz w:val="20"/>
         </w:rPr>
         <w:t>ロットは製造工程で確定する。</w:t>
       </w:r>
@@ -568,11 +616,13 @@
       <w:pPr>
         <w:pStyle w:val="ListBullet"/>
         <w:spacing w:after="60"/>
+        <w:ind w:left="360"/>
       </w:pPr>
       <w:r>
         <w:rPr>
-          <w:rFonts w:ascii="Yu Gothic" w:hAnsi="Yu Gothic"/>
-          <w:sz w:val="21"/>
+          <w:rFonts w:ascii="Yu Gothic" w:hAnsi="Yu Gothic" w:eastAsia="Yu Gothic"/>
+          <w:b w:val="0"/>
+          <w:sz w:val="20"/>
         </w:rPr>
         <w:t>1つの注番から複数ロットが発生することを許可する。</w:t>
       </w:r>
@@ -581,11 +631,13 @@
       <w:pPr>
         <w:pStyle w:val="ListBullet"/>
         <w:spacing w:after="60"/>
+        <w:ind w:left="360"/>
       </w:pPr>
       <w:r>
         <w:rPr>
-          <w:rFonts w:ascii="Yu Gothic" w:hAnsi="Yu Gothic"/>
-          <w:sz w:val="21"/>
+          <w:rFonts w:ascii="Yu Gothic" w:hAnsi="Yu Gothic" w:eastAsia="Yu Gothic"/>
+          <w:b w:val="0"/>
+          <w:sz w:val="20"/>
         </w:rPr>
         <w:t>工程移動の対象は、生産数量のみとする。重量、参考値、単重からの換算値は工程移動の対象にしない。</w:t>
       </w:r>
@@ -594,11 +646,13 @@
       <w:pPr>
         <w:pStyle w:val="ListBullet"/>
         <w:spacing w:after="60"/>
+        <w:ind w:left="360"/>
       </w:pPr>
       <w:r>
         <w:rPr>
-          <w:rFonts w:ascii="Yu Gothic" w:hAnsi="Yu Gothic"/>
-          <w:sz w:val="21"/>
+          <w:rFonts w:ascii="Yu Gothic" w:hAnsi="Yu Gothic" w:eastAsia="Yu Gothic"/>
+          <w:b w:val="0"/>
+          <w:sz w:val="20"/>
         </w:rPr>
         <w:t>実績登録が完了した時点で、登録した生産数量を対象工程から次工程へ自動移動する。</w:t>
       </w:r>
@@ -607,11 +661,13 @@
       <w:pPr>
         <w:pStyle w:val="ListBullet"/>
         <w:spacing w:after="60"/>
+        <w:ind w:left="360"/>
       </w:pPr>
       <w:r>
         <w:rPr>
-          <w:rFonts w:ascii="Yu Gothic" w:hAnsi="Yu Gothic"/>
-          <w:sz w:val="21"/>
+          <w:rFonts w:ascii="Yu Gothic" w:hAnsi="Yu Gothic" w:eastAsia="Yu Gothic"/>
+          <w:b w:val="0"/>
+          <w:sz w:val="20"/>
         </w:rPr>
         <w:t>次工程へ移動した数量は次工程欄に表示し、元工程の数量は減算する。</w:t>
       </w:r>
@@ -620,11 +676,13 @@
       <w:pPr>
         <w:pStyle w:val="ListBullet"/>
         <w:spacing w:after="60"/>
+        <w:ind w:left="360"/>
       </w:pPr>
       <w:r>
         <w:rPr>
-          <w:rFonts w:ascii="Yu Gothic" w:hAnsi="Yu Gothic"/>
-          <w:sz w:val="21"/>
+          <w:rFonts w:ascii="Yu Gothic" w:hAnsi="Yu Gothic" w:eastAsia="Yu Gothic"/>
+          <w:b w:val="0"/>
+          <w:sz w:val="20"/>
         </w:rPr>
         <w:t>元工程の残数量が0になった場合、元工程欄は「-」を表示する。</w:t>
       </w:r>
@@ -633,11 +691,13 @@
       <w:pPr>
         <w:pStyle w:val="ListBullet"/>
         <w:spacing w:after="60"/>
+        <w:ind w:left="360"/>
       </w:pPr>
       <w:r>
         <w:rPr>
-          <w:rFonts w:ascii="Yu Gothic" w:hAnsi="Yu Gothic"/>
-          <w:sz w:val="21"/>
+          <w:rFonts w:ascii="Yu Gothic" w:hAnsi="Yu Gothic" w:eastAsia="Yu Gothic"/>
+          <w:b w:val="0"/>
+          <w:sz w:val="20"/>
         </w:rPr>
         <w:t>複数ロットがある場合、ロットごとに仕掛品を移動できるようにする。</w:t>
       </w:r>
@@ -646,17 +706,49 @@
       <w:pPr>
         <w:pStyle w:val="ListBullet"/>
         <w:spacing w:after="60"/>
+        <w:ind w:left="360"/>
       </w:pPr>
       <w:r>
         <w:rPr>
-          <w:rFonts w:ascii="Yu Gothic" w:hAnsi="Yu Gothic"/>
-          <w:sz w:val="21"/>
+          <w:rFonts w:ascii="Yu Gothic" w:hAnsi="Yu Gothic" w:eastAsia="Yu Gothic"/>
+          <w:b w:val="0"/>
+          <w:sz w:val="20"/>
         </w:rPr>
         <w:t>製造工程と洗浄工程は、運用上は「製造・洗浄」として一体管理できる前提とする。</w:t>
       </w:r>
     </w:p>
     <w:p>
       <w:pPr>
+        <w:pStyle w:val="ListBullet"/>
+        <w:spacing w:after="60"/>
+        <w:ind w:left="360"/>
+      </w:pPr>
+      <w:r>
+        <w:rPr>
+          <w:rFonts w:ascii="Yu Gothic" w:hAnsi="Yu Gothic" w:eastAsia="Yu Gothic"/>
+          <w:b w:val="0"/>
+          <w:sz w:val="20"/>
+        </w:rPr>
+        <w:t>数量入力は進捗管理または実績登録で行い、計量登録画面での別入力は行わない。</w:t>
+      </w:r>
+    </w:p>
+    <w:p>
+      <w:pPr>
+        <w:pStyle w:val="ListBullet"/>
+        <w:spacing w:after="60"/>
+        <w:ind w:left="360"/>
+      </w:pPr>
+      <w:r>
+        <w:rPr>
+          <w:rFonts w:ascii="Yu Gothic" w:hAnsi="Yu Gothic" w:eastAsia="Yu Gothic"/>
+          <w:b w:val="0"/>
+          <w:sz w:val="20"/>
+        </w:rPr>
+        <w:t>計量表出力は廃止し、必要な数量確認は進捗管理・実績登録・注番管理の情報を基準にする。</w:t>
+      </w:r>
+    </w:p>
+    <w:p>
+      <w:pPr>
         <w:pStyle w:val="Heading1"/>
       </w:pPr>
       <w:r>
@@ -675,11 +767,13 @@
       <w:pPr>
         <w:pStyle w:val="ListBullet"/>
         <w:spacing w:after="60"/>
+        <w:ind w:left="360"/>
       </w:pPr>
       <w:r>
         <w:rPr>
-          <w:rFonts w:ascii="Yu Gothic" w:hAnsi="Yu Gothic"/>
-          <w:sz w:val="21"/>
+          <w:rFonts w:ascii="Yu Gothic" w:hAnsi="Yu Gothic" w:eastAsia="Yu Gothic"/>
+          <w:b w:val="0"/>
+          <w:sz w:val="20"/>
         </w:rPr>
         <w:t>進捗管理画面では、注番を起点に一覧表示する。</w:t>
       </w:r>
@@ -688,11 +782,13 @@
       <w:pPr>
         <w:pStyle w:val="ListBullet"/>
         <w:spacing w:after="60"/>
+        <w:ind w:left="360"/>
       </w:pPr>
       <w:r>
         <w:rPr>
-          <w:rFonts w:ascii="Yu Gothic" w:hAnsi="Yu Gothic"/>
-          <w:sz w:val="21"/>
+          <w:rFonts w:ascii="Yu Gothic" w:hAnsi="Yu Gothic" w:eastAsia="Yu Gothic"/>
+          <w:b w:val="0"/>
+          <w:sz w:val="20"/>
         </w:rPr>
         <w:t>表示項目は、注番、得意先、製品名、受注数量、納期、在庫数、引当数、残数、在庫差引数量、各工程の現在数量、合計を基本とする。</w:t>
       </w:r>
@@ -701,11 +797,13 @@
       <w:pPr>
         <w:pStyle w:val="ListBullet"/>
         <w:spacing w:after="60"/>
+        <w:ind w:left="360"/>
       </w:pPr>
       <w:r>
         <w:rPr>
-          <w:rFonts w:ascii="Yu Gothic" w:hAnsi="Yu Gothic"/>
-          <w:sz w:val="21"/>
+          <w:rFonts w:ascii="Yu Gothic" w:hAnsi="Yu Gothic" w:eastAsia="Yu Gothic"/>
+          <w:b w:val="0"/>
+          <w:sz w:val="20"/>
         </w:rPr>
         <w:t>納期は、従来の表示位置ではなく、受注数量の右側に表示する。</w:t>
       </w:r>
@@ -714,11 +812,13 @@
       <w:pPr>
         <w:pStyle w:val="ListBullet"/>
         <w:spacing w:after="60"/>
+        <w:ind w:left="360"/>
       </w:pPr>
       <w:r>
         <w:rPr>
-          <w:rFonts w:ascii="Yu Gothic" w:hAnsi="Yu Gothic"/>
-          <w:sz w:val="21"/>
+          <w:rFonts w:ascii="Yu Gothic" w:hAnsi="Yu Gothic" w:eastAsia="Yu Gothic"/>
+          <w:b w:val="0"/>
+          <w:sz w:val="20"/>
         </w:rPr>
         <w:t>ステータス表示は廃止し、在庫数、引当数、残数を表示する。</w:t>
       </w:r>
@@ -727,11 +827,13 @@
       <w:pPr>
         <w:pStyle w:val="ListBullet"/>
         <w:spacing w:after="60"/>
+        <w:ind w:left="360"/>
       </w:pPr>
       <w:r>
         <w:rPr>
-          <w:rFonts w:ascii="Yu Gothic" w:hAnsi="Yu Gothic"/>
-          <w:sz w:val="21"/>
+          <w:rFonts w:ascii="Yu Gothic" w:hAnsi="Yu Gothic" w:eastAsia="Yu Gothic"/>
+          <w:b w:val="0"/>
+          <w:sz w:val="20"/>
         </w:rPr>
         <w:t>在庫差引数量として、在庫合計から受注数を引いた数量を表示する。</w:t>
       </w:r>
@@ -740,11 +842,13 @@
       <w:pPr>
         <w:pStyle w:val="ListBullet"/>
         <w:spacing w:after="60"/>
+        <w:ind w:left="360"/>
       </w:pPr>
       <w:r>
         <w:rPr>
-          <w:rFonts w:ascii="Yu Gothic" w:hAnsi="Yu Gothic"/>
-          <w:sz w:val="21"/>
+          <w:rFonts w:ascii="Yu Gothic" w:hAnsi="Yu Gothic" w:eastAsia="Yu Gothic"/>
+          <w:b w:val="0"/>
+          <w:sz w:val="20"/>
         </w:rPr>
         <w:t>工程ごとの累計表示は行わない。</w:t>
       </w:r>
@@ -753,11 +857,13 @@
       <w:pPr>
         <w:pStyle w:val="ListBullet"/>
         <w:spacing w:after="60"/>
+        <w:ind w:left="360"/>
       </w:pPr>
       <w:r>
         <w:rPr>
-          <w:rFonts w:ascii="Yu Gothic" w:hAnsi="Yu Gothic"/>
-          <w:sz w:val="21"/>
+          <w:rFonts w:ascii="Yu Gothic" w:hAnsi="Yu Gothic" w:eastAsia="Yu Gothic"/>
+          <w:b w:val="0"/>
+          <w:sz w:val="20"/>
         </w:rPr>
         <w:t>梱包と工程進捗の間に合計欄を追加し、合計欄には全工程を対象にした現在数量の合計を表示する。</w:t>
       </w:r>
@@ -766,11 +872,13 @@
       <w:pPr>
         <w:pStyle w:val="ListBullet"/>
         <w:spacing w:after="60"/>
+        <w:ind w:left="360"/>
       </w:pPr>
       <w:r>
         <w:rPr>
-          <w:rFonts w:ascii="Yu Gothic" w:hAnsi="Yu Gothic"/>
-          <w:sz w:val="21"/>
+          <w:rFonts w:ascii="Yu Gothic" w:hAnsi="Yu Gothic" w:eastAsia="Yu Gothic"/>
+          <w:b w:val="0"/>
+          <w:sz w:val="20"/>
         </w:rPr>
         <w:t>移動済みの数量は次工程に表示し、元工程は「-」を表示する。</w:t>
       </w:r>
@@ -779,11 +887,13 @@
       <w:pPr>
         <w:pStyle w:val="ListBullet"/>
         <w:spacing w:after="60"/>
+        <w:ind w:left="360"/>
       </w:pPr>
       <w:r>
         <w:rPr>
-          <w:rFonts w:ascii="Yu Gothic" w:hAnsi="Yu Gothic"/>
-          <w:sz w:val="21"/>
+          <w:rFonts w:ascii="Yu Gothic" w:hAnsi="Yu Gothic" w:eastAsia="Yu Gothic"/>
+          <w:b w:val="0"/>
+          <w:sz w:val="20"/>
         </w:rPr>
         <w:t>数値は進捗管理画面上で編集できるようにする。ただし、注番・ロット・工程の整合性を崩さないようにする。</w:t>
       </w:r>
@@ -792,11 +902,13 @@
       <w:pPr>
         <w:pStyle w:val="ListBullet"/>
         <w:spacing w:after="60"/>
+        <w:ind w:left="360"/>
       </w:pPr>
       <w:r>
         <w:rPr>
-          <w:rFonts w:ascii="Yu Gothic" w:hAnsi="Yu Gothic"/>
-          <w:sz w:val="21"/>
+          <w:rFonts w:ascii="Yu Gothic" w:hAnsi="Yu Gothic" w:eastAsia="Yu Gothic"/>
+          <w:b w:val="0"/>
+          <w:sz w:val="20"/>
         </w:rPr>
         <w:t>検索対象には、注番、得意先、製品名、製品コード、ロットNoを含める。</w:t>
       </w:r>
@@ -805,11 +917,13 @@
       <w:pPr>
         <w:pStyle w:val="ListBullet"/>
         <w:spacing w:after="60"/>
+        <w:ind w:left="360"/>
       </w:pPr>
       <w:r>
         <w:rPr>
-          <w:rFonts w:ascii="Yu Gothic" w:hAnsi="Yu Gothic"/>
-          <w:sz w:val="21"/>
+          <w:rFonts w:ascii="Yu Gothic" w:hAnsi="Yu Gothic" w:eastAsia="Yu Gothic"/>
+          <w:b w:val="0"/>
+          <w:sz w:val="20"/>
         </w:rPr>
         <w:t>実績登録から進捗管理へ戻った際は、登録した実績を反映した最新状態に更新する。</w:t>
       </w:r>
@@ -826,11 +940,13 @@
       <w:pPr>
         <w:pStyle w:val="ListBullet"/>
         <w:spacing w:after="60"/>
+        <w:ind w:left="360"/>
       </w:pPr>
       <w:r>
         <w:rPr>
-          <w:rFonts w:ascii="Yu Gothic" w:hAnsi="Yu Gothic"/>
-          <w:sz w:val="21"/>
+          <w:rFonts w:ascii="Yu Gothic" w:hAnsi="Yu Gothic" w:eastAsia="Yu Gothic"/>
+          <w:b w:val="0"/>
+          <w:sz w:val="20"/>
         </w:rPr>
         <w:t>製造実績で登録する項目は、数量とロットを基本とする。</w:t>
       </w:r>
@@ -839,11 +955,13 @@
       <w:pPr>
         <w:pStyle w:val="ListBullet"/>
         <w:spacing w:after="60"/>
+        <w:ind w:left="360"/>
       </w:pPr>
       <w:r>
         <w:rPr>
-          <w:rFonts w:ascii="Yu Gothic" w:hAnsi="Yu Gothic"/>
-          <w:sz w:val="21"/>
+          <w:rFonts w:ascii="Yu Gothic" w:hAnsi="Yu Gothic" w:eastAsia="Yu Gothic"/>
+          <w:b w:val="0"/>
+          <w:sz w:val="20"/>
         </w:rPr>
         <w:t>実績登録は納期と紐づけて行えるようにする。</w:t>
       </w:r>
@@ -852,11 +970,13 @@
       <w:pPr>
         <w:pStyle w:val="ListBullet"/>
         <w:spacing w:after="60"/>
+        <w:ind w:left="360"/>
       </w:pPr>
       <w:r>
         <w:rPr>
-          <w:rFonts w:ascii="Yu Gothic" w:hAnsi="Yu Gothic"/>
-          <w:sz w:val="21"/>
+          <w:rFonts w:ascii="Yu Gothic" w:hAnsi="Yu Gothic" w:eastAsia="Yu Gothic"/>
+          <w:b w:val="0"/>
+          <w:sz w:val="20"/>
         </w:rPr>
         <w:t>進捗管理画面の納期をクリックすると、対象注番・対象納期の実績登録画面へ遷移する。</w:t>
       </w:r>
@@ -865,11 +985,13 @@
       <w:pPr>
         <w:pStyle w:val="ListBullet"/>
         <w:spacing w:after="60"/>
+        <w:ind w:left="360"/>
       </w:pPr>
       <w:r>
         <w:rPr>
-          <w:rFonts w:ascii="Yu Gothic" w:hAnsi="Yu Gothic"/>
-          <w:sz w:val="21"/>
+          <w:rFonts w:ascii="Yu Gothic" w:hAnsi="Yu Gothic" w:eastAsia="Yu Gothic"/>
+          <w:b w:val="0"/>
+          <w:sz w:val="20"/>
         </w:rPr>
         <w:t>実績登録完了後は、進捗管理画面へ戻る。</w:t>
       </w:r>
@@ -878,11 +1000,13 @@
       <w:pPr>
         <w:pStyle w:val="ListBullet"/>
         <w:spacing w:after="60"/>
+        <w:ind w:left="360"/>
       </w:pPr>
       <w:r>
         <w:rPr>
-          <w:rFonts w:ascii="Yu Gothic" w:hAnsi="Yu Gothic"/>
-          <w:sz w:val="21"/>
+          <w:rFonts w:ascii="Yu Gothic" w:hAnsi="Yu Gothic" w:eastAsia="Yu Gothic"/>
+          <w:b w:val="0"/>
+          <w:sz w:val="20"/>
         </w:rPr>
         <w:t>登録完了時には、登録した生産数量だけを対象工程から次工程へ自動移動する。</w:t>
       </w:r>
@@ -891,11 +1015,13 @@
       <w:pPr>
         <w:pStyle w:val="ListBullet"/>
         <w:spacing w:after="60"/>
+        <w:ind w:left="360"/>
       </w:pPr>
       <w:r>
         <w:rPr>
-          <w:rFonts w:ascii="Yu Gothic" w:hAnsi="Yu Gothic"/>
-          <w:sz w:val="21"/>
+          <w:rFonts w:ascii="Yu Gothic" w:hAnsi="Yu Gothic" w:eastAsia="Yu Gothic"/>
+          <w:b w:val="0"/>
+          <w:sz w:val="20"/>
         </w:rPr>
         <w:t>数量以外の情報は工程移動の数量計算には使用しない。</w:t>
       </w:r>
@@ -912,11 +1038,13 @@
       <w:pPr>
         <w:pStyle w:val="ListBullet"/>
         <w:spacing w:after="60"/>
+        <w:ind w:left="360"/>
       </w:pPr>
       <w:r>
         <w:rPr>
-          <w:rFonts w:ascii="Yu Gothic" w:hAnsi="Yu Gothic"/>
-          <w:sz w:val="21"/>
+          <w:rFonts w:ascii="Yu Gothic" w:hAnsi="Yu Gothic" w:eastAsia="Yu Gothic"/>
+          <w:b w:val="0"/>
+          <w:sz w:val="20"/>
         </w:rPr>
         <w:t>在庫マスタに得意先項目を追加する。</w:t>
       </w:r>
@@ -925,11 +1053,13 @@
       <w:pPr>
         <w:pStyle w:val="ListBullet"/>
         <w:spacing w:after="60"/>
+        <w:ind w:left="360"/>
       </w:pPr>
       <w:r>
         <w:rPr>
-          <w:rFonts w:ascii="Yu Gothic" w:hAnsi="Yu Gothic"/>
-          <w:sz w:val="21"/>
+          <w:rFonts w:ascii="Yu Gothic" w:hAnsi="Yu Gothic" w:eastAsia="Yu Gothic"/>
+          <w:b w:val="0"/>
+          <w:sz w:val="20"/>
         </w:rPr>
         <w:t>在庫は製品、ロット、得意先の観点で確認できるようにする。</w:t>
       </w:r>
@@ -938,11 +1068,13 @@
       <w:pPr>
         <w:pStyle w:val="ListBullet"/>
         <w:spacing w:after="60"/>
+        <w:ind w:left="360"/>
       </w:pPr>
       <w:r>
         <w:rPr>
-          <w:rFonts w:ascii="Yu Gothic" w:hAnsi="Yu Gothic"/>
-          <w:sz w:val="21"/>
+          <w:rFonts w:ascii="Yu Gothic" w:hAnsi="Yu Gothic" w:eastAsia="Yu Gothic"/>
+          <w:b w:val="0"/>
+          <w:sz w:val="20"/>
         </w:rPr>
         <w:t>進捗管理画面では、対象注番に関係する在庫合計、引当数、残数、在庫差引数量を表示できるようにする。</w:t>
       </w:r>
@@ -959,11 +1091,13 @@
       <w:pPr>
         <w:pStyle w:val="ListBullet"/>
         <w:spacing w:after="60"/>
+        <w:ind w:left="360"/>
       </w:pPr>
       <w:r>
         <w:rPr>
-          <w:rFonts w:ascii="Yu Gothic" w:hAnsi="Yu Gothic"/>
-          <w:sz w:val="21"/>
+          <w:rFonts w:ascii="Yu Gothic" w:hAnsi="Yu Gothic" w:eastAsia="Yu Gothic"/>
+          <w:b w:val="0"/>
+          <w:sz w:val="20"/>
         </w:rPr>
         <w:t>旧ロット管理画面は、注番管理へ名称変更する。</w:t>
       </w:r>
@@ -972,11 +1106,13 @@
       <w:pPr>
         <w:pStyle w:val="ListBullet"/>
         <w:spacing w:after="60"/>
+        <w:ind w:left="360"/>
       </w:pPr>
       <w:r>
         <w:rPr>
-          <w:rFonts w:ascii="Yu Gothic" w:hAnsi="Yu Gothic"/>
-          <w:sz w:val="21"/>
+          <w:rFonts w:ascii="Yu Gothic" w:hAnsi="Yu Gothic" w:eastAsia="Yu Gothic"/>
+          <w:b w:val="0"/>
+          <w:sz w:val="20"/>
         </w:rPr>
         <w:t>注番管理では、注番を中心に、関連ロット、工程間移動、在庫、出荷履歴を確認できるようにする。</w:t>
       </w:r>
@@ -985,11 +1121,13 @@
       <w:pPr>
         <w:pStyle w:val="ListBullet"/>
         <w:spacing w:after="60"/>
+        <w:ind w:left="360"/>
       </w:pPr>
       <w:r>
         <w:rPr>
-          <w:rFonts w:ascii="Yu Gothic" w:hAnsi="Yu Gothic"/>
-          <w:sz w:val="21"/>
+          <w:rFonts w:ascii="Yu Gothic" w:hAnsi="Yu Gothic" w:eastAsia="Yu Gothic"/>
+          <w:b w:val="0"/>
+          <w:sz w:val="20"/>
         </w:rPr>
         <w:t>ロット単位の動きは、注番管理の詳細機能として扱う。</w:t>
       </w:r>
@@ -998,99 +1136,226 @@
       <w:pPr>
         <w:pStyle w:val="ListBullet"/>
         <w:spacing w:after="60"/>
+        <w:ind w:left="360"/>
       </w:pPr>
       <w:r>
         <w:rPr>
-          <w:rFonts w:ascii="Yu Gothic" w:hAnsi="Yu Gothic"/>
-          <w:sz w:val="21"/>
+          <w:rFonts w:ascii="Yu Gothic" w:hAnsi="Yu Gothic" w:eastAsia="Yu Gothic"/>
+          <w:b w:val="0"/>
+          <w:sz w:val="20"/>
+        </w:rPr>
+        <w:t>ロット移動履歴は進捗管理ではなく、注番管理内のロット詳細で確認・管理する。</w:t>
+      </w:r>
+    </w:p>
+    <w:p>
+      <w:pPr>
+        <w:pStyle w:val="ListBullet"/>
+        <w:spacing w:after="60"/>
+        <w:ind w:left="360"/>
+      </w:pPr>
+      <w:r>
+        <w:rPr>
+          <w:rFonts w:ascii="Yu Gothic" w:hAnsi="Yu Gothic" w:eastAsia="Yu Gothic"/>
+          <w:b w:val="0"/>
+          <w:sz w:val="20"/>
+        </w:rPr>
+        <w:t>ロット詳細では、対象ロットがいつ、どの工程からどの工程へ、どれだけ移動したかを時系列で確認できるようにする。</w:t>
+      </w:r>
+    </w:p>
+    <w:p>
+      <w:pPr>
+        <w:pStyle w:val="ListBullet"/>
+        <w:spacing w:after="60"/>
+        <w:ind w:left="360"/>
+      </w:pPr>
+      <w:r>
+        <w:rPr>
+          <w:rFonts w:ascii="Yu Gothic" w:hAnsi="Yu Gothic" w:eastAsia="Yu Gothic"/>
+          <w:b w:val="0"/>
+          <w:sz w:val="20"/>
         </w:rPr>
         <w:t>削除済みロットは削除済み一覧で管理し、管理者が画面から任意に完全削除できるようにする。</w:t>
       </w:r>
     </w:p>
     <w:p>
       <w:pPr>
-        <w:pStyle w:val="ListBullet"/>
-        <w:spacing w:after="60"/>
+        <w:pStyle w:val="Heading1"/>
       </w:pPr>
       <w:r>
-        <w:rPr>
-          <w:rFonts w:ascii="Yu Gothic" w:hAnsi="Yu Gothic"/>
-          <w:sz w:val="21"/>
-        </w:rPr>
-        <w:t>ロット移動履歴は進捗管理ではなく、注番管理内のロット詳細で確認・管理する。</w:t>
+        <w:t>6.5 生産予定</w:t>
       </w:r>
     </w:p>
     <w:p>
       <w:pPr>
         <w:pStyle w:val="ListBullet"/>
         <w:spacing w:after="60"/>
+        <w:ind w:left="360"/>
       </w:pPr>
       <w:r>
         <w:rPr>
-          <w:rFonts w:ascii="Yu Gothic" w:hAnsi="Yu Gothic"/>
-          <w:sz w:val="21"/>
+          <w:rFonts w:ascii="Yu Gothic" w:hAnsi="Yu Gothic" w:eastAsia="Yu Gothic"/>
+          <w:b w:val="0"/>
+          <w:sz w:val="20"/>
         </w:rPr>
-        <w:t>ロット詳細では、対象ロットがいつ、どの工程からどの工程へ、どれだけ移動したかを時系列で確認できるようにする。</w:t>
+        <w:t>生産予定画面に部署別表示を追加する。</w:t>
       </w:r>
     </w:p>
     <w:p>
       <w:pPr>
-        <w:pStyle w:val="Heading1"/>
+        <w:pStyle w:val="ListBullet"/>
+        <w:spacing w:after="60"/>
+        <w:ind w:left="360"/>
       </w:pPr>
       <w:r>
-        <w:t>6.5 計量登録</w:t>
+        <w:rPr>
+          <w:rFonts w:ascii="Yu Gothic" w:hAnsi="Yu Gothic" w:eastAsia="Yu Gothic"/>
+          <w:b w:val="0"/>
+          <w:sz w:val="20"/>
+        </w:rPr>
+        <w:t>対象部署は「製造G」「品質管理G」「梱包出荷G」とする。</w:t>
       </w:r>
     </w:p>
     <w:p>
       <w:pPr>
         <w:pStyle w:val="ListBullet"/>
         <w:spacing w:after="60"/>
+        <w:ind w:left="360"/>
       </w:pPr>
       <w:r>
         <w:rPr>
-          <w:rFonts w:ascii="Yu Gothic" w:hAnsi="Yu Gothic"/>
-          <w:sz w:val="21"/>
+          <w:rFonts w:ascii="Yu Gothic" w:hAnsi="Yu Gothic" w:eastAsia="Yu Gothic"/>
+          <w:b w:val="0"/>
+          <w:sz w:val="20"/>
         </w:rPr>
-        <w:t>計量登録画面の個数自動計算は廃止する。</w:t>
+        <w:t>生産予定画面に部署選択プルダウンを配置し、選択された部署に応じて表示内容を切り替える。</w:t>
       </w:r>
     </w:p>
     <w:p>
       <w:pPr>
         <w:pStyle w:val="ListBullet"/>
         <w:spacing w:after="60"/>
+        <w:ind w:left="360"/>
       </w:pPr>
       <w:r>
         <w:rPr>
-          <w:rFonts w:ascii="Yu Gothic" w:hAnsi="Yu Gothic"/>
-          <w:sz w:val="21"/>
+          <w:rFonts w:ascii="Yu Gothic" w:hAnsi="Yu Gothic" w:eastAsia="Yu Gothic"/>
+          <w:b w:val="0"/>
+          <w:sz w:val="20"/>
         </w:rPr>
-        <w:t>計量登録画面では、数量を手入力する。</w:t>
+        <w:t>現行の製造G向け表示は維持しつつ、品質管理G・梱包出荷G向けの表示にも対応できるようにする。</w:t>
       </w:r>
     </w:p>
     <w:p>
       <w:pPr>
         <w:pStyle w:val="ListBullet"/>
         <w:spacing w:after="60"/>
+        <w:ind w:left="360"/>
       </w:pPr>
       <w:r>
         <w:rPr>
-          <w:rFonts w:ascii="Yu Gothic" w:hAnsi="Yu Gothic"/>
-          <w:sz w:val="21"/>
+          <w:rFonts w:ascii="Yu Gothic" w:hAnsi="Yu Gothic" w:eastAsia="Yu Gothic"/>
+          <w:b w:val="0"/>
+          <w:sz w:val="20"/>
         </w:rPr>
-        <w:t>単重や重量は参考情報として残す場合があるが、確定数量はユーザーが入力した数量とする。</w:t>
+        <w:t>実績登録画面の「デイリー予定の製品を選択」でも、生産予定の部署別データと連動して対象製品を選択できるようにする。</w:t>
       </w:r>
     </w:p>
     <w:p>
       <w:pPr>
         <w:pStyle w:val="ListBullet"/>
         <w:spacing w:after="60"/>
+        <w:ind w:left="360"/>
       </w:pPr>
       <w:r>
         <w:rPr>
-          <w:rFonts w:ascii="Yu Gothic" w:hAnsi="Yu Gothic"/>
-          <w:sz w:val="21"/>
+          <w:rFonts w:ascii="Yu Gothic" w:hAnsi="Yu Gothic" w:eastAsia="Yu Gothic"/>
+          <w:b w:val="0"/>
+          <w:sz w:val="20"/>
         </w:rPr>
-        <w:t>計量登録で入力した数量は、計量工程における生産数量として扱う。</w:t>
+        <w:t>実績登録との連動方法は、部署・日付・注番・工程の関係を崩さない設計とする。</w:t>
+      </w:r>
+    </w:p>
+    <w:p>
+      <w:pPr>
+        <w:pStyle w:val="Heading1"/>
+      </w:pPr>
+      <w:r>
+        <w:t>6.6 廃止対象機能</w:t>
+      </w:r>
+    </w:p>
+    <w:p>
+      <w:pPr>
+        <w:pStyle w:val="ListBullet"/>
+        <w:spacing w:after="60"/>
+        <w:ind w:left="360"/>
+      </w:pPr>
+      <w:r>
+        <w:rPr>
+          <w:rFonts w:ascii="Yu Gothic" w:hAnsi="Yu Gothic" w:eastAsia="Yu Gothic"/>
+          <w:b w:val="0"/>
+          <w:sz w:val="20"/>
+        </w:rPr>
+        <w:t>計量登録画面は廃止する。</w:t>
+      </w:r>
+    </w:p>
+    <w:p>
+      <w:pPr>
+        <w:pStyle w:val="ListBullet"/>
+        <w:spacing w:after="60"/>
+        <w:ind w:left="360"/>
+      </w:pPr>
+      <w:r>
+        <w:rPr>
+          <w:rFonts w:ascii="Yu Gothic" w:hAnsi="Yu Gothic" w:eastAsia="Yu Gothic"/>
+          <w:b w:val="0"/>
+          <w:sz w:val="20"/>
+        </w:rPr>
+        <w:t>計量表出力機能は廃止する。</w:t>
+      </w:r>
+    </w:p>
+    <w:p>
+      <w:pPr>
+        <w:pStyle w:val="ListBullet"/>
+        <w:spacing w:after="60"/>
+        <w:ind w:left="360"/>
+      </w:pPr>
+      <w:r>
+        <w:rPr>
+          <w:rFonts w:ascii="Yu Gothic" w:hAnsi="Yu Gothic" w:eastAsia="Yu Gothic"/>
+          <w:b w:val="0"/>
+          <w:sz w:val="20"/>
+        </w:rPr>
+        <w:t>廃止理由は、進捗管理または実績登録画面で数量を直接入力する運用に変更するためである。</w:t>
+      </w:r>
+    </w:p>
+    <w:p>
+      <w:pPr>
+        <w:pStyle w:val="ListBullet"/>
+        <w:spacing w:after="60"/>
+        <w:ind w:left="360"/>
+      </w:pPr>
+      <w:r>
+        <w:rPr>
+          <w:rFonts w:ascii="Yu Gothic" w:hAnsi="Yu Gothic" w:eastAsia="Yu Gothic"/>
+          <w:b w:val="0"/>
+          <w:sz w:val="20"/>
+        </w:rPr>
+        <w:t>計量専用の別入力画面、計量表専用の出力画面は使用しない。</w:t>
+      </w:r>
+    </w:p>
+    <w:p>
+      <w:pPr>
+        <w:pStyle w:val="ListBullet"/>
+        <w:spacing w:after="60"/>
+        <w:ind w:left="360"/>
+      </w:pPr>
+      <w:r>
+        <w:rPr>
+          <w:rFonts w:ascii="Yu Gothic" w:hAnsi="Yu Gothic" w:eastAsia="Yu Gothic"/>
+          <w:b w:val="0"/>
+          <w:sz w:val="20"/>
+        </w:rPr>
+        <w:t>既存データの参照や履歴確認が必要な場合は、注番管理または実績登録履歴で確認できるようにする。</w:t>
       </w:r>
     </w:p>
     <w:p>
@@ -1105,11 +1370,13 @@
       <w:pPr>
         <w:pStyle w:val="ListBullet"/>
         <w:spacing w:after="60"/>
+        <w:ind w:left="360"/>
       </w:pPr>
       <w:r>
         <w:rPr>
-          <w:rFonts w:ascii="Yu Gothic" w:hAnsi="Yu Gothic"/>
-          <w:sz w:val="21"/>
+          <w:rFonts w:ascii="Yu Gothic" w:hAnsi="Yu Gothic" w:eastAsia="Yu Gothic"/>
+          <w:b w:val="0"/>
+          <w:sz w:val="20"/>
         </w:rPr>
         <w:t>注番</w:t>
       </w:r>
@@ -1118,11 +1385,13 @@
       <w:pPr>
         <w:pStyle w:val="ListBullet"/>
         <w:spacing w:after="60"/>
+        <w:ind w:left="360"/>
       </w:pPr>
       <w:r>
         <w:rPr>
-          <w:rFonts w:ascii="Yu Gothic" w:hAnsi="Yu Gothic"/>
-          <w:sz w:val="21"/>
+          <w:rFonts w:ascii="Yu Gothic" w:hAnsi="Yu Gothic" w:eastAsia="Yu Gothic"/>
+          <w:b w:val="0"/>
+          <w:sz w:val="20"/>
         </w:rPr>
         <w:t>得意先</w:t>
       </w:r>
@@ -1131,11 +1400,13 @@
       <w:pPr>
         <w:pStyle w:val="ListBullet"/>
         <w:spacing w:after="60"/>
+        <w:ind w:left="360"/>
       </w:pPr>
       <w:r>
         <w:rPr>
-          <w:rFonts w:ascii="Yu Gothic" w:hAnsi="Yu Gothic"/>
-          <w:sz w:val="21"/>
+          <w:rFonts w:ascii="Yu Gothic" w:hAnsi="Yu Gothic" w:eastAsia="Yu Gothic"/>
+          <w:b w:val="0"/>
+          <w:sz w:val="20"/>
         </w:rPr>
         <w:t>製品名</w:t>
       </w:r>
@@ -1144,11 +1415,13 @@
       <w:pPr>
         <w:pStyle w:val="ListBullet"/>
         <w:spacing w:after="60"/>
+        <w:ind w:left="360"/>
       </w:pPr>
       <w:r>
         <w:rPr>
-          <w:rFonts w:ascii="Yu Gothic" w:hAnsi="Yu Gothic"/>
-          <w:sz w:val="21"/>
+          <w:rFonts w:ascii="Yu Gothic" w:hAnsi="Yu Gothic" w:eastAsia="Yu Gothic"/>
+          <w:b w:val="0"/>
+          <w:sz w:val="20"/>
         </w:rPr>
         <w:t>納期</w:t>
       </w:r>
@@ -1157,11 +1430,13 @@
       <w:pPr>
         <w:pStyle w:val="ListBullet"/>
         <w:spacing w:after="60"/>
+        <w:ind w:left="360"/>
       </w:pPr>
       <w:r>
         <w:rPr>
-          <w:rFonts w:ascii="Yu Gothic" w:hAnsi="Yu Gothic"/>
-          <w:sz w:val="21"/>
+          <w:rFonts w:ascii="Yu Gothic" w:hAnsi="Yu Gothic" w:eastAsia="Yu Gothic"/>
+          <w:b w:val="0"/>
+          <w:sz w:val="20"/>
         </w:rPr>
         <w:t>受注数量</w:t>
       </w:r>
@@ -1170,11 +1445,13 @@
       <w:pPr>
         <w:pStyle w:val="ListBullet"/>
         <w:spacing w:after="60"/>
+        <w:ind w:left="360"/>
       </w:pPr>
       <w:r>
         <w:rPr>
-          <w:rFonts w:ascii="Yu Gothic" w:hAnsi="Yu Gothic"/>
-          <w:sz w:val="21"/>
+          <w:rFonts w:ascii="Yu Gothic" w:hAnsi="Yu Gothic" w:eastAsia="Yu Gothic"/>
+          <w:b w:val="0"/>
+          <w:sz w:val="20"/>
         </w:rPr>
         <w:t>ロットNo</w:t>
       </w:r>
@@ -1183,11 +1460,13 @@
       <w:pPr>
         <w:pStyle w:val="ListBullet"/>
         <w:spacing w:after="60"/>
+        <w:ind w:left="360"/>
       </w:pPr>
       <w:r>
         <w:rPr>
-          <w:rFonts w:ascii="Yu Gothic" w:hAnsi="Yu Gothic"/>
-          <w:sz w:val="21"/>
+          <w:rFonts w:ascii="Yu Gothic" w:hAnsi="Yu Gothic" w:eastAsia="Yu Gothic"/>
+          <w:b w:val="0"/>
+          <w:sz w:val="20"/>
         </w:rPr>
         <w:t>ロット別数量</w:t>
       </w:r>
@@ -1196,11 +1475,13 @@
       <w:pPr>
         <w:pStyle w:val="ListBullet"/>
         <w:spacing w:after="60"/>
+        <w:ind w:left="360"/>
       </w:pPr>
       <w:r>
         <w:rPr>
-          <w:rFonts w:ascii="Yu Gothic" w:hAnsi="Yu Gothic"/>
-          <w:sz w:val="21"/>
+          <w:rFonts w:ascii="Yu Gothic" w:hAnsi="Yu Gothic" w:eastAsia="Yu Gothic"/>
+          <w:b w:val="0"/>
+          <w:sz w:val="20"/>
         </w:rPr>
         <w:t>現在工程</w:t>
       </w:r>
@@ -1209,11 +1490,13 @@
       <w:pPr>
         <w:pStyle w:val="ListBullet"/>
         <w:spacing w:after="60"/>
+        <w:ind w:left="360"/>
       </w:pPr>
       <w:r>
         <w:rPr>
-          <w:rFonts w:ascii="Yu Gothic" w:hAnsi="Yu Gothic"/>
-          <w:sz w:val="21"/>
+          <w:rFonts w:ascii="Yu Gothic" w:hAnsi="Yu Gothic" w:eastAsia="Yu Gothic"/>
+          <w:b w:val="0"/>
+          <w:sz w:val="20"/>
         </w:rPr>
         <w:t>工程別現在数量</w:t>
       </w:r>
@@ -1222,11 +1505,13 @@
       <w:pPr>
         <w:pStyle w:val="ListBullet"/>
         <w:spacing w:after="60"/>
+        <w:ind w:left="360"/>
       </w:pPr>
       <w:r>
         <w:rPr>
-          <w:rFonts w:ascii="Yu Gothic" w:hAnsi="Yu Gothic"/>
-          <w:sz w:val="21"/>
+          <w:rFonts w:ascii="Yu Gothic" w:hAnsi="Yu Gothic" w:eastAsia="Yu Gothic"/>
+          <w:b w:val="0"/>
+          <w:sz w:val="20"/>
         </w:rPr>
         <w:t>在庫数</w:t>
       </w:r>
@@ -1235,11 +1520,13 @@
       <w:pPr>
         <w:pStyle w:val="ListBullet"/>
         <w:spacing w:after="60"/>
+        <w:ind w:left="360"/>
       </w:pPr>
       <w:r>
         <w:rPr>
-          <w:rFonts w:ascii="Yu Gothic" w:hAnsi="Yu Gothic"/>
-          <w:sz w:val="21"/>
+          <w:rFonts w:ascii="Yu Gothic" w:hAnsi="Yu Gothic" w:eastAsia="Yu Gothic"/>
+          <w:b w:val="0"/>
+          <w:sz w:val="20"/>
         </w:rPr>
         <w:t>引当数</w:t>
       </w:r>
@@ -1248,11 +1535,13 @@
       <w:pPr>
         <w:pStyle w:val="ListBullet"/>
         <w:spacing w:after="60"/>
+        <w:ind w:left="360"/>
       </w:pPr>
       <w:r>
         <w:rPr>
-          <w:rFonts w:ascii="Yu Gothic" w:hAnsi="Yu Gothic"/>
-          <w:sz w:val="21"/>
+          <w:rFonts w:ascii="Yu Gothic" w:hAnsi="Yu Gothic" w:eastAsia="Yu Gothic"/>
+          <w:b w:val="0"/>
+          <w:sz w:val="20"/>
         </w:rPr>
         <w:t>残数</w:t>
       </w:r>
@@ -1261,11 +1550,13 @@
       <w:pPr>
         <w:pStyle w:val="ListBullet"/>
         <w:spacing w:after="60"/>
+        <w:ind w:left="360"/>
       </w:pPr>
       <w:r>
         <w:rPr>
-          <w:rFonts w:ascii="Yu Gothic" w:hAnsi="Yu Gothic"/>
-          <w:sz w:val="21"/>
+          <w:rFonts w:ascii="Yu Gothic" w:hAnsi="Yu Gothic" w:eastAsia="Yu Gothic"/>
+          <w:b w:val="0"/>
+          <w:sz w:val="20"/>
         </w:rPr>
         <w:t>在庫差引数量</w:t>
       </w:r>
@@ -1274,11 +1565,43 @@
       <w:pPr>
         <w:pStyle w:val="ListBullet"/>
         <w:spacing w:after="60"/>
+        <w:ind w:left="360"/>
       </w:pPr>
       <w:r>
         <w:rPr>
-          <w:rFonts w:ascii="Yu Gothic" w:hAnsi="Yu Gothic"/>
-          <w:sz w:val="21"/>
+          <w:rFonts w:ascii="Yu Gothic" w:hAnsi="Yu Gothic" w:eastAsia="Yu Gothic"/>
+          <w:b w:val="0"/>
+          <w:sz w:val="20"/>
+        </w:rPr>
+        <w:t>部署</w:t>
+      </w:r>
+    </w:p>
+    <w:p>
+      <w:pPr>
+        <w:pStyle w:val="ListBullet"/>
+        <w:spacing w:after="60"/>
+        <w:ind w:left="360"/>
+      </w:pPr>
+      <w:r>
+        <w:rPr>
+          <w:rFonts w:ascii="Yu Gothic" w:hAnsi="Yu Gothic" w:eastAsia="Yu Gothic"/>
+          <w:b w:val="0"/>
+          <w:sz w:val="20"/>
+        </w:rPr>
+        <w:t>部署別生産予定</w:t>
+      </w:r>
+    </w:p>
+    <w:p>
+      <w:pPr>
+        <w:pStyle w:val="ListBullet"/>
+        <w:spacing w:after="60"/>
+        <w:ind w:left="360"/>
+      </w:pPr>
+      <w:r>
+        <w:rPr>
+          <w:rFonts w:ascii="Yu Gothic" w:hAnsi="Yu Gothic" w:eastAsia="Yu Gothic"/>
+          <w:b w:val="0"/>
+          <w:sz w:val="20"/>
         </w:rPr>
         <w:t>工程移動履歴</w:t>
       </w:r>
@@ -1287,11 +1610,13 @@
       <w:pPr>
         <w:pStyle w:val="ListBullet"/>
         <w:spacing w:after="60"/>
+        <w:ind w:left="360"/>
       </w:pPr>
       <w:r>
         <w:rPr>
-          <w:rFonts w:ascii="Yu Gothic" w:hAnsi="Yu Gothic"/>
-          <w:sz w:val="21"/>
+          <w:rFonts w:ascii="Yu Gothic" w:hAnsi="Yu Gothic" w:eastAsia="Yu Gothic"/>
+          <w:b w:val="0"/>
+          <w:sz w:val="20"/>
         </w:rPr>
         <w:t>実績登録履歴</w:t>
       </w:r>
@@ -1300,11 +1625,13 @@
       <w:pPr>
         <w:pStyle w:val="ListBullet"/>
         <w:spacing w:after="60"/>
+        <w:ind w:left="360"/>
       </w:pPr>
       <w:r>
         <w:rPr>
-          <w:rFonts w:ascii="Yu Gothic" w:hAnsi="Yu Gothic"/>
-          <w:sz w:val="21"/>
+          <w:rFonts w:ascii="Yu Gothic" w:hAnsi="Yu Gothic" w:eastAsia="Yu Gothic"/>
+          <w:b w:val="0"/>
+          <w:sz w:val="20"/>
         </w:rPr>
         <w:t>ロット移動履歴</w:t>
       </w:r>
@@ -1321,11 +1648,13 @@
       <w:pPr>
         <w:pStyle w:val="ListBullet"/>
         <w:spacing w:after="60"/>
+        <w:ind w:left="360"/>
       </w:pPr>
       <w:r>
         <w:rPr>
-          <w:rFonts w:ascii="Yu Gothic" w:hAnsi="Yu Gothic"/>
-          <w:sz w:val="21"/>
+          <w:rFonts w:ascii="Yu Gothic" w:hAnsi="Yu Gothic" w:eastAsia="Yu Gothic"/>
+          <w:b w:val="0"/>
+          <w:sz w:val="20"/>
         </w:rPr>
         <w:t>進捗管理画面は、現場で見やすい一覧画面とする。</w:t>
       </w:r>
@@ -1334,11 +1663,13 @@
       <w:pPr>
         <w:pStyle w:val="ListBullet"/>
         <w:spacing w:after="60"/>
+        <w:ind w:left="360"/>
       </w:pPr>
       <w:r>
         <w:rPr>
-          <w:rFonts w:ascii="Yu Gothic" w:hAnsi="Yu Gothic"/>
-          <w:sz w:val="21"/>
+          <w:rFonts w:ascii="Yu Gothic" w:hAnsi="Yu Gothic" w:eastAsia="Yu Gothic"/>
+          <w:b w:val="0"/>
+          <w:sz w:val="20"/>
         </w:rPr>
         <w:t>工程欄には累計ではなく、その工程に現在存在する数量を表示する。</w:t>
       </w:r>
@@ -1347,11 +1678,13 @@
       <w:pPr>
         <w:pStyle w:val="ListBullet"/>
         <w:spacing w:after="60"/>
+        <w:ind w:left="360"/>
       </w:pPr>
       <w:r>
         <w:rPr>
-          <w:rFonts w:ascii="Yu Gothic" w:hAnsi="Yu Gothic"/>
-          <w:sz w:val="21"/>
+          <w:rFonts w:ascii="Yu Gothic" w:hAnsi="Yu Gothic" w:eastAsia="Yu Gothic"/>
+          <w:b w:val="0"/>
+          <w:sz w:val="20"/>
         </w:rPr>
         <w:t>数量がない工程は「-」を表示する。</w:t>
       </w:r>
@@ -1360,11 +1693,13 @@
       <w:pPr>
         <w:pStyle w:val="ListBullet"/>
         <w:spacing w:after="60"/>
+        <w:ind w:left="360"/>
       </w:pPr>
       <w:r>
         <w:rPr>
-          <w:rFonts w:ascii="Yu Gothic" w:hAnsi="Yu Gothic"/>
-          <w:sz w:val="21"/>
+          <w:rFonts w:ascii="Yu Gothic" w:hAnsi="Yu Gothic" w:eastAsia="Yu Gothic"/>
+          <w:b w:val="0"/>
+          <w:sz w:val="20"/>
         </w:rPr>
         <w:t>納期クリックで実績登録へ遷移できることを、UI上で分かりやすくする。</w:t>
       </w:r>
@@ -1373,11 +1708,13 @@
       <w:pPr>
         <w:pStyle w:val="ListBullet"/>
         <w:spacing w:after="60"/>
+        <w:ind w:left="360"/>
       </w:pPr>
       <w:r>
         <w:rPr>
-          <w:rFonts w:ascii="Yu Gothic" w:hAnsi="Yu Gothic"/>
-          <w:sz w:val="21"/>
+          <w:rFonts w:ascii="Yu Gothic" w:hAnsi="Yu Gothic" w:eastAsia="Yu Gothic"/>
+          <w:b w:val="0"/>
+          <w:sz w:val="20"/>
         </w:rPr>
         <w:t>実績登録完了後に戻った進捗管理画面では、自動で最新データを再取得する。</w:t>
       </w:r>
@@ -1386,13 +1723,45 @@
       <w:pPr>
         <w:pStyle w:val="ListBullet"/>
         <w:spacing w:after="60"/>
+        <w:ind w:left="360"/>
       </w:pPr>
       <w:r>
         <w:rPr>
-          <w:rFonts w:ascii="Yu Gothic" w:hAnsi="Yu Gothic"/>
-          <w:sz w:val="21"/>
+          <w:rFonts w:ascii="Yu Gothic" w:hAnsi="Yu Gothic" w:eastAsia="Yu Gothic"/>
+          <w:b w:val="0"/>
+          <w:sz w:val="20"/>
         </w:rPr>
-        <w:t>計量登録画面では、数量手入力であることが分かるラベルを表示する。</w:t>
+        <w:t>生産予定画面では、部署選択プルダウンで「製造G」「品質管理G」「梱包出荷G」を選択できるようにする。</w:t>
+      </w:r>
+    </w:p>
+    <w:p>
+      <w:pPr>
+        <w:pStyle w:val="ListBullet"/>
+        <w:spacing w:after="60"/>
+        <w:ind w:left="360"/>
+      </w:pPr>
+      <w:r>
+        <w:rPr>
+          <w:rFonts w:ascii="Yu Gothic" w:hAnsi="Yu Gothic" w:eastAsia="Yu Gothic"/>
+          <w:b w:val="0"/>
+          <w:sz w:val="20"/>
+        </w:rPr>
+        <w:t>実績登録画面では、部署別生産予定と連動した対象製品を選択できるようにする。</w:t>
+      </w:r>
+    </w:p>
+    <w:p>
+      <w:pPr>
+        <w:pStyle w:val="ListBullet"/>
+        <w:spacing w:after="60"/>
+        <w:ind w:left="360"/>
+      </w:pPr>
+      <w:r>
+        <w:rPr>
+          <w:rFonts w:ascii="Yu Gothic" w:hAnsi="Yu Gothic" w:eastAsia="Yu Gothic"/>
+          <w:b w:val="0"/>
+          <w:sz w:val="20"/>
+        </w:rPr>
+        <w:t>計量登録画面および計量表出力画面は廃止対象とし、通常導線から外す。</w:t>
       </w:r>
     </w:p>
     <w:p>
@@ -1407,11 +1776,13 @@
       <w:pPr>
         <w:pStyle w:val="ListBullet"/>
         <w:spacing w:after="60"/>
+        <w:ind w:left="360"/>
       </w:pPr>
       <w:r>
         <w:rPr>
-          <w:rFonts w:ascii="Yu Gothic" w:hAnsi="Yu Gothic"/>
-          <w:sz w:val="21"/>
+          <w:rFonts w:ascii="Yu Gothic" w:hAnsi="Yu Gothic" w:eastAsia="Yu Gothic"/>
+          <w:b w:val="0"/>
+          <w:sz w:val="20"/>
         </w:rPr>
         <w:t>現場での入力ミスを防ぐため、数量編集や工程移動時には必要に応じて確認操作を入れる。</w:t>
       </w:r>
@@ -1420,11 +1791,13 @@
       <w:pPr>
         <w:pStyle w:val="ListBullet"/>
         <w:spacing w:after="60"/>
+        <w:ind w:left="360"/>
       </w:pPr>
       <w:r>
         <w:rPr>
-          <w:rFonts w:ascii="Yu Gothic" w:hAnsi="Yu Gothic"/>
-          <w:sz w:val="21"/>
+          <w:rFonts w:ascii="Yu Gothic" w:hAnsi="Yu Gothic" w:eastAsia="Yu Gothic"/>
+          <w:b w:val="0"/>
+          <w:sz w:val="20"/>
         </w:rPr>
         <w:t>ロット移動履歴を後から追跡できるようにする。</w:t>
       </w:r>
@@ -1433,11 +1806,13 @@
       <w:pPr>
         <w:pStyle w:val="ListBullet"/>
         <w:spacing w:after="60"/>
+        <w:ind w:left="360"/>
       </w:pPr>
       <w:r>
         <w:rPr>
-          <w:rFonts w:ascii="Yu Gothic" w:hAnsi="Yu Gothic"/>
-          <w:sz w:val="21"/>
+          <w:rFonts w:ascii="Yu Gothic" w:hAnsi="Yu Gothic" w:eastAsia="Yu Gothic"/>
+          <w:b w:val="0"/>
+          <w:sz w:val="20"/>
         </w:rPr>
         <w:t>既存データとの互換性を考慮し、段階的に移行できる設計にする。</w:t>
       </w:r>
@@ -1446,11 +1821,13 @@
       <w:pPr>
         <w:pStyle w:val="ListBullet"/>
         <w:spacing w:after="60"/>
+        <w:ind w:left="360"/>
       </w:pPr>
       <w:r>
         <w:rPr>
-          <w:rFonts w:ascii="Yu Gothic" w:hAnsi="Yu Gothic"/>
-          <w:sz w:val="21"/>
+          <w:rFonts w:ascii="Yu Gothic" w:hAnsi="Yu Gothic" w:eastAsia="Yu Gothic"/>
+          <w:b w:val="0"/>
+          <w:sz w:val="20"/>
         </w:rPr>
         <w:t>進捗管理画面は、横スクロールや検索操作を含め、現場利用で支障がない応答速度を維持する。</w:t>
       </w:r>
@@ -1467,11 +1844,13 @@
       <w:pPr>
         <w:pStyle w:val="ListBullet"/>
         <w:spacing w:after="60"/>
+        <w:ind w:left="360"/>
       </w:pPr>
       <w:r>
         <w:rPr>
-          <w:rFonts w:ascii="Yu Gothic" w:hAnsi="Yu Gothic"/>
-          <w:sz w:val="21"/>
+          <w:rFonts w:ascii="Yu Gothic" w:hAnsi="Yu Gothic" w:eastAsia="Yu Gothic"/>
+          <w:b w:val="0"/>
+          <w:sz w:val="20"/>
         </w:rPr>
         <w:t>製造実績登録時に、ロットと数量を登録できる。</w:t>
       </w:r>
@@ -1480,11 +1859,13 @@
       <w:pPr>
         <w:pStyle w:val="ListBullet"/>
         <w:spacing w:after="60"/>
+        <w:ind w:left="360"/>
       </w:pPr>
       <w:r>
         <w:rPr>
-          <w:rFonts w:ascii="Yu Gothic" w:hAnsi="Yu Gothic"/>
-          <w:sz w:val="21"/>
+          <w:rFonts w:ascii="Yu Gothic" w:hAnsi="Yu Gothic" w:eastAsia="Yu Gothic"/>
+          <w:b w:val="0"/>
+          <w:sz w:val="20"/>
         </w:rPr>
         <w:t>実績登録完了時に、生産数量だけが次工程へ自動移動する。</w:t>
       </w:r>
@@ -1493,11 +1874,13 @@
       <w:pPr>
         <w:pStyle w:val="ListBullet"/>
         <w:spacing w:after="60"/>
+        <w:ind w:left="360"/>
       </w:pPr>
       <w:r>
         <w:rPr>
-          <w:rFonts w:ascii="Yu Gothic" w:hAnsi="Yu Gothic"/>
-          <w:sz w:val="21"/>
+          <w:rFonts w:ascii="Yu Gothic" w:hAnsi="Yu Gothic" w:eastAsia="Yu Gothic"/>
+          <w:b w:val="0"/>
+          <w:sz w:val="20"/>
         </w:rPr>
         <w:t>次工程へ移動した数量が進捗管理画面の次工程欄に表示される。</w:t>
       </w:r>
@@ -1506,11 +1889,13 @@
       <w:pPr>
         <w:pStyle w:val="ListBullet"/>
         <w:spacing w:after="60"/>
+        <w:ind w:left="360"/>
       </w:pPr>
       <w:r>
         <w:rPr>
-          <w:rFonts w:ascii="Yu Gothic" w:hAnsi="Yu Gothic"/>
-          <w:sz w:val="21"/>
+          <w:rFonts w:ascii="Yu Gothic" w:hAnsi="Yu Gothic" w:eastAsia="Yu Gothic"/>
+          <w:b w:val="0"/>
+          <w:sz w:val="20"/>
         </w:rPr>
         <w:t>元工程の残数量が0の場合、元工程欄が「-」表示になる。</w:t>
       </w:r>
@@ -1519,11 +1904,13 @@
       <w:pPr>
         <w:pStyle w:val="ListBullet"/>
         <w:spacing w:after="60"/>
+        <w:ind w:left="360"/>
       </w:pPr>
       <w:r>
         <w:rPr>
-          <w:rFonts w:ascii="Yu Gothic" w:hAnsi="Yu Gothic"/>
-          <w:sz w:val="21"/>
+          <w:rFonts w:ascii="Yu Gothic" w:hAnsi="Yu Gothic" w:eastAsia="Yu Gothic"/>
+          <w:b w:val="0"/>
+          <w:sz w:val="20"/>
         </w:rPr>
         <w:t>複数ロットがある注番で、ロットごとの仕掛品移動ができる。</w:t>
       </w:r>
@@ -1532,11 +1919,13 @@
       <w:pPr>
         <w:pStyle w:val="ListBullet"/>
         <w:spacing w:after="60"/>
+        <w:ind w:left="360"/>
       </w:pPr>
       <w:r>
         <w:rPr>
-          <w:rFonts w:ascii="Yu Gothic" w:hAnsi="Yu Gothic"/>
-          <w:sz w:val="21"/>
+          <w:rFonts w:ascii="Yu Gothic" w:hAnsi="Yu Gothic" w:eastAsia="Yu Gothic"/>
+          <w:b w:val="0"/>
+          <w:sz w:val="20"/>
         </w:rPr>
         <w:t>納期クリックで実績登録へ遷移し、登録完了後に進捗管理へ戻る。</w:t>
       </w:r>
@@ -1545,11 +1934,13 @@
       <w:pPr>
         <w:pStyle w:val="ListBullet"/>
         <w:spacing w:after="60"/>
+        <w:ind w:left="360"/>
       </w:pPr>
       <w:r>
         <w:rPr>
-          <w:rFonts w:ascii="Yu Gothic" w:hAnsi="Yu Gothic"/>
-          <w:sz w:val="21"/>
+          <w:rFonts w:ascii="Yu Gothic" w:hAnsi="Yu Gothic" w:eastAsia="Yu Gothic"/>
+          <w:b w:val="0"/>
+          <w:sz w:val="20"/>
         </w:rPr>
         <w:t>戻った進捗管理画面に、登録した実績が反映される。</w:t>
       </w:r>
@@ -1558,11 +1949,13 @@
       <w:pPr>
         <w:pStyle w:val="ListBullet"/>
         <w:spacing w:after="60"/>
+        <w:ind w:left="360"/>
       </w:pPr>
       <w:r>
         <w:rPr>
-          <w:rFonts w:ascii="Yu Gothic" w:hAnsi="Yu Gothic"/>
-          <w:sz w:val="21"/>
+          <w:rFonts w:ascii="Yu Gothic" w:hAnsi="Yu Gothic" w:eastAsia="Yu Gothic"/>
+          <w:b w:val="0"/>
+          <w:sz w:val="20"/>
         </w:rPr>
         <w:t>進捗管理画面に、在庫合計から受注数を引いた数量が表示される。</w:t>
       </w:r>
@@ -1571,24 +1964,58 @@
       <w:pPr>
         <w:pStyle w:val="ListBullet"/>
         <w:spacing w:after="60"/>
+        <w:ind w:left="360"/>
       </w:pPr>
       <w:r>
         <w:rPr>
-          <w:rFonts w:ascii="Yu Gothic" w:hAnsi="Yu Gothic"/>
-          <w:sz w:val="21"/>
+          <w:rFonts w:ascii="Yu Gothic" w:hAnsi="Yu Gothic" w:eastAsia="Yu Gothic"/>
+          <w:b w:val="0"/>
+          <w:sz w:val="20"/>
         </w:rPr>
-        <w:t>計量登録画面で、個数自動計算が行われず、数量を手入力できる。</w:t>
+        <w:t>生産予定画面で部署を選択し、部署別の表示内容に切り替えられる。</w:t>
       </w:r>
     </w:p>
     <w:p>
       <w:pPr>
         <w:pStyle w:val="ListBullet"/>
         <w:spacing w:after="60"/>
+        <w:ind w:left="360"/>
       </w:pPr>
       <w:r>
         <w:rPr>
-          <w:rFonts w:ascii="Yu Gothic" w:hAnsi="Yu Gothic"/>
-          <w:sz w:val="21"/>
+          <w:rFonts w:ascii="Yu Gothic" w:hAnsi="Yu Gothic" w:eastAsia="Yu Gothic"/>
+          <w:b w:val="0"/>
+          <w:sz w:val="20"/>
+        </w:rPr>
+        <w:t>実績登録画面で、部署別生産予定に連動した製品選択ができる。</w:t>
+      </w:r>
+    </w:p>
+    <w:p>
+      <w:pPr>
+        <w:pStyle w:val="ListBullet"/>
+        <w:spacing w:after="60"/>
+        <w:ind w:left="360"/>
+      </w:pPr>
+      <w:r>
+        <w:rPr>
+          <w:rFonts w:ascii="Yu Gothic" w:hAnsi="Yu Gothic" w:eastAsia="Yu Gothic"/>
+          <w:b w:val="0"/>
+          <w:sz w:val="20"/>
+        </w:rPr>
+        <w:t>計量登録画面および計量表出力機能が通常運用から廃止されている。</w:t>
+      </w:r>
+    </w:p>
+    <w:p>
+      <w:pPr>
+        <w:pStyle w:val="ListBullet"/>
+        <w:spacing w:after="60"/>
+        <w:ind w:left="360"/>
+      </w:pPr>
+      <w:r>
+        <w:rPr>
+          <w:rFonts w:ascii="Yu Gothic" w:hAnsi="Yu Gothic" w:eastAsia="Yu Gothic"/>
+          <w:b w:val="0"/>
+          <w:sz w:val="20"/>
         </w:rPr>
         <w:t>在庫マスタで得意先を確認できる。</w:t>
       </w:r>
@@ -1597,11 +2024,13 @@
       <w:pPr>
         <w:pStyle w:val="ListBullet"/>
         <w:spacing w:after="60"/>
+        <w:ind w:left="360"/>
       </w:pPr>
       <w:r>
         <w:rPr>
-          <w:rFonts w:ascii="Yu Gothic" w:hAnsi="Yu Gothic"/>
-          <w:sz w:val="21"/>
+          <w:rFonts w:ascii="Yu Gothic" w:hAnsi="Yu Gothic" w:eastAsia="Yu Gothic"/>
+          <w:b w:val="0"/>
+          <w:sz w:val="20"/>
         </w:rPr>
         <w:t>旧ロット管理が注番管理として表示される。</w:t>
       </w:r>
@@ -1610,11 +2039,13 @@
       <w:pPr>
         <w:pStyle w:val="ListBullet"/>
         <w:spacing w:after="60"/>
+        <w:ind w:left="360"/>
       </w:pPr>
       <w:r>
         <w:rPr>
-          <w:rFonts w:ascii="Yu Gothic" w:hAnsi="Yu Gothic"/>
-          <w:sz w:val="21"/>
+          <w:rFonts w:ascii="Yu Gothic" w:hAnsi="Yu Gothic" w:eastAsia="Yu Gothic"/>
+          <w:b w:val="0"/>
+          <w:sz w:val="20"/>
         </w:rPr>
         <w:t>ロット移動履歴を、注番管理のロット詳細で確認できる。</w:t>
       </w:r>
@@ -1631,50 +2062,13 @@
       <w:pPr>
         <w:pStyle w:val="ListBullet"/>
         <w:spacing w:after="60"/>
+        <w:ind w:left="360"/>
       </w:pPr>
       <w:r>
         <w:rPr>
-          <w:rFonts w:ascii="Yu Gothic" w:hAnsi="Yu Gothic"/>
-          <w:sz w:val="21"/>
-        </w:rPr>
-        <w:t>合計欄に含める数量の厳密な定義。現在工程に存在する数量のみか、在庫・引当を含めた総量かを設計時に確定する。</w:t>
-      </w:r>
-    </w:p>
-    <w:p>
-      <w:pPr>
-        <w:pStyle w:val="ListBullet"/>
-        <w:spacing w:after="60"/>
-      </w:pPr>
-      <w:r>
-        <w:rPr>
-          <w:rFonts w:ascii="Yu Gothic" w:hAnsi="Yu Gothic"/>
-          <w:sz w:val="21"/>
-        </w:rPr>
-        <w:t>納期と実績登録の紐づけ単位。注番に複数納期が存在する場合の扱いを設計時に確定する。</w:t>
-      </w:r>
-    </w:p>
-    <w:p>
-      <w:pPr>
-        <w:pStyle w:val="ListBullet"/>
-        <w:spacing w:after="60"/>
-      </w:pPr>
-      <w:r>
-        <w:rPr>
-          <w:rFonts w:ascii="Yu Gothic" w:hAnsi="Yu Gothic"/>
-          <w:sz w:val="21"/>
-        </w:rPr>
-        <w:t>進捗管理画面で直接数値編集した場合の履歴保存方法。</w:t>
-      </w:r>
-    </w:p>
-    <w:p>
-      <w:pPr>
-        <w:pStyle w:val="ListBullet"/>
-        <w:spacing w:after="60"/>
-      </w:pPr>
-      <w:r>
-        <w:rPr>
-          <w:rFonts w:ascii="Yu Gothic" w:hAnsi="Yu Gothic"/>
-          <w:sz w:val="21"/>
+          <w:rFonts w:ascii="Yu Gothic" w:hAnsi="Yu Gothic" w:eastAsia="Yu Gothic"/>
+          <w:b w:val="0"/>
+          <w:sz w:val="20"/>
         </w:rPr>
         <w:t>製造・洗浄を工程マスタ上で統合するか、表示上のみ統合するか。</w:t>
       </w:r>
@@ -1683,32 +2077,66 @@
       <w:pPr>
         <w:pStyle w:val="ListBullet"/>
         <w:spacing w:after="60"/>
+        <w:ind w:left="360"/>
       </w:pPr>
       <w:r>
         <w:rPr>
-          <w:rFonts w:ascii="Yu Gothic" w:hAnsi="Yu Gothic"/>
-          <w:sz w:val="21"/>
+          <w:rFonts w:ascii="Yu Gothic" w:hAnsi="Yu Gothic" w:eastAsia="Yu Gothic"/>
+          <w:b w:val="0"/>
+          <w:sz w:val="20"/>
         </w:rPr>
         <w:t>注番数量を超える生産をどこまで許可するか、および超過分の在庫・引当の扱い。</w:t>
       </w:r>
     </w:p>
     <w:p>
       <w:pPr>
-        <w:pStyle w:val="Heading1"/>
+        <w:pStyle w:val="ListBullet"/>
+        <w:spacing w:after="60"/>
+        <w:ind w:left="360"/>
       </w:pPr>
       <w:r>
-        <w:t>12. 実装前の確認事項</w:t>
+        <w:rPr>
+          <w:rFonts w:ascii="Yu Gothic" w:hAnsi="Yu Gothic" w:eastAsia="Yu Gothic"/>
+          <w:b w:val="0"/>
+          <w:sz w:val="20"/>
+        </w:rPr>
+        <w:t>生産予定の部署別表示で、部署ごとにどの項目・工程を表示するか。</w:t>
       </w:r>
     </w:p>
     <w:p>
       <w:pPr>
         <w:pStyle w:val="ListBullet"/>
         <w:spacing w:after="60"/>
+        <w:ind w:left="360"/>
       </w:pPr>
       <w:r>
         <w:rPr>
-          <w:rFonts w:ascii="Yu Gothic" w:hAnsi="Yu Gothic"/>
-          <w:sz w:val="21"/>
+          <w:rFonts w:ascii="Yu Gothic" w:hAnsi="Yu Gothic" w:eastAsia="Yu Gothic"/>
+          <w:b w:val="0"/>
+          <w:sz w:val="20"/>
+        </w:rPr>
+        <w:t>実績登録の「デイリー予定の製品を選択」で、部署選択を画面内に持つか、生産予定側の選択状態を引き継ぐか。</w:t>
+      </w:r>
+    </w:p>
+    <w:p>
+      <w:pPr>
+        <w:pStyle w:val="Heading1"/>
+      </w:pPr>
+      <w:r>
+        <w:t>12. 確定事項</w:t>
+      </w:r>
+    </w:p>
+    <w:p>
+      <w:pPr>
+        <w:pStyle w:val="ListBullet"/>
+        <w:spacing w:after="60"/>
+        <w:ind w:left="360"/>
+      </w:pPr>
+      <w:r>
+        <w:rPr>
+          <w:rFonts w:ascii="Yu Gothic" w:hAnsi="Yu Gothic" w:eastAsia="Yu Gothic"/>
+          <w:b w:val="0"/>
+          <w:sz w:val="20"/>
         </w:rPr>
         <w:t>進捗管理の合計欄は、全工程の現在数量合計で問題ないか。</w:t>
       </w:r>
@@ -1717,11 +2145,28 @@
       <w:pPr>
         <w:pStyle w:val="ListBullet"/>
         <w:spacing w:after="60"/>
+        <w:ind w:left="619"/>
       </w:pPr>
       <w:r>
         <w:rPr>
-          <w:rFonts w:ascii="Yu Gothic" w:hAnsi="Yu Gothic"/>
-          <w:sz w:val="21"/>
+          <w:rFonts w:ascii="Yu Gothic" w:hAnsi="Yu Gothic" w:eastAsia="Yu Gothic"/>
+          <w:b w:val="0"/>
+          <w:sz w:val="20"/>
+        </w:rPr>
+        <w:t>回答: 問題なし。全工程の現在数量合計を表示する。</w:t>
+      </w:r>
+    </w:p>
+    <w:p>
+      <w:pPr>
+        <w:pStyle w:val="ListBullet"/>
+        <w:spacing w:after="60"/>
+        <w:ind w:left="360"/>
+      </w:pPr>
+      <w:r>
+        <w:rPr>
+          <w:rFonts w:ascii="Yu Gothic" w:hAnsi="Yu Gothic" w:eastAsia="Yu Gothic"/>
+          <w:b w:val="0"/>
+          <w:sz w:val="20"/>
         </w:rPr>
         <w:t>納期クリック時に実績登録へ渡すキーは、post_id、order_no、due_dateのどれを主キーにするか。</w:t>
       </w:r>
@@ -1730,11 +2175,28 @@
       <w:pPr>
         <w:pStyle w:val="ListBullet"/>
         <w:spacing w:after="60"/>
+        <w:ind w:left="619"/>
       </w:pPr>
       <w:r>
         <w:rPr>
-          <w:rFonts w:ascii="Yu Gothic" w:hAnsi="Yu Gothic"/>
-          <w:sz w:val="21"/>
+          <w:rFonts w:ascii="Yu Gothic" w:hAnsi="Yu Gothic" w:eastAsia="Yu Gothic"/>
+          <w:b w:val="0"/>
+          <w:sz w:val="20"/>
+        </w:rPr>
+        <w:t>回答: order_noを使用する。</w:t>
+      </w:r>
+    </w:p>
+    <w:p>
+      <w:pPr>
+        <w:pStyle w:val="ListBullet"/>
+        <w:spacing w:after="60"/>
+        <w:ind w:left="360"/>
+      </w:pPr>
+      <w:r>
+        <w:rPr>
+          <w:rFonts w:ascii="Yu Gothic" w:hAnsi="Yu Gothic" w:eastAsia="Yu Gothic"/>
+          <w:b w:val="0"/>
+          <w:sz w:val="20"/>
         </w:rPr>
         <w:t>直接編集された数量を工程移動履歴に残すか。</w:t>
       </w:r>
@@ -1743,32 +2205,104 @@
       <w:pPr>
         <w:pStyle w:val="ListBullet"/>
         <w:spacing w:after="60"/>
+        <w:ind w:left="619"/>
       </w:pPr>
       <w:r>
         <w:rPr>
-          <w:rFonts w:ascii="Yu Gothic" w:hAnsi="Yu Gothic"/>
-          <w:sz w:val="21"/>
+          <w:rFonts w:ascii="Yu Gothic" w:hAnsi="Yu Gothic" w:eastAsia="Yu Gothic"/>
+          <w:b w:val="0"/>
+          <w:sz w:val="20"/>
         </w:rPr>
-        <w:t>計量登録で重量入力欄を完全に廃止するか、参考値として残すか。</w:t>
+        <w:t>回答: 可能であれば工程移動履歴に残す。</w:t>
       </w:r>
     </w:p>
     <w:p>
       <w:pPr>
-        <w:pStyle w:val="Heading1"/>
+        <w:pStyle w:val="ListBullet"/>
+        <w:spacing w:after="60"/>
+        <w:ind w:left="360"/>
       </w:pPr>
       <w:r>
-        <w:t>13. 次工程</w:t>
+        <w:rPr>
+          <w:rFonts w:ascii="Yu Gothic" w:hAnsi="Yu Gothic" w:eastAsia="Yu Gothic"/>
+          <w:b w:val="0"/>
+          <w:sz w:val="20"/>
+        </w:rPr>
+        <w:t>計量登録と計量表出力は廃止し、数量入力は進捗管理または実績登録で行う。</w:t>
       </w:r>
     </w:p>
     <w:p>
       <w:pPr>
+        <w:pStyle w:val="Heading1"/>
+      </w:pPr>
+      <w:r>
+        <w:t>13. 実装前の確認事項</w:t>
+      </w:r>
+    </w:p>
+    <w:p>
+      <w:pPr>
         <w:pStyle w:val="ListBullet"/>
         <w:spacing w:after="60"/>
+        <w:ind w:left="360"/>
       </w:pPr>
       <w:r>
         <w:rPr>
-          <w:rFonts w:ascii="Yu Gothic" w:hAnsi="Yu Gothic"/>
-          <w:sz w:val="21"/>
+          <w:rFonts w:ascii="Yu Gothic" w:hAnsi="Yu Gothic" w:eastAsia="Yu Gothic"/>
+          <w:b w:val="0"/>
+          <w:sz w:val="20"/>
+        </w:rPr>
+        <w:t>進捗管理画面で直接編集された数量を、どの履歴テーブル・履歴形式で残すか。</w:t>
+      </w:r>
+    </w:p>
+    <w:p>
+      <w:pPr>
+        <w:pStyle w:val="ListBullet"/>
+        <w:spacing w:after="60"/>
+        <w:ind w:left="360"/>
+      </w:pPr>
+      <w:r>
+        <w:rPr>
+          <w:rFonts w:ascii="Yu Gothic" w:hAnsi="Yu Gothic" w:eastAsia="Yu Gothic"/>
+          <w:b w:val="0"/>
+          <w:sz w:val="20"/>
+        </w:rPr>
+        <w:t>生産予定の部署別表示で、部署ごとの表示項目と並び順をどうするか。</w:t>
+      </w:r>
+    </w:p>
+    <w:p>
+      <w:pPr>
+        <w:pStyle w:val="ListBullet"/>
+        <w:spacing w:after="60"/>
+        <w:ind w:left="360"/>
+      </w:pPr>
+      <w:r>
+        <w:rPr>
+          <w:rFonts w:ascii="Yu Gothic" w:hAnsi="Yu Gothic" w:eastAsia="Yu Gothic"/>
+          <w:b w:val="0"/>
+          <w:sz w:val="20"/>
+        </w:rPr>
+        <w:t>実績登録画面で部署別生産予定を選択する際、部署選択を実績登録画面にも置くか。</w:t>
+      </w:r>
+    </w:p>
+    <w:p>
+      <w:pPr>
+        <w:pStyle w:val="Heading1"/>
+      </w:pPr>
+      <w:r>
+        <w:t>14. 次工程</w:t>
+      </w:r>
+    </w:p>
+    <w:p>
+      <w:pPr>
+        <w:pStyle w:val="ListBullet"/>
+        <w:spacing w:after="60"/>
+        <w:ind w:left="360"/>
+      </w:pPr>
+      <w:r>
+        <w:rPr>
+          <w:rFonts w:ascii="Yu Gothic" w:hAnsi="Yu Gothic" w:eastAsia="Yu Gothic"/>
+          <w:b w:val="0"/>
+          <w:sz w:val="20"/>
         </w:rPr>
         <w:t>本要件定義書の確認</w:t>
       </w:r>
@@ -1777,11 +2311,13 @@
       <w:pPr>
         <w:pStyle w:val="ListBullet"/>
         <w:spacing w:after="60"/>
+        <w:ind w:left="360"/>
       </w:pPr>
       <w:r>
         <w:rPr>
-          <w:rFonts w:ascii="Yu Gothic" w:hAnsi="Yu Gothic"/>
-          <w:sz w:val="21"/>
+          <w:rFonts w:ascii="Yu Gothic" w:hAnsi="Yu Gothic" w:eastAsia="Yu Gothic"/>
+          <w:b w:val="0"/>
+          <w:sz w:val="20"/>
         </w:rPr>
         <w:t>システム設計書の作成</w:t>
       </w:r>
@@ -1790,11 +2326,13 @@
       <w:pPr>
         <w:pStyle w:val="ListBullet"/>
         <w:spacing w:after="60"/>
+        <w:ind w:left="360"/>
       </w:pPr>
       <w:r>
         <w:rPr>
-          <w:rFonts w:ascii="Yu Gothic" w:hAnsi="Yu Gothic"/>
-          <w:sz w:val="21"/>
+          <w:rFonts w:ascii="Yu Gothic" w:hAnsi="Yu Gothic" w:eastAsia="Yu Gothic"/>
+          <w:b w:val="0"/>
+          <w:sz w:val="20"/>
         </w:rPr>
         <w:t>DB設計・移行方針の確定</w:t>
       </w:r>
@@ -1803,11 +2341,13 @@
       <w:pPr>
         <w:pStyle w:val="ListBullet"/>
         <w:spacing w:after="60"/>
+        <w:ind w:left="360"/>
       </w:pPr>
       <w:r>
         <w:rPr>
-          <w:rFonts w:ascii="Yu Gothic" w:hAnsi="Yu Gothic"/>
-          <w:sz w:val="21"/>
+          <w:rFonts w:ascii="Yu Gothic" w:hAnsi="Yu Gothic" w:eastAsia="Yu Gothic"/>
+          <w:b w:val="0"/>
+          <w:sz w:val="20"/>
         </w:rPr>
         <w:t>画面設計</w:t>
       </w:r>
@@ -1816,11 +2356,13 @@
       <w:pPr>
         <w:pStyle w:val="ListBullet"/>
         <w:spacing w:after="60"/>
+        <w:ind w:left="360"/>
       </w:pPr>
       <w:r>
         <w:rPr>
-          <w:rFonts w:ascii="Yu Gothic" w:hAnsi="Yu Gothic"/>
-          <w:sz w:val="21"/>
+          <w:rFonts w:ascii="Yu Gothic" w:hAnsi="Yu Gothic" w:eastAsia="Yu Gothic"/>
+          <w:b w:val="0"/>
+          <w:sz w:val="20"/>
         </w:rPr>
         <w:t>実装</w:t>
       </w:r>
@@ -1829,11 +2371,13 @@
       <w:pPr>
         <w:pStyle w:val="ListBullet"/>
         <w:spacing w:after="60"/>
+        <w:ind w:left="360"/>
       </w:pPr>
       <w:r>
         <w:rPr>
-          <w:rFonts w:ascii="Yu Gothic" w:hAnsi="Yu Gothic"/>
-          <w:sz w:val="21"/>
+          <w:rFonts w:ascii="Yu Gothic" w:hAnsi="Yu Gothic" w:eastAsia="Yu Gothic"/>
+          <w:b w:val="0"/>
+          <w:sz w:val="20"/>
         </w:rPr>
         <w:t>単体テスト</w:t>
       </w:r>
@@ -1842,11 +2386,13 @@
       <w:pPr>
         <w:pStyle w:val="ListBullet"/>
         <w:spacing w:after="60"/>
+        <w:ind w:left="360"/>
       </w:pPr>
       <w:r>
         <w:rPr>
-          <w:rFonts w:ascii="Yu Gothic" w:hAnsi="Yu Gothic"/>
-          <w:sz w:val="21"/>
+          <w:rFonts w:ascii="Yu Gothic" w:hAnsi="Yu Gothic" w:eastAsia="Yu Gothic"/>
+          <w:b w:val="0"/>
+          <w:sz w:val="20"/>
         </w:rPr>
         <w:t>結合テスト</w:t>
       </w:r>
@@ -1856,7 +2402,7 @@
         <w:pStyle w:val="Heading1"/>
       </w:pPr>
       <w:r>
-        <w:t>14. 要件対応表</w:t>
+        <w:t>要件対応表</w:t>
       </w:r>
     </w:p>
     <w:tbl>
@@ -1867,12 +2413,55 @@
         <w:tblLook w:firstColumn="1" w:firstRow="1" w:lastColumn="0" w:lastRow="0" w:noHBand="0" w:noVBand="1" w:val="04A0"/>
       </w:tblPr>
       <w:tblGrid>
-        <w:gridCol w:w="2448"/>
-        <w:gridCol w:w="2448"/>
-        <w:gridCol w:w="2448"/>
-        <w:gridCol w:w="2448"/>
+        <w:gridCol w:w="3264"/>
+        <w:gridCol w:w="3264"/>
+        <w:gridCol w:w="3264"/>
       </w:tblGrid>
       <w:tr>
+        <w:tc>
+          <w:tcPr>
+            <w:tcW w:type="dxa" w:w="1584"/>
+            <w:shd w:fill="1F4D78"/>
+            <w:vAlign w:val="center"/>
+          </w:tcPr>
+          <w:p>
+            <w:pPr>
+              <w:spacing w:after="0"/>
+            </w:pPr>
+            <w:r/>
+            <w:r>
+              <w:rPr>
+                <w:rFonts w:ascii="Yu Gothic" w:hAnsi="Yu Gothic" w:eastAsia="Yu Gothic"/>
+                <w:b/>
+                <w:color w:val="FFFFFF"/>
+                <w:sz w:val="20"/>
+              </w:rPr>
+              <w:t>区分</w:t>
+            </w:r>
+          </w:p>
+        </w:tc>
+        <w:tc>
+          <w:tcPr>
+            <w:tcW w:type="dxa" w:w="6048"/>
+            <w:shd w:fill="1F4D78"/>
+            <w:vAlign w:val="center"/>
+          </w:tcPr>
+          <w:p>
+            <w:pPr>
+              <w:spacing w:after="0"/>
+            </w:pPr>
+            <w:r/>
+            <w:r>
+              <w:rPr>
+                <w:rFonts w:ascii="Yu Gothic" w:hAnsi="Yu Gothic" w:eastAsia="Yu Gothic"/>
+                <w:b/>
+                <w:color w:val="FFFFFF"/>
+                <w:sz w:val="20"/>
+              </w:rPr>
+              <w:t>要件</w:t>
+            </w:r>
+          </w:p>
+        </w:tc>
         <w:tc>
           <w:tcPr>
             <w:tcW w:type="dxa" w:w="1512"/>
@@ -1881,83 +2470,17 @@
           </w:tcPr>
           <w:p>
             <w:pPr>
-              <w:jc w:val="left"/>
+              <w:spacing w:after="0"/>
             </w:pPr>
             <w:r/>
             <w:r>
               <w:rPr>
-                <w:rFonts w:ascii="Yu Gothic" w:hAnsi="Yu Gothic"/>
+                <w:rFonts w:ascii="Yu Gothic" w:hAnsi="Yu Gothic" w:eastAsia="Yu Gothic"/>
                 <w:b/>
                 <w:color w:val="FFFFFF"/>
-                <w:sz w:val="21"/>
-              </w:rPr>
-              <w:t>区分</w:t>
-            </w:r>
-          </w:p>
-        </w:tc>
-        <w:tc>
-          <w:tcPr>
-            <w:tcW w:type="dxa" w:w="2880"/>
-            <w:shd w:fill="1F4D78"/>
-            <w:vAlign w:val="center"/>
-          </w:tcPr>
-          <w:p>
-            <w:pPr>
-              <w:jc w:val="left"/>
-            </w:pPr>
-            <w:r/>
-            <w:r>
-              <w:rPr>
-                <w:rFonts w:ascii="Yu Gothic" w:hAnsi="Yu Gothic"/>
-                <w:b/>
-                <w:color w:val="FFFFFF"/>
-                <w:sz w:val="21"/>
-              </w:rPr>
-              <w:t>要件</w:t>
-            </w:r>
-          </w:p>
-        </w:tc>
-        <w:tc>
-          <w:tcPr>
-            <w:tcW w:type="dxa" w:w="1872"/>
-            <w:shd w:fill="1F4D78"/>
-            <w:vAlign w:val="center"/>
-          </w:tcPr>
-          <w:p>
-            <w:pPr>
-              <w:jc w:val="left"/>
-            </w:pPr>
-            <w:r/>
-            <w:r>
-              <w:rPr>
-                <w:rFonts w:ascii="Yu Gothic" w:hAnsi="Yu Gothic"/>
-                <w:b/>
-                <w:color w:val="FFFFFF"/>
-                <w:sz w:val="21"/>
+                <w:sz w:val="20"/>
               </w:rPr>
               <w:t>優先度</w:t>
-            </w:r>
-          </w:p>
-        </w:tc>
-        <w:tc>
-          <w:tcPr>
-            <w:tcW w:type="dxa" w:w="3096"/>
-            <w:shd w:fill="1F4D78"/>
-            <w:vAlign w:val="center"/>
-          </w:tcPr>
-          <w:p>
-            <w:pPr>
-              <w:jc w:val="left"/>
-            </w:pPr>
-            <w:r/>
-            <w:r>
-              <w:rPr>
-                <w:rFonts w:ascii="Yu Gothic" w:hAnsi="Yu Gothic"/>
-                <w:b/>
-                <w:color w:val="FFFFFF"/>
-                <w:sz w:val="21"/>
-              </w:rPr>
-              <w:t>備考</w:t>
             </w:r>
           </w:p>
         </w:tc>
@@ -1965,19 +2488,205 @@
       <w:tr>
         <w:tc>
           <w:tcPr>
+            <w:tcW w:type="dxa" w:w="1584"/>
+            <w:vAlign w:val="center"/>
+          </w:tcPr>
+          <w:p>
+            <w:pPr>
+              <w:spacing w:after="0"/>
+            </w:pPr>
+            <w:r/>
+            <w:r>
+              <w:rPr>
+                <w:rFonts w:ascii="Yu Gothic" w:hAnsi="Yu Gothic" w:eastAsia="Yu Gothic"/>
+                <w:b w:val="0"/>
+                <w:sz w:val="20"/>
+              </w:rPr>
+              <w:t>廃止</w:t>
+            </w:r>
+          </w:p>
+        </w:tc>
+        <w:tc>
+          <w:tcPr>
+            <w:tcW w:type="dxa" w:w="6048"/>
+            <w:vAlign w:val="center"/>
+          </w:tcPr>
+          <w:p>
+            <w:pPr>
+              <w:spacing w:after="0"/>
+            </w:pPr>
+            <w:r/>
+            <w:r>
+              <w:rPr>
+                <w:rFonts w:ascii="Yu Gothic" w:hAnsi="Yu Gothic" w:eastAsia="Yu Gothic"/>
+                <w:b w:val="0"/>
+                <w:sz w:val="20"/>
+              </w:rPr>
+              <w:t>計量登録・計量表出力を廃止し、進捗管理または実績登録へ入力を集約する</w:t>
+            </w:r>
+          </w:p>
+        </w:tc>
+        <w:tc>
+          <w:tcPr>
             <w:tcW w:type="dxa" w:w="1512"/>
             <w:vAlign w:val="center"/>
           </w:tcPr>
           <w:p>
             <w:pPr>
-              <w:jc w:val="left"/>
+              <w:spacing w:after="0"/>
             </w:pPr>
             <w:r/>
             <w:r>
               <w:rPr>
-                <w:rFonts w:ascii="Yu Gothic" w:hAnsi="Yu Gothic"/>
+                <w:rFonts w:ascii="Yu Gothic" w:hAnsi="Yu Gothic" w:eastAsia="Yu Gothic"/>
                 <w:b w:val="0"/>
-                <w:sz w:val="21"/>
+                <w:sz w:val="20"/>
+              </w:rPr>
+              <w:t>Must</w:t>
+            </w:r>
+          </w:p>
+        </w:tc>
+      </w:tr>
+      <w:tr>
+        <w:tc>
+          <w:tcPr>
+            <w:tcW w:type="dxa" w:w="1584"/>
+            <w:vAlign w:val="center"/>
+          </w:tcPr>
+          <w:p>
+            <w:pPr>
+              <w:spacing w:after="0"/>
+            </w:pPr>
+            <w:r/>
+            <w:r>
+              <w:rPr>
+                <w:rFonts w:ascii="Yu Gothic" w:hAnsi="Yu Gothic" w:eastAsia="Yu Gothic"/>
+                <w:b w:val="0"/>
+                <w:sz w:val="20"/>
+              </w:rPr>
+              <w:t>生産予定</w:t>
+            </w:r>
+          </w:p>
+        </w:tc>
+        <w:tc>
+          <w:tcPr>
+            <w:tcW w:type="dxa" w:w="6048"/>
+            <w:vAlign w:val="center"/>
+          </w:tcPr>
+          <w:p>
+            <w:pPr>
+              <w:spacing w:after="0"/>
+            </w:pPr>
+            <w:r/>
+            <w:r>
+              <w:rPr>
+                <w:rFonts w:ascii="Yu Gothic" w:hAnsi="Yu Gothic" w:eastAsia="Yu Gothic"/>
+                <w:b w:val="0"/>
+                <w:sz w:val="20"/>
+              </w:rPr>
+              <w:t>製造G、品質管理G、梱包出荷Gをプルダウンで切り替える</w:t>
+            </w:r>
+          </w:p>
+        </w:tc>
+        <w:tc>
+          <w:tcPr>
+            <w:tcW w:type="dxa" w:w="1512"/>
+            <w:vAlign w:val="center"/>
+          </w:tcPr>
+          <w:p>
+            <w:pPr>
+              <w:spacing w:after="0"/>
+            </w:pPr>
+            <w:r/>
+            <w:r>
+              <w:rPr>
+                <w:rFonts w:ascii="Yu Gothic" w:hAnsi="Yu Gothic" w:eastAsia="Yu Gothic"/>
+                <w:b w:val="0"/>
+                <w:sz w:val="20"/>
+              </w:rPr>
+              <w:t>Must</w:t>
+            </w:r>
+          </w:p>
+        </w:tc>
+      </w:tr>
+      <w:tr>
+        <w:tc>
+          <w:tcPr>
+            <w:tcW w:type="dxa" w:w="1584"/>
+            <w:vAlign w:val="center"/>
+          </w:tcPr>
+          <w:p>
+            <w:pPr>
+              <w:spacing w:after="0"/>
+            </w:pPr>
+            <w:r/>
+            <w:r>
+              <w:rPr>
+                <w:rFonts w:ascii="Yu Gothic" w:hAnsi="Yu Gothic" w:eastAsia="Yu Gothic"/>
+                <w:b w:val="0"/>
+                <w:sz w:val="20"/>
+              </w:rPr>
+              <w:t>実績登録</w:t>
+            </w:r>
+          </w:p>
+        </w:tc>
+        <w:tc>
+          <w:tcPr>
+            <w:tcW w:type="dxa" w:w="6048"/>
+            <w:vAlign w:val="center"/>
+          </w:tcPr>
+          <w:p>
+            <w:pPr>
+              <w:spacing w:after="0"/>
+            </w:pPr>
+            <w:r/>
+            <w:r>
+              <w:rPr>
+                <w:rFonts w:ascii="Yu Gothic" w:hAnsi="Yu Gothic" w:eastAsia="Yu Gothic"/>
+                <w:b w:val="0"/>
+                <w:sz w:val="20"/>
+              </w:rPr>
+              <w:t>部署別生産予定と連動して対象製品を選択できるようにする</w:t>
+            </w:r>
+          </w:p>
+        </w:tc>
+        <w:tc>
+          <w:tcPr>
+            <w:tcW w:type="dxa" w:w="1512"/>
+            <w:vAlign w:val="center"/>
+          </w:tcPr>
+          <w:p>
+            <w:pPr>
+              <w:spacing w:after="0"/>
+            </w:pPr>
+            <w:r/>
+            <w:r>
+              <w:rPr>
+                <w:rFonts w:ascii="Yu Gothic" w:hAnsi="Yu Gothic" w:eastAsia="Yu Gothic"/>
+                <w:b w:val="0"/>
+                <w:sz w:val="20"/>
+              </w:rPr>
+              <w:t>Should</w:t>
+            </w:r>
+          </w:p>
+        </w:tc>
+      </w:tr>
+      <w:tr>
+        <w:tc>
+          <w:tcPr>
+            <w:tcW w:type="dxa" w:w="1584"/>
+            <w:vAlign w:val="center"/>
+          </w:tcPr>
+          <w:p>
+            <w:pPr>
+              <w:spacing w:after="0"/>
+            </w:pPr>
+            <w:r/>
+            <w:r>
+              <w:rPr>
+                <w:rFonts w:ascii="Yu Gothic" w:hAnsi="Yu Gothic" w:eastAsia="Yu Gothic"/>
+                <w:b w:val="0"/>
+                <w:sz w:val="20"/>
               </w:rPr>
               <w:t>進捗管理</w:t>
             </w:r>
@@ -1985,61 +2694,41 @@
         </w:tc>
         <w:tc>
           <w:tcPr>
-            <w:tcW w:type="dxa" w:w="2880"/>
+            <w:tcW w:type="dxa" w:w="6048"/>
             <w:vAlign w:val="center"/>
           </w:tcPr>
           <w:p>
             <w:pPr>
-              <w:jc w:val="left"/>
+              <w:spacing w:after="0"/>
             </w:pPr>
             <w:r/>
             <w:r>
               <w:rPr>
-                <w:rFonts w:ascii="Yu Gothic" w:hAnsi="Yu Gothic"/>
+                <w:rFonts w:ascii="Yu Gothic" w:hAnsi="Yu Gothic" w:eastAsia="Yu Gothic"/>
                 <w:b w:val="0"/>
-                <w:sz w:val="21"/>
+                <w:sz w:val="20"/>
               </w:rPr>
-              <w:t>次工程へ移動済みの数量を表示し、元工程は「-」表示にする</w:t>
+              <w:t>合計欄は全工程の現在数量合計とする</w:t>
             </w:r>
           </w:p>
         </w:tc>
         <w:tc>
           <w:tcPr>
-            <w:tcW w:type="dxa" w:w="1872"/>
+            <w:tcW w:type="dxa" w:w="1512"/>
             <w:vAlign w:val="center"/>
           </w:tcPr>
           <w:p>
             <w:pPr>
-              <w:jc w:val="left"/>
+              <w:spacing w:after="0"/>
             </w:pPr>
             <w:r/>
             <w:r>
               <w:rPr>
-                <w:rFonts w:ascii="Yu Gothic" w:hAnsi="Yu Gothic"/>
+                <w:rFonts w:ascii="Yu Gothic" w:hAnsi="Yu Gothic" w:eastAsia="Yu Gothic"/>
                 <w:b w:val="0"/>
-                <w:sz w:val="21"/>
+                <w:sz w:val="20"/>
               </w:rPr>
               <w:t>Must</w:t>
-            </w:r>
-          </w:p>
-        </w:tc>
-        <w:tc>
-          <w:tcPr>
-            <w:tcW w:type="dxa" w:w="3096"/>
-            <w:vAlign w:val="center"/>
-          </w:tcPr>
-          <w:p>
-            <w:pPr>
-              <w:jc w:val="left"/>
-            </w:pPr>
-            <w:r/>
-            <w:r>
-              <w:rPr>
-                <w:rFonts w:ascii="Yu Gothic" w:hAnsi="Yu Gothic"/>
-                <w:b w:val="0"/>
-                <w:sz w:val="21"/>
-              </w:rPr>
-              <w:t>ロット別現在数量を基準にする</w:t>
             </w:r>
           </w:p>
         </w:tc>
@@ -2047,81 +2736,61 @@
       <w:tr>
         <w:tc>
           <w:tcPr>
+            <w:tcW w:type="dxa" w:w="1584"/>
+            <w:vAlign w:val="center"/>
+          </w:tcPr>
+          <w:p>
+            <w:pPr>
+              <w:spacing w:after="0"/>
+            </w:pPr>
+            <w:r/>
+            <w:r>
+              <w:rPr>
+                <w:rFonts w:ascii="Yu Gothic" w:hAnsi="Yu Gothic" w:eastAsia="Yu Gothic"/>
+                <w:b w:val="0"/>
+                <w:sz w:val="20"/>
+              </w:rPr>
+              <w:t>実績登録</w:t>
+            </w:r>
+          </w:p>
+        </w:tc>
+        <w:tc>
+          <w:tcPr>
+            <w:tcW w:type="dxa" w:w="6048"/>
+            <w:vAlign w:val="center"/>
+          </w:tcPr>
+          <w:p>
+            <w:pPr>
+              <w:spacing w:after="0"/>
+            </w:pPr>
+            <w:r/>
+            <w:r>
+              <w:rPr>
+                <w:rFonts w:ascii="Yu Gothic" w:hAnsi="Yu Gothic" w:eastAsia="Yu Gothic"/>
+                <w:b w:val="0"/>
+                <w:sz w:val="20"/>
+              </w:rPr>
+              <w:t>納期クリック時に渡すキーはorder_noとする</w:t>
+            </w:r>
+          </w:p>
+        </w:tc>
+        <w:tc>
+          <w:tcPr>
             <w:tcW w:type="dxa" w:w="1512"/>
             <w:vAlign w:val="center"/>
           </w:tcPr>
           <w:p>
             <w:pPr>
-              <w:jc w:val="left"/>
+              <w:spacing w:after="0"/>
             </w:pPr>
             <w:r/>
             <w:r>
               <w:rPr>
-                <w:rFonts w:ascii="Yu Gothic" w:hAnsi="Yu Gothic"/>
+                <w:rFonts w:ascii="Yu Gothic" w:hAnsi="Yu Gothic" w:eastAsia="Yu Gothic"/>
                 <w:b w:val="0"/>
-                <w:sz w:val="21"/>
-              </w:rPr>
-              <w:t>進捗管理</w:t>
-            </w:r>
-          </w:p>
-        </w:tc>
-        <w:tc>
-          <w:tcPr>
-            <w:tcW w:type="dxa" w:w="2880"/>
-            <w:vAlign w:val="center"/>
-          </w:tcPr>
-          <w:p>
-            <w:pPr>
-              <w:jc w:val="left"/>
-            </w:pPr>
-            <w:r/>
-            <w:r>
-              <w:rPr>
-                <w:rFonts w:ascii="Yu Gothic" w:hAnsi="Yu Gothic"/>
-                <w:b w:val="0"/>
-                <w:sz w:val="21"/>
-              </w:rPr>
-              <w:t>受注数量の右に納期を表示する</w:t>
-            </w:r>
-          </w:p>
-        </w:tc>
-        <w:tc>
-          <w:tcPr>
-            <w:tcW w:type="dxa" w:w="1872"/>
-            <w:vAlign w:val="center"/>
-          </w:tcPr>
-          <w:p>
-            <w:pPr>
-              <w:jc w:val="left"/>
-            </w:pPr>
-            <w:r/>
-            <w:r>
-              <w:rPr>
-                <w:rFonts w:ascii="Yu Gothic" w:hAnsi="Yu Gothic"/>
-                <w:b w:val="0"/>
-                <w:sz w:val="21"/>
+                <w:sz w:val="20"/>
               </w:rPr>
               <w:t>Must</w:t>
-            </w:r>
-          </w:p>
-        </w:tc>
-        <w:tc>
-          <w:tcPr>
-            <w:tcW w:type="dxa" w:w="3096"/>
-            <w:vAlign w:val="center"/>
-          </w:tcPr>
-          <w:p>
-            <w:pPr>
-              <w:jc w:val="left"/>
-            </w:pPr>
-            <w:r/>
-            <w:r>
-              <w:rPr>
-                <w:rFonts w:ascii="Yu Gothic" w:hAnsi="Yu Gothic"/>
-                <w:b w:val="0"/>
-                <w:sz w:val="21"/>
-              </w:rPr>
-              <w:t>納期クリックで実績登録へ遷移</w:t>
             </w:r>
           </w:p>
         </w:tc>
@@ -2129,86 +2798,44 @@
       <w:tr>
         <w:tc>
           <w:tcPr>
-            <w:tcW w:type="dxa" w:w="1512"/>
+            <w:tcW w:type="dxa" w:w="1584"/>
             <w:vAlign w:val="center"/>
           </w:tcPr>
           <w:p>
             <w:pPr>
-              <w:jc w:val="left"/>
+              <w:spacing w:after="0"/>
             </w:pPr>
             <w:r/>
             <w:r>
               <w:rPr>
-                <w:rFonts w:ascii="Yu Gothic" w:hAnsi="Yu Gothic"/>
+                <w:rFonts w:ascii="Yu Gothic" w:hAnsi="Yu Gothic" w:eastAsia="Yu Gothic"/>
                 <w:b w:val="0"/>
-                <w:sz w:val="21"/>
+                <w:sz w:val="20"/>
               </w:rPr>
-              <w:t>進捗管理</w:t>
+              <w:t>履歴</w:t>
             </w:r>
           </w:p>
         </w:tc>
         <w:tc>
           <w:tcPr>
-            <w:tcW w:type="dxa" w:w="2880"/>
+            <w:tcW w:type="dxa" w:w="6048"/>
             <w:vAlign w:val="center"/>
           </w:tcPr>
           <w:p>
             <w:pPr>
-              <w:jc w:val="left"/>
+              <w:spacing w:after="0"/>
             </w:pPr>
             <w:r/>
             <w:r>
               <w:rPr>
-                <w:rFonts w:ascii="Yu Gothic" w:hAnsi="Yu Gothic"/>
+                <w:rFonts w:ascii="Yu Gothic" w:hAnsi="Yu Gothic" w:eastAsia="Yu Gothic"/>
                 <w:b w:val="0"/>
-                <w:sz w:val="21"/>
+                <w:sz w:val="20"/>
               </w:rPr>
-              <w:t>在庫合計から受注数を引いた数量を表示する</w:t>
+              <w:t>直接編集された数量は可能であれば工程移動履歴に残す</w:t>
             </w:r>
           </w:p>
         </w:tc>
-        <w:tc>
-          <w:tcPr>
-            <w:tcW w:type="dxa" w:w="1872"/>
-            <w:vAlign w:val="center"/>
-          </w:tcPr>
-          <w:p>
-            <w:pPr>
-              <w:jc w:val="left"/>
-            </w:pPr>
-            <w:r/>
-            <w:r>
-              <w:rPr>
-                <w:rFonts w:ascii="Yu Gothic" w:hAnsi="Yu Gothic"/>
-                <w:b w:val="0"/>
-                <w:sz w:val="21"/>
-              </w:rPr>
-              <w:t>Must</w:t>
-            </w:r>
-          </w:p>
-        </w:tc>
-        <w:tc>
-          <w:tcPr>
-            <w:tcW w:type="dxa" w:w="3096"/>
-            <w:vAlign w:val="center"/>
-          </w:tcPr>
-          <w:p>
-            <w:pPr>
-              <w:jc w:val="left"/>
-            </w:pPr>
-            <w:r/>
-            <w:r>
-              <w:rPr>
-                <w:rFonts w:ascii="Yu Gothic" w:hAnsi="Yu Gothic"/>
-                <w:b w:val="0"/>
-                <w:sz w:val="21"/>
-              </w:rPr>
-              <w:t>項目名は設計時に確定</w:t>
-            </w:r>
-          </w:p>
-        </w:tc>
-      </w:tr>
-      <w:tr>
         <w:tc>
           <w:tcPr>
             <w:tcW w:type="dxa" w:w="1512"/>
@@ -2216,240 +2843,16 @@
           </w:tcPr>
           <w:p>
             <w:pPr>
-              <w:jc w:val="left"/>
+              <w:spacing w:after="0"/>
             </w:pPr>
             <w:r/>
             <w:r>
               <w:rPr>
-                <w:rFonts w:ascii="Yu Gothic" w:hAnsi="Yu Gothic"/>
+                <w:rFonts w:ascii="Yu Gothic" w:hAnsi="Yu Gothic" w:eastAsia="Yu Gothic"/>
                 <w:b w:val="0"/>
-                <w:sz w:val="21"/>
+                <w:sz w:val="20"/>
               </w:rPr>
-              <w:t>実績登録</w:t>
-            </w:r>
-          </w:p>
-        </w:tc>
-        <w:tc>
-          <w:tcPr>
-            <w:tcW w:type="dxa" w:w="2880"/>
-            <w:vAlign w:val="center"/>
-          </w:tcPr>
-          <w:p>
-            <w:pPr>
-              <w:jc w:val="left"/>
-            </w:pPr>
-            <w:r/>
-            <w:r>
-              <w:rPr>
-                <w:rFonts w:ascii="Yu Gothic" w:hAnsi="Yu Gothic"/>
-                <w:b w:val="0"/>
-                <w:sz w:val="21"/>
-              </w:rPr>
-              <w:t>工程移動対象は生産数量のみとする</w:t>
-            </w:r>
-          </w:p>
-        </w:tc>
-        <w:tc>
-          <w:tcPr>
-            <w:tcW w:type="dxa" w:w="1872"/>
-            <w:vAlign w:val="center"/>
-          </w:tcPr>
-          <w:p>
-            <w:pPr>
-              <w:jc w:val="left"/>
-            </w:pPr>
-            <w:r/>
-            <w:r>
-              <w:rPr>
-                <w:rFonts w:ascii="Yu Gothic" w:hAnsi="Yu Gothic"/>
-                <w:b w:val="0"/>
-                <w:sz w:val="21"/>
-              </w:rPr>
-              <w:t>Must</w:t>
-            </w:r>
-          </w:p>
-        </w:tc>
-        <w:tc>
-          <w:tcPr>
-            <w:tcW w:type="dxa" w:w="3096"/>
-            <w:vAlign w:val="center"/>
-          </w:tcPr>
-          <w:p>
-            <w:pPr>
-              <w:jc w:val="left"/>
-            </w:pPr>
-            <w:r/>
-            <w:r>
-              <w:rPr>
-                <w:rFonts w:ascii="Yu Gothic" w:hAnsi="Yu Gothic"/>
-                <w:b w:val="0"/>
-                <w:sz w:val="21"/>
-              </w:rPr>
-              <w:t>重量・換算値は対象外</w:t>
-            </w:r>
-          </w:p>
-        </w:tc>
-      </w:tr>
-      <w:tr>
-        <w:tc>
-          <w:tcPr>
-            <w:tcW w:type="dxa" w:w="1512"/>
-            <w:vAlign w:val="center"/>
-          </w:tcPr>
-          <w:p>
-            <w:pPr>
-              <w:jc w:val="left"/>
-            </w:pPr>
-            <w:r/>
-            <w:r>
-              <w:rPr>
-                <w:rFonts w:ascii="Yu Gothic" w:hAnsi="Yu Gothic"/>
-                <w:b w:val="0"/>
-                <w:sz w:val="21"/>
-              </w:rPr>
-              <w:t>実績登録</w:t>
-            </w:r>
-          </w:p>
-        </w:tc>
-        <w:tc>
-          <w:tcPr>
-            <w:tcW w:type="dxa" w:w="2880"/>
-            <w:vAlign w:val="center"/>
-          </w:tcPr>
-          <w:p>
-            <w:pPr>
-              <w:jc w:val="left"/>
-            </w:pPr>
-            <w:r/>
-            <w:r>
-              <w:rPr>
-                <w:rFonts w:ascii="Yu Gothic" w:hAnsi="Yu Gothic"/>
-                <w:b w:val="0"/>
-                <w:sz w:val="21"/>
-              </w:rPr>
-              <w:t>登録完了後に進捗管理へ戻り、最新状態を表示する</w:t>
-            </w:r>
-          </w:p>
-        </w:tc>
-        <w:tc>
-          <w:tcPr>
-            <w:tcW w:type="dxa" w:w="1872"/>
-            <w:vAlign w:val="center"/>
-          </w:tcPr>
-          <w:p>
-            <w:pPr>
-              <w:jc w:val="left"/>
-            </w:pPr>
-            <w:r/>
-            <w:r>
-              <w:rPr>
-                <w:rFonts w:ascii="Yu Gothic" w:hAnsi="Yu Gothic"/>
-                <w:b w:val="0"/>
-                <w:sz w:val="21"/>
-              </w:rPr>
-              <w:t>Must</w:t>
-            </w:r>
-          </w:p>
-        </w:tc>
-        <w:tc>
-          <w:tcPr>
-            <w:tcW w:type="dxa" w:w="3096"/>
-            <w:vAlign w:val="center"/>
-          </w:tcPr>
-          <w:p>
-            <w:pPr>
-              <w:jc w:val="left"/>
-            </w:pPr>
-            <w:r/>
-            <w:r>
-              <w:rPr>
-                <w:rFonts w:ascii="Yu Gothic" w:hAnsi="Yu Gothic"/>
-                <w:b w:val="0"/>
-                <w:sz w:val="21"/>
-              </w:rPr>
-              <w:t>戻り時に再取得</w:t>
-            </w:r>
-          </w:p>
-        </w:tc>
-      </w:tr>
-      <w:tr>
-        <w:tc>
-          <w:tcPr>
-            <w:tcW w:type="dxa" w:w="1512"/>
-            <w:vAlign w:val="center"/>
-          </w:tcPr>
-          <w:p>
-            <w:pPr>
-              <w:jc w:val="left"/>
-            </w:pPr>
-            <w:r/>
-            <w:r>
-              <w:rPr>
-                <w:rFonts w:ascii="Yu Gothic" w:hAnsi="Yu Gothic"/>
-                <w:b w:val="0"/>
-                <w:sz w:val="21"/>
-              </w:rPr>
-              <w:t>計量登録</w:t>
-            </w:r>
-          </w:p>
-        </w:tc>
-        <w:tc>
-          <w:tcPr>
-            <w:tcW w:type="dxa" w:w="2880"/>
-            <w:vAlign w:val="center"/>
-          </w:tcPr>
-          <w:p>
-            <w:pPr>
-              <w:jc w:val="left"/>
-            </w:pPr>
-            <w:r/>
-            <w:r>
-              <w:rPr>
-                <w:rFonts w:ascii="Yu Gothic" w:hAnsi="Yu Gothic"/>
-                <w:b w:val="0"/>
-                <w:sz w:val="21"/>
-              </w:rPr>
-              <w:t>個数自動計算を廃止し数量手入力にする</w:t>
-            </w:r>
-          </w:p>
-        </w:tc>
-        <w:tc>
-          <w:tcPr>
-            <w:tcW w:type="dxa" w:w="1872"/>
-            <w:vAlign w:val="center"/>
-          </w:tcPr>
-          <w:p>
-            <w:pPr>
-              <w:jc w:val="left"/>
-            </w:pPr>
-            <w:r/>
-            <w:r>
-              <w:rPr>
-                <w:rFonts w:ascii="Yu Gothic" w:hAnsi="Yu Gothic"/>
-                <w:b w:val="0"/>
-                <w:sz w:val="21"/>
-              </w:rPr>
-              <w:t>Must</w:t>
-            </w:r>
-          </w:p>
-        </w:tc>
-        <w:tc>
-          <w:tcPr>
-            <w:tcW w:type="dxa" w:w="3096"/>
-            <w:vAlign w:val="center"/>
-          </w:tcPr>
-          <w:p>
-            <w:pPr>
-              <w:jc w:val="left"/>
-            </w:pPr>
-            <w:r/>
-            <w:r>
-              <w:rPr>
-                <w:rFonts w:ascii="Yu Gothic" w:hAnsi="Yu Gothic"/>
-                <w:b w:val="0"/>
-                <w:sz w:val="21"/>
-              </w:rPr>
-              <w:t>入力値を確定数量とする</w:t>
+              <w:t>Should</w:t>
             </w:r>
           </w:p>
         </w:tc>
@@ -2457,7 +2860,7 @@
     </w:tbl>
     <w:sectPr>
       <w:pgSz w:w="12240" w:h="15840"/>
-      <w:pgMar w:top="1152" w:right="1224" w:bottom="1152" w:left="1224" w:header="720" w:footer="720" w:gutter="0"/>
+      <w:pgMar w:top="1152" w:right="1224" w:bottom="1080" w:left="1224" w:header="720" w:footer="720" w:gutter="0"/>
       <w:cols w:space="720"/>
       <w:docGrid w:linePitch="360"/>
     </w:sectPr>
@@ -2828,6 +3231,9 @@
     <w:name w:val="Normal"/>
     <w:qFormat/>
     <w:rsid w:val="00FC693F"/>
+    <w:pPr>
+      <w:spacing w:after="100" w:line="264" w:lineRule="auto"/>
+    </w:pPr>
     <w:rPr>
       <w:rFonts w:ascii="Yu Gothic" w:hAnsi="Yu Gothic"/>
       <w:sz w:val="21"/>
@@ -2888,7 +3294,7 @@
     <w:pPr>
       <w:keepNext/>
       <w:keepLines/>
-      <w:spacing w:before="200" w:after="100"/>
+      <w:spacing w:before="240" w:after="120"/>
       <w:outlineLvl w:val="0"/>
     </w:pPr>
     <w:rPr>
@@ -2912,7 +3318,7 @@
     <w:pPr>
       <w:keepNext/>
       <w:keepLines/>
-      <w:spacing w:before="200" w:after="100"/>
+      <w:spacing w:before="180" w:after="80"/>
       <w:outlineLvl w:val="1"/>
     </w:pPr>
     <w:rPr>
@@ -2936,7 +3342,7 @@
     <w:pPr>
       <w:keepNext/>
       <w:keepLines/>
-      <w:spacing w:before="200" w:after="100"/>
+      <w:spacing w:before="140" w:after="60"/>
       <w:outlineLvl w:val="2"/>
     </w:pPr>
     <w:rPr>
